--- a/rapports/2026-06-06/EQ25/EQ25_sup_v2/DR_032202050007/56-00-84-80.docx
+++ b/rapports/2026-06-06/EQ25/EQ25_sup_v2/DR_032202050007/56-00-84-80.docx
@@ -297,7 +297,7 @@
           <w:color w:val="1F6FEB"/>
           <w:sz w:val="22"/>
         </w:rPr>
-        <w:t>⚠ INCOHÉRENCES À CORRIGER (95)</w:t>
+        <w:t>⚠ INCOHÉRENCES À CORRIGER (83)</w:t>
       </w:r>
     </w:p>
     <w:tbl>
@@ -544,7 +544,7 @@
                 <w:color w:val="16A34A"/>
                 <w:sz w:val="16"/>
               </w:rPr>
-              <w:t>—</w:t>
+              <w:t>s01q32, s01q36, s01q38, s04q37_modif, s02q33, s02q34, s01q00b</w:t>
             </w:r>
           </w:p>
         </w:tc>
@@ -575,7 +575,7 @@
                 <w:i w:val="0"/>
                 <w:sz w:val="17"/>
               </w:rPr>
-              <w:t>Incohérence!!! seulement les écoles privées paient les frais de scolarité (y compris les frais d'inscription).</w:t>
+              <w:t>Peu probable!!! Vu l'âge (17 ans) de AWA DIAGNE ou l'année à laquelle AWA DIAGNE a fréquenté l'école pour la dernière fois (.) le dernier diplome de AWA DIAGNE ne peut être le Certificat d'études primaires (CEP), prière de corriger cette incohérence ou confirmer avec le QG.</w:t>
             </w:r>
           </w:p>
         </w:tc>
@@ -665,7 +665,7 @@
                 <w:i w:val="0"/>
                 <w:sz w:val="17"/>
               </w:rPr>
-              <w:t>Peu probable!!! Vu l'âge (17 ans) de AWA DIAGNE ou l'année à laquelle AWA DIAGNE a fréquenté l'école pour la dernière fois (.) le dernier diplome de AWA DIAGNE ne peut être le Certificat d'études primaires (CEP), prière de corriger cette incohérence ou confirmer avec le QG.</w:t>
+              <w:t>Peu probable!!! Vu l'âge (18 ans) de MAME DIARRA DIAGNE ou l'année à laquelle MAME DIARRA DIAGNE a fréquenté l'école pour la dernière fois (.) le dernier diplome de MAME DIARRA DIAGNE ne peut être le Certificat d'études primaires (CEP), prière de corriger cette incohérence ou confirmer avec le QG.</w:t>
             </w:r>
           </w:p>
         </w:tc>
@@ -698,6 +698,1356 @@
                 <w:i w:val="0"/>
                 <w:sz w:val="16"/>
               </w:rPr>
+              <w:t>S03</w:t>
+              <w:br/>
+            </w:r>
+            <w:r>
+              <w:rPr>
+                <w:b w:val="0"/>
+                <w:i w:val="0"/>
+                <w:color w:val="64748B"/>
+                <w:sz w:val="14"/>
+              </w:rPr>
+              <w:t>Santé</w:t>
+            </w:r>
+          </w:p>
+        </w:tc>
+        <w:tc>
+          <w:tcPr>
+            <w:tcW w:type="dxa" w:w="1531"/>
+          </w:tcPr>
+          <w:p>
+            <w:r>
+              <w:rPr>
+                <w:b/>
+                <w:i w:val="0"/>
+                <w:color w:val="16A34A"/>
+                <w:sz w:val="16"/>
+              </w:rPr>
+              <w:t>—</w:t>
+            </w:r>
+          </w:p>
+        </w:tc>
+        <w:tc>
+          <w:tcPr>
+            <w:tcW w:type="dxa" w:w="1191"/>
+          </w:tcPr>
+          <w:p>
+            <w:r>
+              <w:rPr>
+                <w:b w:val="0"/>
+                <w:i w:val="0"/>
+                <w:color w:val="64748B"/>
+                <w:sz w:val="16"/>
+              </w:rPr>
+              <w:t>GT-CQ</w:t>
+            </w:r>
+          </w:p>
+        </w:tc>
+        <w:tc>
+          <w:tcPr>
+            <w:tcW w:type="dxa" w:w="4706"/>
+          </w:tcPr>
+          <w:p>
+            <w:r>
+              <w:rPr>
+                <w:b w:val="0"/>
+                <w:i w:val="0"/>
+                <w:sz w:val="17"/>
+              </w:rPr>
+              <w:t>Incohérent !!! IBRA DIAGNE s'est consulté la première fois pour cette maladie (Problème de tension) chez un médecin généraliste et vous dites que  IBRA DIAGNE n'est pas concerné par le montant des frais de consultation d'un médecin généraliste (3.14=9999).</w:t>
+            </w:r>
+          </w:p>
+        </w:tc>
+      </w:tr>
+      <w:tr>
+        <w:tc>
+          <w:tcPr>
+            <w:tcW w:type="dxa" w:w="964"/>
+          </w:tcPr>
+          <w:p>
+            <w:r>
+              <w:rPr>
+                <w:b/>
+                <w:i w:val="0"/>
+                <w:color w:val="DC2626"/>
+                <w:sz w:val="16"/>
+              </w:rPr>
+              <w:t>Haute</w:t>
+            </w:r>
+          </w:p>
+        </w:tc>
+        <w:tc>
+          <w:tcPr>
+            <w:tcW w:type="dxa" w:w="1247"/>
+          </w:tcPr>
+          <w:p>
+            <w:r>
+              <w:rPr>
+                <w:b/>
+                <w:i w:val="0"/>
+                <w:sz w:val="16"/>
+              </w:rPr>
+              <w:t>S03</w:t>
+              <w:br/>
+            </w:r>
+            <w:r>
+              <w:rPr>
+                <w:b w:val="0"/>
+                <w:i w:val="0"/>
+                <w:color w:val="64748B"/>
+                <w:sz w:val="14"/>
+              </w:rPr>
+              <w:t>Santé</w:t>
+            </w:r>
+          </w:p>
+        </w:tc>
+        <w:tc>
+          <w:tcPr>
+            <w:tcW w:type="dxa" w:w="1531"/>
+          </w:tcPr>
+          <w:p>
+            <w:r>
+              <w:rPr>
+                <w:b/>
+                <w:i w:val="0"/>
+                <w:color w:val="16A34A"/>
+                <w:sz w:val="16"/>
+              </w:rPr>
+              <w:t>—</w:t>
+            </w:r>
+          </w:p>
+        </w:tc>
+        <w:tc>
+          <w:tcPr>
+            <w:tcW w:type="dxa" w:w="1191"/>
+          </w:tcPr>
+          <w:p>
+            <w:r>
+              <w:rPr>
+                <w:b w:val="0"/>
+                <w:i w:val="0"/>
+                <w:color w:val="64748B"/>
+                <w:sz w:val="16"/>
+              </w:rPr>
+              <w:t>GT-CQ</w:t>
+            </w:r>
+          </w:p>
+        </w:tc>
+        <w:tc>
+          <w:tcPr>
+            <w:tcW w:type="dxa" w:w="4706"/>
+          </w:tcPr>
+          <w:p>
+            <w:r>
+              <w:rPr>
+                <w:b w:val="0"/>
+                <w:i w:val="0"/>
+                <w:sz w:val="17"/>
+              </w:rPr>
+              <w:t>Prière de verifier cette incohérence auprès de l'enquêté ou confirmer.</w:t>
+            </w:r>
+          </w:p>
+        </w:tc>
+      </w:tr>
+      <w:tr>
+        <w:tc>
+          <w:tcPr>
+            <w:tcW w:type="dxa" w:w="964"/>
+          </w:tcPr>
+          <w:p>
+            <w:r>
+              <w:rPr>
+                <w:b/>
+                <w:i w:val="0"/>
+                <w:color w:val="DC2626"/>
+                <w:sz w:val="16"/>
+              </w:rPr>
+              <w:t>Haute</w:t>
+            </w:r>
+          </w:p>
+        </w:tc>
+        <w:tc>
+          <w:tcPr>
+            <w:tcW w:type="dxa" w:w="1247"/>
+          </w:tcPr>
+          <w:p>
+            <w:r>
+              <w:rPr>
+                <w:b/>
+                <w:i w:val="0"/>
+                <w:sz w:val="16"/>
+              </w:rPr>
+              <w:t>S03</w:t>
+              <w:br/>
+            </w:r>
+            <w:r>
+              <w:rPr>
+                <w:b w:val="0"/>
+                <w:i w:val="0"/>
+                <w:color w:val="64748B"/>
+                <w:sz w:val="14"/>
+              </w:rPr>
+              <w:t>Santé</w:t>
+            </w:r>
+          </w:p>
+        </w:tc>
+        <w:tc>
+          <w:tcPr>
+            <w:tcW w:type="dxa" w:w="1531"/>
+          </w:tcPr>
+          <w:p>
+            <w:r>
+              <w:rPr>
+                <w:b/>
+                <w:i w:val="0"/>
+                <w:color w:val="16A34A"/>
+                <w:sz w:val="16"/>
+              </w:rPr>
+              <w:t>s03q14, s03q15, s03q17, s03q18, s03q19, s03q20, s03q21</w:t>
+            </w:r>
+          </w:p>
+        </w:tc>
+        <w:tc>
+          <w:tcPr>
+            <w:tcW w:type="dxa" w:w="1191"/>
+          </w:tcPr>
+          <w:p>
+            <w:r>
+              <w:rPr>
+                <w:b w:val="0"/>
+                <w:i w:val="0"/>
+                <w:color w:val="64748B"/>
+                <w:sz w:val="16"/>
+              </w:rPr>
+              <w:t>GT-CQ</w:t>
+            </w:r>
+          </w:p>
+        </w:tc>
+        <w:tc>
+          <w:tcPr>
+            <w:tcW w:type="dxa" w:w="4706"/>
+          </w:tcPr>
+          <w:p>
+            <w:r>
+              <w:rPr>
+                <w:b w:val="0"/>
+                <w:i w:val="0"/>
+                <w:sz w:val="17"/>
+              </w:rPr>
+              <w:t>Incoherence!!! IBRAHIMA DIAGNE a consulté dans un service de santé ou un guérisseur au cours des 3 derniers mois sans hospitalisation (3.13=Oui) mais la depense liée à cette consultation est nulle 0 ou ne sait pas partout dans les questions (s03q14 s03q15 s03q17 s03q18 s03q19 s03q20 s03q21).</w:t>
+            </w:r>
+          </w:p>
+        </w:tc>
+      </w:tr>
+      <w:tr>
+        <w:tc>
+          <w:tcPr>
+            <w:tcW w:type="dxa" w:w="964"/>
+          </w:tcPr>
+          <w:p>
+            <w:r>
+              <w:rPr>
+                <w:b/>
+                <w:i w:val="0"/>
+                <w:color w:val="DC2626"/>
+                <w:sz w:val="16"/>
+              </w:rPr>
+              <w:t>Haute</w:t>
+            </w:r>
+          </w:p>
+        </w:tc>
+        <w:tc>
+          <w:tcPr>
+            <w:tcW w:type="dxa" w:w="1247"/>
+          </w:tcPr>
+          <w:p>
+            <w:r>
+              <w:rPr>
+                <w:b/>
+                <w:i w:val="0"/>
+                <w:sz w:val="16"/>
+              </w:rPr>
+              <w:t>S07</w:t>
+              <w:br/>
+            </w:r>
+            <w:r>
+              <w:rPr>
+                <w:b w:val="0"/>
+                <w:i w:val="0"/>
+                <w:color w:val="64748B"/>
+                <w:sz w:val="14"/>
+              </w:rPr>
+              <w:t>Consommation alimentaire</w:t>
+            </w:r>
+          </w:p>
+        </w:tc>
+        <w:tc>
+          <w:tcPr>
+            <w:tcW w:type="dxa" w:w="1531"/>
+          </w:tcPr>
+          <w:p>
+            <w:r>
+              <w:rPr>
+                <w:b/>
+                <w:i w:val="0"/>
+                <w:color w:val="16A34A"/>
+                <w:sz w:val="16"/>
+              </w:rPr>
+              <w:t>s00q27, s01q03a, s01q03b, s01q03c, s02q04, s03q14, s04q15, s04q16</w:t>
+            </w:r>
+          </w:p>
+        </w:tc>
+        <w:tc>
+          <w:tcPr>
+            <w:tcW w:type="dxa" w:w="1191"/>
+          </w:tcPr>
+          <w:p>
+            <w:r>
+              <w:rPr>
+                <w:b w:val="0"/>
+                <w:i w:val="0"/>
+                <w:color w:val="64748B"/>
+                <w:sz w:val="16"/>
+              </w:rPr>
+              <w:t>GT-CQ</w:t>
+            </w:r>
+          </w:p>
+        </w:tc>
+        <w:tc>
+          <w:tcPr>
+            <w:tcW w:type="dxa" w:w="4706"/>
+          </w:tcPr>
+          <w:p>
+            <w:r>
+              <w:rPr>
+                <w:b w:val="0"/>
+                <w:i w:val="0"/>
+                <w:sz w:val="17"/>
+              </w:rPr>
+              <w:t>Incohérence!! Dans ce ménage, chaque individus consomme par jour .5017143 Kg  de cereale; Prière de vérifier les quantités prises des produits cérealiers (de Riz local Gambiaka à Autres semoules de céréales) auprès du ménage ou confirmer avec le QG.</w:t>
+            </w:r>
+          </w:p>
+        </w:tc>
+      </w:tr>
+      <w:tr>
+        <w:tc>
+          <w:tcPr>
+            <w:tcW w:type="dxa" w:w="964"/>
+          </w:tcPr>
+          <w:p>
+            <w:r>
+              <w:rPr>
+                <w:b/>
+                <w:i w:val="0"/>
+                <w:color w:val="DC2626"/>
+                <w:sz w:val="16"/>
+              </w:rPr>
+              <w:t>Haute</w:t>
+            </w:r>
+          </w:p>
+        </w:tc>
+        <w:tc>
+          <w:tcPr>
+            <w:tcW w:type="dxa" w:w="1247"/>
+          </w:tcPr>
+          <w:p>
+            <w:r>
+              <w:rPr>
+                <w:b/>
+                <w:i w:val="0"/>
+                <w:sz w:val="16"/>
+              </w:rPr>
+              <w:t>S11</w:t>
+              <w:br/>
+            </w:r>
+            <w:r>
+              <w:rPr>
+                <w:b w:val="0"/>
+                <w:i w:val="0"/>
+                <w:color w:val="64748B"/>
+                <w:sz w:val="14"/>
+              </w:rPr>
+              <w:t>Logement / cadre de vie</w:t>
+            </w:r>
+          </w:p>
+        </w:tc>
+        <w:tc>
+          <w:tcPr>
+            <w:tcW w:type="dxa" w:w="1531"/>
+          </w:tcPr>
+          <w:p>
+            <w:r>
+              <w:rPr>
+                <w:b/>
+                <w:i w:val="0"/>
+                <w:color w:val="16A34A"/>
+                <w:sz w:val="16"/>
+              </w:rPr>
+              <w:t>s01q07, s01q08, s02q20, s02q22, s03q07, s02q29, s04q19, s13q02</w:t>
+            </w:r>
+          </w:p>
+        </w:tc>
+        <w:tc>
+          <w:tcPr>
+            <w:tcW w:type="dxa" w:w="1191"/>
+          </w:tcPr>
+          <w:p>
+            <w:r>
+              <w:rPr>
+                <w:b w:val="0"/>
+                <w:i w:val="0"/>
+                <w:color w:val="64748B"/>
+                <w:sz w:val="16"/>
+              </w:rPr>
+              <w:t>GT-CQ</w:t>
+            </w:r>
+          </w:p>
+        </w:tc>
+        <w:tc>
+          <w:tcPr>
+            <w:tcW w:type="dxa" w:w="4706"/>
+          </w:tcPr>
+          <w:p>
+            <w:r>
+              <w:rPr>
+                <w:b w:val="0"/>
+                <w:i w:val="0"/>
+                <w:sz w:val="17"/>
+              </w:rPr>
+              <w:t>Avertissement!! Le montant supporté (50000 FCFA) par le ménage pour cette source d’énergie (Bois de chauffe) à DIOURBEL Rural au cours des 30 derniers jours semble incoherent, prière de confirmer ou corriger.</w:t>
+            </w:r>
+          </w:p>
+        </w:tc>
+      </w:tr>
+      <w:tr>
+        <w:tc>
+          <w:tcPr>
+            <w:tcW w:type="dxa" w:w="964"/>
+          </w:tcPr>
+          <w:p>
+            <w:r>
+              <w:rPr>
+                <w:b/>
+                <w:i w:val="0"/>
+                <w:color w:val="DC2626"/>
+                <w:sz w:val="16"/>
+              </w:rPr>
+              <w:t>Haute</w:t>
+            </w:r>
+          </w:p>
+        </w:tc>
+        <w:tc>
+          <w:tcPr>
+            <w:tcW w:type="dxa" w:w="1247"/>
+          </w:tcPr>
+          <w:p>
+            <w:r>
+              <w:rPr>
+                <w:b/>
+                <w:i w:val="0"/>
+                <w:sz w:val="16"/>
+              </w:rPr>
+              <w:t>S11</w:t>
+              <w:br/>
+            </w:r>
+            <w:r>
+              <w:rPr>
+                <w:b w:val="0"/>
+                <w:i w:val="0"/>
+                <w:color w:val="64748B"/>
+                <w:sz w:val="14"/>
+              </w:rPr>
+              <w:t>Logement / cadre de vie</w:t>
+            </w:r>
+          </w:p>
+        </w:tc>
+        <w:tc>
+          <w:tcPr>
+            <w:tcW w:type="dxa" w:w="1531"/>
+          </w:tcPr>
+          <w:p>
+            <w:r>
+              <w:rPr>
+                <w:b/>
+                <w:i w:val="0"/>
+                <w:color w:val="16A34A"/>
+                <w:sz w:val="16"/>
+              </w:rPr>
+              <w:t>—</w:t>
+            </w:r>
+          </w:p>
+        </w:tc>
+        <w:tc>
+          <w:tcPr>
+            <w:tcW w:type="dxa" w:w="1191"/>
+          </w:tcPr>
+          <w:p>
+            <w:r>
+              <w:rPr>
+                <w:b w:val="0"/>
+                <w:i w:val="0"/>
+                <w:color w:val="64748B"/>
+                <w:sz w:val="16"/>
+              </w:rPr>
+              <w:t>GT-CQ</w:t>
+            </w:r>
+          </w:p>
+        </w:tc>
+        <w:tc>
+          <w:tcPr>
+            <w:tcW w:type="dxa" w:w="4706"/>
+          </w:tcPr>
+          <w:p>
+            <w:r>
+              <w:rPr>
+                <w:b w:val="0"/>
+                <w:i w:val="0"/>
+                <w:sz w:val="17"/>
+              </w:rPr>
+              <w:t>Incoherence!! Le ménage a depensé .</w:t>
+            </w:r>
+          </w:p>
+        </w:tc>
+      </w:tr>
+      <w:tr>
+        <w:tc>
+          <w:tcPr>
+            <w:tcW w:type="dxa" w:w="964"/>
+          </w:tcPr>
+          <w:p>
+            <w:r>
+              <w:rPr>
+                <w:b/>
+                <w:i w:val="0"/>
+                <w:color w:val="DC2626"/>
+                <w:sz w:val="16"/>
+              </w:rPr>
+              <w:t>Haute</w:t>
+            </w:r>
+          </w:p>
+        </w:tc>
+        <w:tc>
+          <w:tcPr>
+            <w:tcW w:type="dxa" w:w="1247"/>
+          </w:tcPr>
+          <w:p>
+            <w:r>
+              <w:rPr>
+                <w:b/>
+                <w:i w:val="0"/>
+                <w:sz w:val="16"/>
+              </w:rPr>
+              <w:t>S11</w:t>
+              <w:br/>
+            </w:r>
+            <w:r>
+              <w:rPr>
+                <w:b w:val="0"/>
+                <w:i w:val="0"/>
+                <w:color w:val="64748B"/>
+                <w:sz w:val="14"/>
+              </w:rPr>
+              <w:t>Logement / cadre de vie</w:t>
+            </w:r>
+          </w:p>
+        </w:tc>
+        <w:tc>
+          <w:tcPr>
+            <w:tcW w:type="dxa" w:w="1531"/>
+          </w:tcPr>
+          <w:p>
+            <w:r>
+              <w:rPr>
+                <w:b/>
+                <w:i w:val="0"/>
+                <w:color w:val="16A34A"/>
+                <w:sz w:val="16"/>
+              </w:rPr>
+              <w:t>s01q29, s01q31, s04q24, s00q04, s11q21, s09fq03, s09fq011</w:t>
+            </w:r>
+          </w:p>
+        </w:tc>
+        <w:tc>
+          <w:tcPr>
+            <w:tcW w:type="dxa" w:w="1191"/>
+          </w:tcPr>
+          <w:p>
+            <w:r>
+              <w:rPr>
+                <w:b w:val="0"/>
+                <w:i w:val="0"/>
+                <w:color w:val="64748B"/>
+                <w:sz w:val="16"/>
+              </w:rPr>
+              <w:t>GT-CQ</w:t>
+            </w:r>
+          </w:p>
+        </w:tc>
+        <w:tc>
+          <w:tcPr>
+            <w:tcW w:type="dxa" w:w="4706"/>
+          </w:tcPr>
+          <w:p>
+            <w:r>
+              <w:rPr>
+                <w:b w:val="0"/>
+                <w:i w:val="0"/>
+                <w:sz w:val="17"/>
+              </w:rPr>
+              <w:t>FCFA dans Frais de connexion au réseau de distribution d'eau mais dit ne pas être connecté à un réseau d'eau courante, prière de corriger cette incoherence</w:t>
+            </w:r>
+          </w:p>
+        </w:tc>
+      </w:tr>
+      <w:tr>
+        <w:tc>
+          <w:tcPr>
+            <w:tcW w:type="dxa" w:w="964"/>
+          </w:tcPr>
+          <w:p>
+            <w:r>
+              <w:rPr>
+                <w:b/>
+                <w:i w:val="0"/>
+                <w:color w:val="DC2626"/>
+                <w:sz w:val="16"/>
+              </w:rPr>
+              <w:t>Haute</w:t>
+            </w:r>
+          </w:p>
+        </w:tc>
+        <w:tc>
+          <w:tcPr>
+            <w:tcW w:type="dxa" w:w="1247"/>
+          </w:tcPr>
+          <w:p>
+            <w:r>
+              <w:rPr>
+                <w:b/>
+                <w:i w:val="0"/>
+                <w:sz w:val="16"/>
+              </w:rPr>
+              <w:t>S16</w:t>
+              <w:br/>
+            </w:r>
+            <w:r>
+              <w:rPr>
+                <w:b w:val="0"/>
+                <w:i w:val="0"/>
+                <w:color w:val="64748B"/>
+                <w:sz w:val="14"/>
+              </w:rPr>
+              <w:t>Agriculture</w:t>
+            </w:r>
+          </w:p>
+        </w:tc>
+        <w:tc>
+          <w:tcPr>
+            <w:tcW w:type="dxa" w:w="1531"/>
+          </w:tcPr>
+          <w:p>
+            <w:r>
+              <w:rPr>
+                <w:b/>
+                <w:i w:val="0"/>
+                <w:color w:val="16A34A"/>
+                <w:sz w:val="16"/>
+              </w:rPr>
+              <w:t>s16dq05a, s16dq05c</w:t>
+            </w:r>
+          </w:p>
+        </w:tc>
+        <w:tc>
+          <w:tcPr>
+            <w:tcW w:type="dxa" w:w="1191"/>
+          </w:tcPr>
+          <w:p>
+            <w:r>
+              <w:rPr>
+                <w:b w:val="0"/>
+                <w:i w:val="0"/>
+                <w:color w:val="64748B"/>
+                <w:sz w:val="16"/>
+              </w:rPr>
+              <w:t>GT-CQ</w:t>
+            </w:r>
+          </w:p>
+        </w:tc>
+        <w:tc>
+          <w:tcPr>
+            <w:tcW w:type="dxa" w:w="4706"/>
+          </w:tcPr>
+          <w:p>
+            <w:r>
+              <w:rPr>
+                <w:b w:val="0"/>
+                <w:i w:val="0"/>
+                <w:sz w:val="17"/>
+              </w:rPr>
+              <w:t>La quantité de s16dq05a estimée en Kg est incohérente avec la prise dans la question s16dq05c, prière de bien estimer et mettre la valeur exacte.</w:t>
+            </w:r>
+          </w:p>
+        </w:tc>
+      </w:tr>
+      <w:tr>
+        <w:tc>
+          <w:tcPr>
+            <w:tcW w:type="dxa" w:w="964"/>
+          </w:tcPr>
+          <w:p>
+            <w:r>
+              <w:rPr>
+                <w:b/>
+                <w:i w:val="0"/>
+                <w:color w:val="DC2626"/>
+                <w:sz w:val="16"/>
+              </w:rPr>
+              <w:t>Haute</w:t>
+            </w:r>
+          </w:p>
+        </w:tc>
+        <w:tc>
+          <w:tcPr>
+            <w:tcW w:type="dxa" w:w="1247"/>
+          </w:tcPr>
+          <w:p>
+            <w:r>
+              <w:rPr>
+                <w:b/>
+                <w:i w:val="0"/>
+                <w:sz w:val="16"/>
+              </w:rPr>
+              <w:t>S16</w:t>
+              <w:br/>
+            </w:r>
+            <w:r>
+              <w:rPr>
+                <w:b w:val="0"/>
+                <w:i w:val="0"/>
+                <w:color w:val="64748B"/>
+                <w:sz w:val="14"/>
+              </w:rPr>
+              <w:t>Agriculture</w:t>
+            </w:r>
+          </w:p>
+        </w:tc>
+        <w:tc>
+          <w:tcPr>
+            <w:tcW w:type="dxa" w:w="1531"/>
+          </w:tcPr>
+          <w:p>
+            <w:r>
+              <w:rPr>
+                <w:b/>
+                <w:i w:val="0"/>
+                <w:color w:val="16A34A"/>
+                <w:sz w:val="16"/>
+              </w:rPr>
+              <w:t>s00q07a, s00q08, s00q10, s00q13_0, s00q15_0, s00q17_0, s00q23a, s00q23b</w:t>
+            </w:r>
+          </w:p>
+        </w:tc>
+        <w:tc>
+          <w:tcPr>
+            <w:tcW w:type="dxa" w:w="1191"/>
+          </w:tcPr>
+          <w:p>
+            <w:r>
+              <w:rPr>
+                <w:b w:val="0"/>
+                <w:i w:val="0"/>
+                <w:color w:val="64748B"/>
+                <w:sz w:val="16"/>
+              </w:rPr>
+              <w:t>GT-CQ</w:t>
+            </w:r>
+          </w:p>
+        </w:tc>
+        <w:tc>
+          <w:tcPr>
+            <w:tcW w:type="dxa" w:w="4706"/>
+          </w:tcPr>
+          <w:p>
+            <w:r>
+              <w:rPr>
+                <w:b w:val="0"/>
+                <w:i w:val="0"/>
+                <w:sz w:val="17"/>
+              </w:rPr>
+              <w:t>La somme des quantités consommées (0 kg), des quantités offertes (0 kg),  des quantités vendus (2 kg) et des quantités en stock (100 kg) depasse la quantité totale (2 kg) que le ménage a eu après la recolte de Oseille , prière de corriger cette incoherence.</w:t>
+            </w:r>
+          </w:p>
+        </w:tc>
+      </w:tr>
+      <w:tr>
+        <w:tc>
+          <w:tcPr>
+            <w:tcW w:type="dxa" w:w="964"/>
+          </w:tcPr>
+          <w:p>
+            <w:r>
+              <w:rPr>
+                <w:b/>
+                <w:i w:val="0"/>
+                <w:color w:val="EA580C"/>
+                <w:sz w:val="16"/>
+              </w:rPr>
+              <w:t>Moyenne</w:t>
+            </w:r>
+          </w:p>
+        </w:tc>
+        <w:tc>
+          <w:tcPr>
+            <w:tcW w:type="dxa" w:w="1247"/>
+          </w:tcPr>
+          <w:p>
+            <w:r>
+              <w:rPr>
+                <w:b/>
+                <w:i w:val="0"/>
+                <w:sz w:val="16"/>
+              </w:rPr>
+              <w:t>S00</w:t>
+              <w:br/>
+            </w:r>
+            <w:r>
+              <w:rPr>
+                <w:b w:val="0"/>
+                <w:i w:val="0"/>
+                <w:color w:val="64748B"/>
+                <w:sz w:val="14"/>
+              </w:rPr>
+              <w:t>Identification</w:t>
+            </w:r>
+          </w:p>
+        </w:tc>
+        <w:tc>
+          <w:tcPr>
+            <w:tcW w:type="dxa" w:w="1531"/>
+          </w:tcPr>
+          <w:p>
+            <w:r>
+              <w:rPr>
+                <w:b/>
+                <w:i w:val="0"/>
+                <w:color w:val="16A34A"/>
+                <w:sz w:val="16"/>
+              </w:rPr>
+              <w:t>s00q07a, s00q08, s00q10, s00q13_0, s00q15_0, s00q17_0, s00q23a, s00q23b</w:t>
+            </w:r>
+          </w:p>
+        </w:tc>
+        <w:tc>
+          <w:tcPr>
+            <w:tcW w:type="dxa" w:w="1191"/>
+          </w:tcPr>
+          <w:p>
+            <w:r>
+              <w:rPr>
+                <w:b w:val="0"/>
+                <w:i w:val="0"/>
+                <w:color w:val="64748B"/>
+                <w:sz w:val="16"/>
+              </w:rPr>
+              <w:t>GT-CQ</w:t>
+            </w:r>
+          </w:p>
+        </w:tc>
+        <w:tc>
+          <w:tcPr>
+            <w:tcW w:type="dxa" w:w="4706"/>
+          </w:tcPr>
+          <w:p>
+            <w:r>
+              <w:rPr>
+                <w:b w:val="0"/>
+                <w:i w:val="0"/>
+                <w:sz w:val="17"/>
+              </w:rPr>
+              <w:t>Prière de renseigner toutes les informations du ménage dans la section 0 avant d'entamer les autres informations.</w:t>
+            </w:r>
+          </w:p>
+        </w:tc>
+      </w:tr>
+      <w:tr>
+        <w:tc>
+          <w:tcPr>
+            <w:tcW w:type="dxa" w:w="964"/>
+          </w:tcPr>
+          <w:p>
+            <w:r>
+              <w:rPr>
+                <w:b/>
+                <w:i w:val="0"/>
+                <w:color w:val="EA580C"/>
+                <w:sz w:val="16"/>
+              </w:rPr>
+              <w:t>Moyenne</w:t>
+            </w:r>
+          </w:p>
+        </w:tc>
+        <w:tc>
+          <w:tcPr>
+            <w:tcW w:type="dxa" w:w="1247"/>
+          </w:tcPr>
+          <w:p>
+            <w:r>
+              <w:rPr>
+                <w:b/>
+                <w:i w:val="0"/>
+                <w:sz w:val="16"/>
+              </w:rPr>
+              <w:t>S00</w:t>
+              <w:br/>
+            </w:r>
+            <w:r>
+              <w:rPr>
+                <w:b w:val="0"/>
+                <w:i w:val="0"/>
+                <w:color w:val="64748B"/>
+                <w:sz w:val="14"/>
+              </w:rPr>
+              <w:t>Identification</w:t>
+            </w:r>
+          </w:p>
+        </w:tc>
+        <w:tc>
+          <w:tcPr>
+            <w:tcW w:type="dxa" w:w="1531"/>
+          </w:tcPr>
+          <w:p>
+            <w:r>
+              <w:rPr>
+                <w:b/>
+                <w:i w:val="0"/>
+                <w:color w:val="16A34A"/>
+                <w:sz w:val="16"/>
+              </w:rPr>
+              <w:t>—</w:t>
+            </w:r>
+          </w:p>
+        </w:tc>
+        <w:tc>
+          <w:tcPr>
+            <w:tcW w:type="dxa" w:w="1191"/>
+          </w:tcPr>
+          <w:p>
+            <w:r>
+              <w:rPr>
+                <w:b w:val="0"/>
+                <w:i w:val="0"/>
+                <w:color w:val="64748B"/>
+                <w:sz w:val="16"/>
+              </w:rPr>
+              <w:t>GT-CQ</w:t>
+            </w:r>
+          </w:p>
+        </w:tc>
+        <w:tc>
+          <w:tcPr>
+            <w:tcW w:type="dxa" w:w="4706"/>
+          </w:tcPr>
+          <w:p>
+            <w:r>
+              <w:rPr>
+                <w:b w:val="0"/>
+                <w:i w:val="0"/>
+                <w:sz w:val="17"/>
+              </w:rPr>
+              <w:t>Il est obligatoire de prendre les coordonnées Gps avant d'administrer le questionnaire.</w:t>
+            </w:r>
+          </w:p>
+        </w:tc>
+      </w:tr>
+      <w:tr>
+        <w:tc>
+          <w:tcPr>
+            <w:tcW w:type="dxa" w:w="964"/>
+          </w:tcPr>
+          <w:p>
+            <w:r>
+              <w:rPr>
+                <w:b/>
+                <w:i w:val="0"/>
+                <w:color w:val="EA580C"/>
+                <w:sz w:val="16"/>
+              </w:rPr>
+              <w:t>Moyenne</w:t>
+            </w:r>
+          </w:p>
+        </w:tc>
+        <w:tc>
+          <w:tcPr>
+            <w:tcW w:type="dxa" w:w="1247"/>
+          </w:tcPr>
+          <w:p>
+            <w:r>
+              <w:rPr>
+                <w:b/>
+                <w:i w:val="0"/>
+                <w:sz w:val="16"/>
+              </w:rPr>
+              <w:t>S00</w:t>
+              <w:br/>
+            </w:r>
+            <w:r>
+              <w:rPr>
+                <w:b w:val="0"/>
+                <w:i w:val="0"/>
+                <w:color w:val="64748B"/>
+                <w:sz w:val="14"/>
+              </w:rPr>
+              <w:t>Identification</w:t>
+            </w:r>
+          </w:p>
+        </w:tc>
+        <w:tc>
+          <w:tcPr>
+            <w:tcW w:type="dxa" w:w="1531"/>
+          </w:tcPr>
+          <w:p>
+            <w:r>
+              <w:rPr>
+                <w:b/>
+                <w:i w:val="0"/>
+                <w:color w:val="16A34A"/>
+                <w:sz w:val="16"/>
+              </w:rPr>
+              <w:t>—</w:t>
+            </w:r>
+          </w:p>
+        </w:tc>
+        <w:tc>
+          <w:tcPr>
+            <w:tcW w:type="dxa" w:w="1191"/>
+          </w:tcPr>
+          <w:p>
+            <w:r>
+              <w:rPr>
+                <w:b w:val="0"/>
+                <w:i w:val="0"/>
+                <w:color w:val="64748B"/>
+                <w:sz w:val="16"/>
+              </w:rPr>
+              <w:t>GT-CQ</w:t>
+            </w:r>
+          </w:p>
+        </w:tc>
+        <w:tc>
+          <w:tcPr>
+            <w:tcW w:type="dxa" w:w="4706"/>
+          </w:tcPr>
+          <w:p>
+            <w:r>
+              <w:rPr>
+                <w:b w:val="0"/>
+                <w:i w:val="0"/>
+                <w:sz w:val="17"/>
+              </w:rPr>
+              <w:t>Prière de prendre les coordonnées GPS.</w:t>
+            </w:r>
+          </w:p>
+        </w:tc>
+      </w:tr>
+      <w:tr>
+        <w:tc>
+          <w:tcPr>
+            <w:tcW w:type="dxa" w:w="964"/>
+          </w:tcPr>
+          <w:p>
+            <w:r>
+              <w:rPr>
+                <w:b/>
+                <w:i w:val="0"/>
+                <w:color w:val="EA580C"/>
+                <w:sz w:val="16"/>
+              </w:rPr>
+              <w:t>Moyenne</w:t>
+            </w:r>
+          </w:p>
+        </w:tc>
+        <w:tc>
+          <w:tcPr>
+            <w:tcW w:type="dxa" w:w="1247"/>
+          </w:tcPr>
+          <w:p>
+            <w:r>
+              <w:rPr>
+                <w:b/>
+                <w:i w:val="0"/>
+                <w:sz w:val="16"/>
+              </w:rPr>
+              <w:t>S00</w:t>
+              <w:br/>
+            </w:r>
+            <w:r>
+              <w:rPr>
+                <w:b w:val="0"/>
+                <w:i w:val="0"/>
+                <w:color w:val="64748B"/>
+                <w:sz w:val="14"/>
+              </w:rPr>
+              <w:t>Identification</w:t>
+            </w:r>
+          </w:p>
+        </w:tc>
+        <w:tc>
+          <w:tcPr>
+            <w:tcW w:type="dxa" w:w="1531"/>
+          </w:tcPr>
+          <w:p>
+            <w:r>
+              <w:rPr>
+                <w:b/>
+                <w:i w:val="0"/>
+                <w:color w:val="16A34A"/>
+                <w:sz w:val="16"/>
+              </w:rPr>
+              <w:t>—</w:t>
+            </w:r>
+          </w:p>
+        </w:tc>
+        <w:tc>
+          <w:tcPr>
+            <w:tcW w:type="dxa" w:w="1191"/>
+          </w:tcPr>
+          <w:p>
+            <w:r>
+              <w:rPr>
+                <w:b w:val="0"/>
+                <w:i w:val="0"/>
+                <w:color w:val="64748B"/>
+                <w:sz w:val="16"/>
+              </w:rPr>
+              <w:t>GT-CQ</w:t>
+            </w:r>
+          </w:p>
+        </w:tc>
+        <w:tc>
+          <w:tcPr>
+            <w:tcW w:type="dxa" w:w="4706"/>
+          </w:tcPr>
+          <w:p>
+            <w:r>
+              <w:rPr>
+                <w:b w:val="0"/>
+                <w:i w:val="0"/>
+                <w:sz w:val="17"/>
+              </w:rPr>
+              <w:t>L'adresse ou la localisation du ménage doit être bien renseignée, ne doit pas contenir des numéros de téléphone et elle semble courte pour être une adresse.</w:t>
+            </w:r>
+          </w:p>
+        </w:tc>
+      </w:tr>
+      <w:tr>
+        <w:tc>
+          <w:tcPr>
+            <w:tcW w:type="dxa" w:w="964"/>
+          </w:tcPr>
+          <w:p>
+            <w:r>
+              <w:rPr>
+                <w:b/>
+                <w:i w:val="0"/>
+                <w:color w:val="EA580C"/>
+                <w:sz w:val="16"/>
+              </w:rPr>
+              <w:t>Moyenne</w:t>
+            </w:r>
+          </w:p>
+        </w:tc>
+        <w:tc>
+          <w:tcPr>
+            <w:tcW w:type="dxa" w:w="1247"/>
+          </w:tcPr>
+          <w:p>
+            <w:r>
+              <w:rPr>
+                <w:b/>
+                <w:i w:val="0"/>
+                <w:sz w:val="16"/>
+              </w:rPr>
+              <w:t>S00</w:t>
+              <w:br/>
+            </w:r>
+            <w:r>
+              <w:rPr>
+                <w:b w:val="0"/>
+                <w:i w:val="0"/>
+                <w:color w:val="64748B"/>
+                <w:sz w:val="14"/>
+              </w:rPr>
+              <w:t>Identification</w:t>
+            </w:r>
+          </w:p>
+        </w:tc>
+        <w:tc>
+          <w:tcPr>
+            <w:tcW w:type="dxa" w:w="1531"/>
+          </w:tcPr>
+          <w:p>
+            <w:r>
+              <w:rPr>
+                <w:b/>
+                <w:i w:val="0"/>
+                <w:color w:val="16A34A"/>
+                <w:sz w:val="16"/>
+              </w:rPr>
+              <w:t>s00q08, s00q10</w:t>
+            </w:r>
+          </w:p>
+        </w:tc>
+        <w:tc>
+          <w:tcPr>
+            <w:tcW w:type="dxa" w:w="1191"/>
+          </w:tcPr>
+          <w:p>
+            <w:r>
+              <w:rPr>
+                <w:b w:val="0"/>
+                <w:i w:val="0"/>
+                <w:color w:val="64748B"/>
+                <w:sz w:val="16"/>
+              </w:rPr>
+              <w:t>GT-CQ</w:t>
+            </w:r>
+          </w:p>
+        </w:tc>
+        <w:tc>
+          <w:tcPr>
+            <w:tcW w:type="dxa" w:w="4706"/>
+          </w:tcPr>
+          <w:p>
+            <w:r>
+              <w:rPr>
+                <w:b w:val="0"/>
+                <w:i w:val="0"/>
+                <w:sz w:val="17"/>
+              </w:rPr>
+              <w:t>Prière de renseigner la bonne adresse.Le ménage de MALICK DIAGNE n'est pas un ménage sélectionné mais soit plutot un ménage de remplacement s'il a été réellement enquêté sinon remettez-le au ménage non rempli.</w:t>
+            </w:r>
+          </w:p>
+        </w:tc>
+      </w:tr>
+      <w:tr>
+        <w:tc>
+          <w:tcPr>
+            <w:tcW w:type="dxa" w:w="964"/>
+          </w:tcPr>
+          <w:p>
+            <w:r>
+              <w:rPr>
+                <w:b/>
+                <w:i w:val="0"/>
+                <w:color w:val="EA580C"/>
+                <w:sz w:val="16"/>
+              </w:rPr>
+              <w:t>Moyenne</w:t>
+            </w:r>
+          </w:p>
+        </w:tc>
+        <w:tc>
+          <w:tcPr>
+            <w:tcW w:type="dxa" w:w="1247"/>
+          </w:tcPr>
+          <w:p>
+            <w:r>
+              <w:rPr>
+                <w:b/>
+                <w:i w:val="0"/>
+                <w:sz w:val="16"/>
+              </w:rPr>
+              <w:t>S00</w:t>
+              <w:br/>
+            </w:r>
+            <w:r>
+              <w:rPr>
+                <w:b w:val="0"/>
+                <w:i w:val="0"/>
+                <w:color w:val="64748B"/>
+                <w:sz w:val="14"/>
+              </w:rPr>
+              <w:t>Identification</w:t>
+            </w:r>
+          </w:p>
+        </w:tc>
+        <w:tc>
+          <w:tcPr>
+            <w:tcW w:type="dxa" w:w="1531"/>
+          </w:tcPr>
+          <w:p>
+            <w:r>
+              <w:rPr>
+                <w:b/>
+                <w:i w:val="0"/>
+                <w:color w:val="16A34A"/>
+                <w:sz w:val="16"/>
+              </w:rPr>
+              <w:t>—</w:t>
+            </w:r>
+          </w:p>
+        </w:tc>
+        <w:tc>
+          <w:tcPr>
+            <w:tcW w:type="dxa" w:w="1191"/>
+          </w:tcPr>
+          <w:p>
+            <w:r>
+              <w:rPr>
+                <w:b w:val="0"/>
+                <w:i w:val="0"/>
+                <w:color w:val="64748B"/>
+                <w:sz w:val="16"/>
+              </w:rPr>
+              <w:t>GT-CQ</w:t>
+            </w:r>
+          </w:p>
+        </w:tc>
+        <w:tc>
+          <w:tcPr>
+            <w:tcW w:type="dxa" w:w="4706"/>
+          </w:tcPr>
+          <w:p>
+            <w:r>
+              <w:rPr>
+                <w:b w:val="0"/>
+                <w:i w:val="0"/>
+                <w:sz w:val="17"/>
+              </w:rPr>
+              <w:t>Attention! Il manque des informations non renseignées dans la section 0, prière de regarder toutes les autres informations dans l'identification du ménage (IDENTIFICATION ET RENSEIGNEMENTS DE CONTROLE) ou dans OBSERVATIONS pour pouvoir renseigné toutes les questions liées au ménage.</w:t>
+            </w:r>
+          </w:p>
+        </w:tc>
+      </w:tr>
+      <w:tr>
+        <w:tc>
+          <w:tcPr>
+            <w:tcW w:type="dxa" w:w="964"/>
+          </w:tcPr>
+          <w:p>
+            <w:r>
+              <w:rPr>
+                <w:b/>
+                <w:i w:val="0"/>
+                <w:color w:val="EA580C"/>
+                <w:sz w:val="16"/>
+              </w:rPr>
+              <w:t>Moyenne</w:t>
+            </w:r>
+          </w:p>
+        </w:tc>
+        <w:tc>
+          <w:tcPr>
+            <w:tcW w:type="dxa" w:w="1247"/>
+          </w:tcPr>
+          <w:p>
+            <w:r>
+              <w:rPr>
+                <w:b/>
+                <w:i w:val="0"/>
+                <w:sz w:val="16"/>
+              </w:rPr>
               <w:t>S02</w:t>
               <w:br/>
             </w:r>
@@ -724,7 +2074,7 @@
                 <w:color w:val="16A34A"/>
                 <w:sz w:val="16"/>
               </w:rPr>
-              <w:t>s01q32, s01q36, s01q38, s04q37_modif, s02q33, s02q34, s01q00b</w:t>
+              <w:t>s01q23, s01q00b, s01q23_autre</w:t>
             </w:r>
           </w:p>
         </w:tc>
@@ -755,7 +2105,7 @@
                 <w:i w:val="0"/>
                 <w:sz w:val="17"/>
               </w:rPr>
-              <w:t>Peu probable!!! Vu l'âge (18 ans) de MAME DIARRA DIAGNE ou l'année à laquelle MAME DIARRA DIAGNE a fréquenté l'école pour la dernière fois (.) le dernier diplome de MAME DIARRA DIAGNE ne peut être le Certificat d'études primaires (CEP), prière de corriger cette incohérence ou confirmer avec le QG.</w:t>
+              <w:t>La raison principale que MOURTALLA DIAGNE n'a pas fait des études dans une école formelle est veut terminer l’ecole coranique d’abord et semble exister dans les modalités, prière de prendre attache avec le QG pour plus d'explication afin de la classer bien.</w:t>
             </w:r>
           </w:p>
         </w:tc>
@@ -770,10 +2120,10 @@
               <w:rPr>
                 <w:b/>
                 <w:i w:val="0"/>
-                <w:color w:val="DC2626"/>
-                <w:sz w:val="16"/>
-              </w:rPr>
-              <w:t>Haute</w:t>
+                <w:color w:val="EA580C"/>
+                <w:sz w:val="16"/>
+              </w:rPr>
+              <w:t>Moyenne</w:t>
             </w:r>
           </w:p>
         </w:tc>
@@ -814,7 +2164,7 @@
                 <w:color w:val="16A34A"/>
                 <w:sz w:val="16"/>
               </w:rPr>
-              <w:t>—</w:t>
+              <w:t>s01q41a, s02q20, s02q22, s03q07, s03q02, s01q00b, s03q02_autre</w:t>
             </w:r>
           </w:p>
         </w:tc>
@@ -845,7 +2195,7 @@
                 <w:i w:val="0"/>
                 <w:sz w:val="17"/>
               </w:rPr>
-              <w:t>Incohérent !!! IBRA DIAGNE s'est consulté la première fois pour cette maladie (Problème de tension) chez un médecin généraliste et vous dites que  IBRA DIAGNE n'est pas concerné par le montant des frais de consultation d'un médecin généraliste (3.14=9999).</w:t>
+              <w:t>Le principal problème de santé que IBRAHIMA DIAGNE a eu est maux de ventre, prière de prendre attache avec le QG pour plus d'explication afin de le classer bien.</w:t>
             </w:r>
           </w:p>
         </w:tc>
@@ -860,10 +2210,10 @@
               <w:rPr>
                 <w:b/>
                 <w:i w:val="0"/>
-                <w:color w:val="DC2626"/>
-                <w:sz w:val="16"/>
-              </w:rPr>
-              <w:t>Haute</w:t>
+                <w:color w:val="EA580C"/>
+                <w:sz w:val="16"/>
+              </w:rPr>
+              <w:t>Moyenne</w:t>
             </w:r>
           </w:p>
         </w:tc>
@@ -935,7 +2285,7 @@
                 <w:i w:val="0"/>
                 <w:sz w:val="17"/>
               </w:rPr>
-              <w:t>Prière de verifier cette incohérence auprès de l'enquêté ou confirmer.</w:t>
+              <w:t>Prière de corriger ou de confirmer avec le QG.</w:t>
             </w:r>
           </w:p>
         </w:tc>
@@ -950,10 +2300,10 @@
               <w:rPr>
                 <w:b/>
                 <w:i w:val="0"/>
-                <w:color w:val="DC2626"/>
-                <w:sz w:val="16"/>
-              </w:rPr>
-              <w:t>Haute</w:t>
+                <w:color w:val="EA580C"/>
+                <w:sz w:val="16"/>
+              </w:rPr>
+              <w:t>Moyenne</w:t>
             </w:r>
           </w:p>
         </w:tc>
@@ -968,7 +2318,7 @@
                 <w:i w:val="0"/>
                 <w:sz w:val="16"/>
               </w:rPr>
-              <w:t>S03</w:t>
+              <w:t>S04</w:t>
               <w:br/>
             </w:r>
             <w:r>
@@ -978,7 +2328,7 @@
                 <w:color w:val="64748B"/>
                 <w:sz w:val="14"/>
               </w:rPr>
-              <w:t>Santé</w:t>
+              <w:t>Emploi</w:t>
             </w:r>
           </w:p>
         </w:tc>
@@ -994,7 +2344,7 @@
                 <w:color w:val="16A34A"/>
                 <w:sz w:val="16"/>
               </w:rPr>
-              <w:t>s03q14, s03q15, s03q17, s03q18, s03q19, s03q20, s03q21</w:t>
+              <w:t>s03q10__10, s04q18, s01q00b, s04q18_autre</w:t>
             </w:r>
           </w:p>
         </w:tc>
@@ -1025,7 +2375,7 @@
                 <w:i w:val="0"/>
                 <w:sz w:val="17"/>
               </w:rPr>
-              <w:t>Incoherence!!! IBRAHIMA DIAGNE a consulté dans un service de santé ou un guérisseur au cours des 3 derniers mois sans hospitalisation (3.13=Oui) mais la depense liée à cette consultation est nulle 0 ou ne sait pas partout dans les questions (s03q14 s03q15 s03q17 s03q18 s03q19 s03q20 s03q21).</w:t>
+              <w:t>La raison pourquoi MOURTALLA DIAGNE n'a pas travaillé au cours des 7 derniers jours est traveaux saissonnier et semble avoir un emploi ou exister dans les modalités, prière de de bien regarder l'emploi MOURTALLA DIAGNE  ou de prendre attache avec le QG pour plus d'explication afin de la classer bien.</w:t>
             </w:r>
           </w:p>
         </w:tc>
@@ -1040,10 +2390,820 @@
               <w:rPr>
                 <w:b/>
                 <w:i w:val="0"/>
-                <w:color w:val="DC2626"/>
-                <w:sz w:val="16"/>
-              </w:rPr>
-              <w:t>Haute</w:t>
+                <w:color w:val="EA580C"/>
+                <w:sz w:val="16"/>
+              </w:rPr>
+              <w:t>Moyenne</w:t>
+            </w:r>
+          </w:p>
+        </w:tc>
+        <w:tc>
+          <w:tcPr>
+            <w:tcW w:type="dxa" w:w="1247"/>
+          </w:tcPr>
+          <w:p>
+            <w:r>
+              <w:rPr>
+                <w:b/>
+                <w:i w:val="0"/>
+                <w:sz w:val="16"/>
+              </w:rPr>
+              <w:t>S04</w:t>
+              <w:br/>
+            </w:r>
+            <w:r>
+              <w:rPr>
+                <w:b w:val="0"/>
+                <w:i w:val="0"/>
+                <w:color w:val="64748B"/>
+                <w:sz w:val="14"/>
+              </w:rPr>
+              <w:t>Emploi</w:t>
+            </w:r>
+          </w:p>
+        </w:tc>
+        <w:tc>
+          <w:tcPr>
+            <w:tcW w:type="dxa" w:w="1531"/>
+          </w:tcPr>
+          <w:p>
+            <w:r>
+              <w:rPr>
+                <w:b/>
+                <w:i w:val="0"/>
+                <w:color w:val="16A34A"/>
+                <w:sz w:val="16"/>
+              </w:rPr>
+              <w:t>s03q10__10, s04q18, s01q00b, s04q18_autre</w:t>
+            </w:r>
+          </w:p>
+        </w:tc>
+        <w:tc>
+          <w:tcPr>
+            <w:tcW w:type="dxa" w:w="1191"/>
+          </w:tcPr>
+          <w:p>
+            <w:r>
+              <w:rPr>
+                <w:b w:val="0"/>
+                <w:i w:val="0"/>
+                <w:color w:val="64748B"/>
+                <w:sz w:val="16"/>
+              </w:rPr>
+              <w:t>GT-CQ</w:t>
+            </w:r>
+          </w:p>
+        </w:tc>
+        <w:tc>
+          <w:tcPr>
+            <w:tcW w:type="dxa" w:w="4706"/>
+          </w:tcPr>
+          <w:p>
+            <w:r>
+              <w:rPr>
+                <w:b w:val="0"/>
+                <w:i w:val="0"/>
+                <w:sz w:val="17"/>
+              </w:rPr>
+              <w:t>La raison pourquoi MOUSSA DIOUF n'a pas travaillé au cours des 7 derniers jours est traveaux saissonnier et semble avoir un emploi ou exister dans les modalités, prière de de bien regarder l'emploi MOUSSA DIOUF  ou de prendre attache avec le QG pour plus d'explication afin de la classer bien.</w:t>
+            </w:r>
+          </w:p>
+        </w:tc>
+      </w:tr>
+      <w:tr>
+        <w:tc>
+          <w:tcPr>
+            <w:tcW w:type="dxa" w:w="964"/>
+          </w:tcPr>
+          <w:p>
+            <w:r>
+              <w:rPr>
+                <w:b/>
+                <w:i w:val="0"/>
+                <w:color w:val="EA580C"/>
+                <w:sz w:val="16"/>
+              </w:rPr>
+              <w:t>Moyenne</w:t>
+            </w:r>
+          </w:p>
+        </w:tc>
+        <w:tc>
+          <w:tcPr>
+            <w:tcW w:type="dxa" w:w="1247"/>
+          </w:tcPr>
+          <w:p>
+            <w:r>
+              <w:rPr>
+                <w:b/>
+                <w:i w:val="0"/>
+                <w:sz w:val="16"/>
+              </w:rPr>
+              <w:t>S04</w:t>
+              <w:br/>
+            </w:r>
+            <w:r>
+              <w:rPr>
+                <w:b w:val="0"/>
+                <w:i w:val="0"/>
+                <w:color w:val="64748B"/>
+                <w:sz w:val="14"/>
+              </w:rPr>
+              <w:t>Emploi</w:t>
+            </w:r>
+          </w:p>
+        </w:tc>
+        <w:tc>
+          <w:tcPr>
+            <w:tcW w:type="dxa" w:w="1531"/>
+          </w:tcPr>
+          <w:p>
+            <w:r>
+              <w:rPr>
+                <w:b/>
+                <w:i w:val="0"/>
+                <w:color w:val="16A34A"/>
+                <w:sz w:val="16"/>
+              </w:rPr>
+              <w:t>s03q10__10, s04q18, s01q00b, s04q18_autre</w:t>
+            </w:r>
+          </w:p>
+        </w:tc>
+        <w:tc>
+          <w:tcPr>
+            <w:tcW w:type="dxa" w:w="1191"/>
+          </w:tcPr>
+          <w:p>
+            <w:r>
+              <w:rPr>
+                <w:b w:val="0"/>
+                <w:i w:val="0"/>
+                <w:color w:val="64748B"/>
+                <w:sz w:val="16"/>
+              </w:rPr>
+              <w:t>GT-CQ</w:t>
+            </w:r>
+          </w:p>
+        </w:tc>
+        <w:tc>
+          <w:tcPr>
+            <w:tcW w:type="dxa" w:w="4706"/>
+          </w:tcPr>
+          <w:p>
+            <w:r>
+              <w:rPr>
+                <w:b w:val="0"/>
+                <w:i w:val="0"/>
+                <w:sz w:val="17"/>
+              </w:rPr>
+              <w:t>La raison pourquoi IBRAHIMA DIAGNE n'a pas travaillé au cours des 7 derniers jours est traveaux saissonnier et semble avoir un emploi ou exister dans les modalités, prière de de bien regarder l'emploi IBRAHIMA DIAGNE  ou de prendre attache avec le QG pour plus d'explication afin de la classer bien.</w:t>
+            </w:r>
+          </w:p>
+        </w:tc>
+      </w:tr>
+      <w:tr>
+        <w:tc>
+          <w:tcPr>
+            <w:tcW w:type="dxa" w:w="964"/>
+          </w:tcPr>
+          <w:p>
+            <w:r>
+              <w:rPr>
+                <w:b/>
+                <w:i w:val="0"/>
+                <w:color w:val="EA580C"/>
+                <w:sz w:val="16"/>
+              </w:rPr>
+              <w:t>Moyenne</w:t>
+            </w:r>
+          </w:p>
+        </w:tc>
+        <w:tc>
+          <w:tcPr>
+            <w:tcW w:type="dxa" w:w="1247"/>
+          </w:tcPr>
+          <w:p>
+            <w:r>
+              <w:rPr>
+                <w:b/>
+                <w:i w:val="0"/>
+                <w:sz w:val="16"/>
+              </w:rPr>
+              <w:t>S04</w:t>
+              <w:br/>
+            </w:r>
+            <w:r>
+              <w:rPr>
+                <w:b w:val="0"/>
+                <w:i w:val="0"/>
+                <w:color w:val="64748B"/>
+                <w:sz w:val="14"/>
+              </w:rPr>
+              <w:t>Emploi</w:t>
+            </w:r>
+          </w:p>
+        </w:tc>
+        <w:tc>
+          <w:tcPr>
+            <w:tcW w:type="dxa" w:w="1531"/>
+          </w:tcPr>
+          <w:p>
+            <w:r>
+              <w:rPr>
+                <w:b/>
+                <w:i w:val="0"/>
+                <w:color w:val="16A34A"/>
+                <w:sz w:val="16"/>
+              </w:rPr>
+              <w:t>—</w:t>
+            </w:r>
+          </w:p>
+        </w:tc>
+        <w:tc>
+          <w:tcPr>
+            <w:tcW w:type="dxa" w:w="1191"/>
+          </w:tcPr>
+          <w:p>
+            <w:r>
+              <w:rPr>
+                <w:b w:val="0"/>
+                <w:i w:val="0"/>
+                <w:color w:val="64748B"/>
+                <w:sz w:val="16"/>
+              </w:rPr>
+              <w:t>GT-CQ</w:t>
+            </w:r>
+          </w:p>
+        </w:tc>
+        <w:tc>
+          <w:tcPr>
+            <w:tcW w:type="dxa" w:w="4706"/>
+          </w:tcPr>
+          <w:p>
+            <w:r>
+              <w:rPr>
+                <w:b w:val="0"/>
+                <w:i w:val="0"/>
+                <w:sz w:val="17"/>
+              </w:rPr>
+              <w:t>Attention ! Le nombre de jours (10 jours) que MAGUETTE FALL a travaillés par mois semble être inférieur à 15.</w:t>
+            </w:r>
+          </w:p>
+        </w:tc>
+      </w:tr>
+      <w:tr>
+        <w:tc>
+          <w:tcPr>
+            <w:tcW w:type="dxa" w:w="964"/>
+          </w:tcPr>
+          <w:p>
+            <w:r>
+              <w:rPr>
+                <w:b/>
+                <w:i w:val="0"/>
+                <w:color w:val="EA580C"/>
+                <w:sz w:val="16"/>
+              </w:rPr>
+              <w:t>Moyenne</w:t>
+            </w:r>
+          </w:p>
+        </w:tc>
+        <w:tc>
+          <w:tcPr>
+            <w:tcW w:type="dxa" w:w="1247"/>
+          </w:tcPr>
+          <w:p>
+            <w:r>
+              <w:rPr>
+                <w:b/>
+                <w:i w:val="0"/>
+                <w:sz w:val="16"/>
+              </w:rPr>
+              <w:t>S04</w:t>
+              <w:br/>
+            </w:r>
+            <w:r>
+              <w:rPr>
+                <w:b w:val="0"/>
+                <w:i w:val="0"/>
+                <w:color w:val="64748B"/>
+                <w:sz w:val="14"/>
+              </w:rPr>
+              <w:t>Emploi</w:t>
+            </w:r>
+          </w:p>
+        </w:tc>
+        <w:tc>
+          <w:tcPr>
+            <w:tcW w:type="dxa" w:w="1531"/>
+          </w:tcPr>
+          <w:p>
+            <w:r>
+              <w:rPr>
+                <w:b/>
+                <w:i w:val="0"/>
+                <w:color w:val="16A34A"/>
+                <w:sz w:val="16"/>
+              </w:rPr>
+              <w:t>—</w:t>
+            </w:r>
+          </w:p>
+        </w:tc>
+        <w:tc>
+          <w:tcPr>
+            <w:tcW w:type="dxa" w:w="1191"/>
+          </w:tcPr>
+          <w:p>
+            <w:r>
+              <w:rPr>
+                <w:b w:val="0"/>
+                <w:i w:val="0"/>
+                <w:color w:val="64748B"/>
+                <w:sz w:val="16"/>
+              </w:rPr>
+              <w:t>GT-CQ</w:t>
+            </w:r>
+          </w:p>
+        </w:tc>
+        <w:tc>
+          <w:tcPr>
+            <w:tcW w:type="dxa" w:w="4706"/>
+          </w:tcPr>
+          <w:p>
+            <w:r>
+              <w:rPr>
+                <w:b w:val="0"/>
+                <w:i w:val="0"/>
+                <w:sz w:val="17"/>
+              </w:rPr>
+              <w:t>Veuillez, s'il vous plaît, confirmer cette information.</w:t>
+            </w:r>
+          </w:p>
+        </w:tc>
+      </w:tr>
+      <w:tr>
+        <w:tc>
+          <w:tcPr>
+            <w:tcW w:type="dxa" w:w="964"/>
+          </w:tcPr>
+          <w:p>
+            <w:r>
+              <w:rPr>
+                <w:b/>
+                <w:i w:val="0"/>
+                <w:color w:val="EA580C"/>
+                <w:sz w:val="16"/>
+              </w:rPr>
+              <w:t>Moyenne</w:t>
+            </w:r>
+          </w:p>
+        </w:tc>
+        <w:tc>
+          <w:tcPr>
+            <w:tcW w:type="dxa" w:w="1247"/>
+          </w:tcPr>
+          <w:p>
+            <w:r>
+              <w:rPr>
+                <w:b/>
+                <w:i w:val="0"/>
+                <w:sz w:val="16"/>
+              </w:rPr>
+              <w:t>S04</w:t>
+              <w:br/>
+            </w:r>
+            <w:r>
+              <w:rPr>
+                <w:b w:val="0"/>
+                <w:i w:val="0"/>
+                <w:color w:val="64748B"/>
+                <w:sz w:val="14"/>
+              </w:rPr>
+              <w:t>Emploi</w:t>
+            </w:r>
+          </w:p>
+        </w:tc>
+        <w:tc>
+          <w:tcPr>
+            <w:tcW w:type="dxa" w:w="1531"/>
+          </w:tcPr>
+          <w:p>
+            <w:r>
+              <w:rPr>
+                <w:b/>
+                <w:i w:val="0"/>
+                <w:color w:val="16A34A"/>
+                <w:sz w:val="16"/>
+              </w:rPr>
+              <w:t>—</w:t>
+            </w:r>
+          </w:p>
+        </w:tc>
+        <w:tc>
+          <w:tcPr>
+            <w:tcW w:type="dxa" w:w="1191"/>
+          </w:tcPr>
+          <w:p>
+            <w:r>
+              <w:rPr>
+                <w:b w:val="0"/>
+                <w:i w:val="0"/>
+                <w:color w:val="64748B"/>
+                <w:sz w:val="16"/>
+              </w:rPr>
+              <w:t>GT-CQ</w:t>
+            </w:r>
+          </w:p>
+        </w:tc>
+        <w:tc>
+          <w:tcPr>
+            <w:tcW w:type="dxa" w:w="4706"/>
+          </w:tcPr>
+          <w:p>
+            <w:r>
+              <w:rPr>
+                <w:b w:val="0"/>
+                <w:i w:val="0"/>
+                <w:sz w:val="17"/>
+              </w:rPr>
+              <w:t>Attention ! Le nombre de jours (13 jours) que COUMBA DIOP a travaillés par mois semble être inférieur à 15.</w:t>
+            </w:r>
+          </w:p>
+        </w:tc>
+      </w:tr>
+      <w:tr>
+        <w:tc>
+          <w:tcPr>
+            <w:tcW w:type="dxa" w:w="964"/>
+          </w:tcPr>
+          <w:p>
+            <w:r>
+              <w:rPr>
+                <w:b/>
+                <w:i w:val="0"/>
+                <w:color w:val="EA580C"/>
+                <w:sz w:val="16"/>
+              </w:rPr>
+              <w:t>Moyenne</w:t>
+            </w:r>
+          </w:p>
+        </w:tc>
+        <w:tc>
+          <w:tcPr>
+            <w:tcW w:type="dxa" w:w="1247"/>
+          </w:tcPr>
+          <w:p>
+            <w:r>
+              <w:rPr>
+                <w:b/>
+                <w:i w:val="0"/>
+                <w:sz w:val="16"/>
+              </w:rPr>
+              <w:t>S04</w:t>
+              <w:br/>
+            </w:r>
+            <w:r>
+              <w:rPr>
+                <w:b w:val="0"/>
+                <w:i w:val="0"/>
+                <w:color w:val="64748B"/>
+                <w:sz w:val="14"/>
+              </w:rPr>
+              <w:t>Emploi</w:t>
+            </w:r>
+          </w:p>
+        </w:tc>
+        <w:tc>
+          <w:tcPr>
+            <w:tcW w:type="dxa" w:w="1531"/>
+          </w:tcPr>
+          <w:p>
+            <w:r>
+              <w:rPr>
+                <w:b/>
+                <w:i w:val="0"/>
+                <w:color w:val="16A34A"/>
+                <w:sz w:val="16"/>
+              </w:rPr>
+              <w:t>s00q04, s01q41, s02q14, s01q00b</w:t>
+            </w:r>
+          </w:p>
+        </w:tc>
+        <w:tc>
+          <w:tcPr>
+            <w:tcW w:type="dxa" w:w="1191"/>
+          </w:tcPr>
+          <w:p>
+            <w:r>
+              <w:rPr>
+                <w:b w:val="0"/>
+                <w:i w:val="0"/>
+                <w:color w:val="64748B"/>
+                <w:sz w:val="16"/>
+              </w:rPr>
+              <w:t>GT-CQ</w:t>
+            </w:r>
+          </w:p>
+        </w:tc>
+        <w:tc>
+          <w:tcPr>
+            <w:tcW w:type="dxa" w:w="4706"/>
+          </w:tcPr>
+          <w:p>
+            <w:r>
+              <w:rPr>
+                <w:b w:val="0"/>
+                <w:i w:val="0"/>
+                <w:sz w:val="17"/>
+              </w:rPr>
+              <w:t>Il manque des informations non renseignées de ( MOURTALLA DIAGNE ), prière de renseignés toutes les questions liées à ( MOURTALLA DIAGNE ).</w:t>
+            </w:r>
+          </w:p>
+        </w:tc>
+      </w:tr>
+      <w:tr>
+        <w:tc>
+          <w:tcPr>
+            <w:tcW w:type="dxa" w:w="964"/>
+          </w:tcPr>
+          <w:p>
+            <w:r>
+              <w:rPr>
+                <w:b/>
+                <w:i w:val="0"/>
+                <w:color w:val="EA580C"/>
+                <w:sz w:val="16"/>
+              </w:rPr>
+              <w:t>Moyenne</w:t>
+            </w:r>
+          </w:p>
+        </w:tc>
+        <w:tc>
+          <w:tcPr>
+            <w:tcW w:type="dxa" w:w="1247"/>
+          </w:tcPr>
+          <w:p>
+            <w:r>
+              <w:rPr>
+                <w:b/>
+                <w:i w:val="0"/>
+                <w:sz w:val="16"/>
+              </w:rPr>
+              <w:t>S04</w:t>
+              <w:br/>
+            </w:r>
+            <w:r>
+              <w:rPr>
+                <w:b w:val="0"/>
+                <w:i w:val="0"/>
+                <w:color w:val="64748B"/>
+                <w:sz w:val="14"/>
+              </w:rPr>
+              <w:t>Emploi</w:t>
+            </w:r>
+          </w:p>
+        </w:tc>
+        <w:tc>
+          <w:tcPr>
+            <w:tcW w:type="dxa" w:w="1531"/>
+          </w:tcPr>
+          <w:p>
+            <w:r>
+              <w:rPr>
+                <w:b/>
+                <w:i w:val="0"/>
+                <w:color w:val="16A34A"/>
+                <w:sz w:val="16"/>
+              </w:rPr>
+              <w:t>s01q35, s01q36, s01q37, s02q04, s02q15, s03q13, s03q14, s03q15</w:t>
+            </w:r>
+          </w:p>
+        </w:tc>
+        <w:tc>
+          <w:tcPr>
+            <w:tcW w:type="dxa" w:w="1191"/>
+          </w:tcPr>
+          <w:p>
+            <w:r>
+              <w:rPr>
+                <w:b w:val="0"/>
+                <w:i w:val="0"/>
+                <w:color w:val="64748B"/>
+                <w:sz w:val="16"/>
+              </w:rPr>
+              <w:t>GT-CQ</w:t>
+            </w:r>
+          </w:p>
+        </w:tc>
+        <w:tc>
+          <w:tcPr>
+            <w:tcW w:type="dxa" w:w="4706"/>
+          </w:tcPr>
+          <w:p>
+            <w:r>
+              <w:rPr>
+                <w:b w:val="0"/>
+                <w:i w:val="0"/>
+                <w:sz w:val="17"/>
+              </w:rPr>
+              <w:t>Nombre de mois exercé  (2 mois) par MOUSSA DIOUF dans l'emploi au cours des 12 derniers mois semble faible, veuillez corriger s'il vous plait ou comfirmer avec le QG.</w:t>
+            </w:r>
+          </w:p>
+        </w:tc>
+      </w:tr>
+      <w:tr>
+        <w:tc>
+          <w:tcPr>
+            <w:tcW w:type="dxa" w:w="964"/>
+          </w:tcPr>
+          <w:p>
+            <w:r>
+              <w:rPr>
+                <w:b/>
+                <w:i w:val="0"/>
+                <w:color w:val="EA580C"/>
+                <w:sz w:val="16"/>
+              </w:rPr>
+              <w:t>Moyenne</w:t>
+            </w:r>
+          </w:p>
+        </w:tc>
+        <w:tc>
+          <w:tcPr>
+            <w:tcW w:type="dxa" w:w="1247"/>
+          </w:tcPr>
+          <w:p>
+            <w:r>
+              <w:rPr>
+                <w:b/>
+                <w:i w:val="0"/>
+                <w:sz w:val="16"/>
+              </w:rPr>
+              <w:t>S04</w:t>
+              <w:br/>
+            </w:r>
+            <w:r>
+              <w:rPr>
+                <w:b w:val="0"/>
+                <w:i w:val="0"/>
+                <w:color w:val="64748B"/>
+                <w:sz w:val="14"/>
+              </w:rPr>
+              <w:t>Emploi</w:t>
+            </w:r>
+          </w:p>
+        </w:tc>
+        <w:tc>
+          <w:tcPr>
+            <w:tcW w:type="dxa" w:w="1531"/>
+          </w:tcPr>
+          <w:p>
+            <w:r>
+              <w:rPr>
+                <w:b/>
+                <w:i w:val="0"/>
+                <w:color w:val="16A34A"/>
+                <w:sz w:val="16"/>
+              </w:rPr>
+              <w:t>—</w:t>
+            </w:r>
+          </w:p>
+        </w:tc>
+        <w:tc>
+          <w:tcPr>
+            <w:tcW w:type="dxa" w:w="1191"/>
+          </w:tcPr>
+          <w:p>
+            <w:r>
+              <w:rPr>
+                <w:b w:val="0"/>
+                <w:i w:val="0"/>
+                <w:color w:val="64748B"/>
+                <w:sz w:val="16"/>
+              </w:rPr>
+              <w:t>GT-CQ</w:t>
+            </w:r>
+          </w:p>
+        </w:tc>
+        <w:tc>
+          <w:tcPr>
+            <w:tcW w:type="dxa" w:w="4706"/>
+          </w:tcPr>
+          <w:p>
+            <w:r>
+              <w:rPr>
+                <w:b w:val="0"/>
+                <w:i w:val="0"/>
+                <w:sz w:val="17"/>
+              </w:rPr>
+              <w:t>Veuillez, s'il vous plaît, confirmer cette information avec le QG ou la corriger.</w:t>
+            </w:r>
+          </w:p>
+        </w:tc>
+      </w:tr>
+      <w:tr>
+        <w:tc>
+          <w:tcPr>
+            <w:tcW w:type="dxa" w:w="964"/>
+          </w:tcPr>
+          <w:p>
+            <w:r>
+              <w:rPr>
+                <w:b/>
+                <w:i w:val="0"/>
+                <w:color w:val="EA580C"/>
+                <w:sz w:val="16"/>
+              </w:rPr>
+              <w:t>Moyenne</w:t>
+            </w:r>
+          </w:p>
+        </w:tc>
+        <w:tc>
+          <w:tcPr>
+            <w:tcW w:type="dxa" w:w="1247"/>
+          </w:tcPr>
+          <w:p>
+            <w:r>
+              <w:rPr>
+                <w:b/>
+                <w:i w:val="0"/>
+                <w:sz w:val="16"/>
+              </w:rPr>
+              <w:t>S04</w:t>
+              <w:br/>
+            </w:r>
+            <w:r>
+              <w:rPr>
+                <w:b w:val="0"/>
+                <w:i w:val="0"/>
+                <w:color w:val="64748B"/>
+                <w:sz w:val="14"/>
+              </w:rPr>
+              <w:t>Emploi</w:t>
+            </w:r>
+          </w:p>
+        </w:tc>
+        <w:tc>
+          <w:tcPr>
+            <w:tcW w:type="dxa" w:w="1531"/>
+          </w:tcPr>
+          <w:p>
+            <w:r>
+              <w:rPr>
+                <w:b/>
+                <w:i w:val="0"/>
+                <w:color w:val="16A34A"/>
+                <w:sz w:val="16"/>
+              </w:rPr>
+              <w:t>s04q46</w:t>
+            </w:r>
+          </w:p>
+        </w:tc>
+        <w:tc>
+          <w:tcPr>
+            <w:tcW w:type="dxa" w:w="1191"/>
+          </w:tcPr>
+          <w:p>
+            <w:r>
+              <w:rPr>
+                <w:b w:val="0"/>
+                <w:i w:val="0"/>
+                <w:color w:val="64748B"/>
+                <w:sz w:val="16"/>
+              </w:rPr>
+              <w:t>Natif SuSo</w:t>
+            </w:r>
+          </w:p>
+        </w:tc>
+        <w:tc>
+          <w:tcPr>
+            <w:tcW w:type="dxa" w:w="4706"/>
+          </w:tcPr>
+          <w:p>
+            <w:r>
+              <w:rPr>
+                <w:b w:val="0"/>
+                <w:i w:val="0"/>
+                <w:sz w:val="17"/>
+              </w:rPr>
+              <w:t>ERREUR: La catégorie socio-professionnelle--%s04q46%--n'est pas en phase avec les réponses aux questions 4.09, 4.10, 4.11, 4.12, 4.13, et 4.14. Veuillez confirmer les réponses à ces questions et à la présente question, et le cas échéant corriger.</w:t>
+            </w:r>
+          </w:p>
+        </w:tc>
+      </w:tr>
+      <w:tr>
+        <w:tc>
+          <w:tcPr>
+            <w:tcW w:type="dxa" w:w="964"/>
+          </w:tcPr>
+          <w:p>
+            <w:r>
+              <w:rPr>
+                <w:b/>
+                <w:i w:val="0"/>
+                <w:color w:val="EA580C"/>
+                <w:sz w:val="16"/>
+              </w:rPr>
+              <w:t>Moyenne</w:t>
             </w:r>
           </w:p>
         </w:tc>
@@ -1084,7 +3244,7 @@
                 <w:color w:val="16A34A"/>
                 <w:sz w:val="16"/>
               </w:rPr>
-              <w:t>s00q27, s01q03a, s01q03b, s01q03c, s02q04, s03q14, s04q15, s04q16</w:t>
+              <w:t>—</w:t>
             </w:r>
           </w:p>
         </w:tc>
@@ -1115,7 +3275,7 @@
                 <w:i w:val="0"/>
                 <w:sz w:val="17"/>
               </w:rPr>
-              <w:t>Incohérence!! Dans ce ménage, chaque individus consomme par jour .5017143 Kg  de cereale; Prière de vérifier les quantités prises des produits cérealiers (de Riz local Gambiaka à Autres semoules de céréales) auprès du ménage ou confirmer avec le QG.</w:t>
+              <w:t>Attention ! La dépense du répas pris à l'extérieur de AWA DIAGNE (1350 Fcfa) au cours de 7 derniers jours est relativement élevé.</w:t>
             </w:r>
           </w:p>
         </w:tc>
@@ -1130,10 +3290,1810 @@
               <w:rPr>
                 <w:b/>
                 <w:i w:val="0"/>
-                <w:color w:val="DC2626"/>
-                <w:sz w:val="16"/>
-              </w:rPr>
-              <w:t>Haute</w:t>
+                <w:color w:val="EA580C"/>
+                <w:sz w:val="16"/>
+              </w:rPr>
+              <w:t>Moyenne</w:t>
+            </w:r>
+          </w:p>
+        </w:tc>
+        <w:tc>
+          <w:tcPr>
+            <w:tcW w:type="dxa" w:w="1247"/>
+          </w:tcPr>
+          <w:p>
+            <w:r>
+              <w:rPr>
+                <w:b/>
+                <w:i w:val="0"/>
+                <w:sz w:val="16"/>
+              </w:rPr>
+              <w:t>S07</w:t>
+              <w:br/>
+            </w:r>
+            <w:r>
+              <w:rPr>
+                <w:b w:val="0"/>
+                <w:i w:val="0"/>
+                <w:color w:val="64748B"/>
+                <w:sz w:val="14"/>
+              </w:rPr>
+              <w:t>Consommation alimentaire</w:t>
+            </w:r>
+          </w:p>
+        </w:tc>
+        <w:tc>
+          <w:tcPr>
+            <w:tcW w:type="dxa" w:w="1531"/>
+          </w:tcPr>
+          <w:p>
+            <w:r>
+              <w:rPr>
+                <w:b/>
+                <w:i w:val="0"/>
+                <w:color w:val="16A34A"/>
+                <w:sz w:val="16"/>
+              </w:rPr>
+              <w:t>—</w:t>
+            </w:r>
+          </w:p>
+        </w:tc>
+        <w:tc>
+          <w:tcPr>
+            <w:tcW w:type="dxa" w:w="1191"/>
+          </w:tcPr>
+          <w:p>
+            <w:r>
+              <w:rPr>
+                <w:b w:val="0"/>
+                <w:i w:val="0"/>
+                <w:color w:val="64748B"/>
+                <w:sz w:val="16"/>
+              </w:rPr>
+              <w:t>GT-CQ</w:t>
+            </w:r>
+          </w:p>
+        </w:tc>
+        <w:tc>
+          <w:tcPr>
+            <w:tcW w:type="dxa" w:w="4706"/>
+          </w:tcPr>
+          <w:p>
+            <w:r>
+              <w:rPr>
+                <w:b w:val="0"/>
+                <w:i w:val="0"/>
+                <w:sz w:val="17"/>
+              </w:rPr>
+              <w:t>Prière de corriger ou de confirmer avec le QG.</w:t>
+            </w:r>
+          </w:p>
+        </w:tc>
+      </w:tr>
+      <w:tr>
+        <w:tc>
+          <w:tcPr>
+            <w:tcW w:type="dxa" w:w="964"/>
+          </w:tcPr>
+          <w:p>
+            <w:r>
+              <w:rPr>
+                <w:b/>
+                <w:i w:val="0"/>
+                <w:color w:val="EA580C"/>
+                <w:sz w:val="16"/>
+              </w:rPr>
+              <w:t>Moyenne</w:t>
+            </w:r>
+          </w:p>
+        </w:tc>
+        <w:tc>
+          <w:tcPr>
+            <w:tcW w:type="dxa" w:w="1247"/>
+          </w:tcPr>
+          <w:p>
+            <w:r>
+              <w:rPr>
+                <w:b/>
+                <w:i w:val="0"/>
+                <w:sz w:val="16"/>
+              </w:rPr>
+              <w:t>S07</w:t>
+              <w:br/>
+            </w:r>
+            <w:r>
+              <w:rPr>
+                <w:b w:val="0"/>
+                <w:i w:val="0"/>
+                <w:color w:val="64748B"/>
+                <w:sz w:val="14"/>
+              </w:rPr>
+              <w:t>Consommation alimentaire</w:t>
+            </w:r>
+          </w:p>
+        </w:tc>
+        <w:tc>
+          <w:tcPr>
+            <w:tcW w:type="dxa" w:w="1531"/>
+          </w:tcPr>
+          <w:p>
+            <w:r>
+              <w:rPr>
+                <w:b/>
+                <w:i w:val="0"/>
+                <w:color w:val="16A34A"/>
+                <w:sz w:val="16"/>
+              </w:rPr>
+              <w:t>—</w:t>
+            </w:r>
+          </w:p>
+        </w:tc>
+        <w:tc>
+          <w:tcPr>
+            <w:tcW w:type="dxa" w:w="1191"/>
+          </w:tcPr>
+          <w:p>
+            <w:r>
+              <w:rPr>
+                <w:b w:val="0"/>
+                <w:i w:val="0"/>
+                <w:color w:val="64748B"/>
+                <w:sz w:val="16"/>
+              </w:rPr>
+              <w:t>GT-CQ</w:t>
+            </w:r>
+          </w:p>
+        </w:tc>
+        <w:tc>
+          <w:tcPr>
+            <w:tcW w:type="dxa" w:w="4706"/>
+          </w:tcPr>
+          <w:p>
+            <w:r>
+              <w:rPr>
+                <w:b w:val="0"/>
+                <w:i w:val="0"/>
+                <w:sz w:val="17"/>
+              </w:rPr>
+              <w:t>Attention ! La dépense du répas pris à l'extérieur de COUMBA DIOP (4700 Fcfa) au cours de 7 derniers jours est relativement élevé.</w:t>
+            </w:r>
+          </w:p>
+        </w:tc>
+      </w:tr>
+      <w:tr>
+        <w:tc>
+          <w:tcPr>
+            <w:tcW w:type="dxa" w:w="964"/>
+          </w:tcPr>
+          <w:p>
+            <w:r>
+              <w:rPr>
+                <w:b/>
+                <w:i w:val="0"/>
+                <w:color w:val="EA580C"/>
+                <w:sz w:val="16"/>
+              </w:rPr>
+              <w:t>Moyenne</w:t>
+            </w:r>
+          </w:p>
+        </w:tc>
+        <w:tc>
+          <w:tcPr>
+            <w:tcW w:type="dxa" w:w="1247"/>
+          </w:tcPr>
+          <w:p>
+            <w:r>
+              <w:rPr>
+                <w:b/>
+                <w:i w:val="0"/>
+                <w:sz w:val="16"/>
+              </w:rPr>
+              <w:t>S07</w:t>
+              <w:br/>
+            </w:r>
+            <w:r>
+              <w:rPr>
+                <w:b w:val="0"/>
+                <w:i w:val="0"/>
+                <w:color w:val="64748B"/>
+                <w:sz w:val="14"/>
+              </w:rPr>
+              <w:t>Consommation alimentaire</w:t>
+            </w:r>
+          </w:p>
+        </w:tc>
+        <w:tc>
+          <w:tcPr>
+            <w:tcW w:type="dxa" w:w="1531"/>
+          </w:tcPr>
+          <w:p>
+            <w:r>
+              <w:rPr>
+                <w:b/>
+                <w:i w:val="0"/>
+                <w:color w:val="16A34A"/>
+                <w:sz w:val="16"/>
+              </w:rPr>
+              <w:t>—</w:t>
+            </w:r>
+          </w:p>
+        </w:tc>
+        <w:tc>
+          <w:tcPr>
+            <w:tcW w:type="dxa" w:w="1191"/>
+          </w:tcPr>
+          <w:p>
+            <w:r>
+              <w:rPr>
+                <w:b w:val="0"/>
+                <w:i w:val="0"/>
+                <w:color w:val="64748B"/>
+                <w:sz w:val="16"/>
+              </w:rPr>
+              <w:t>GT-CQ</w:t>
+            </w:r>
+          </w:p>
+        </w:tc>
+        <w:tc>
+          <w:tcPr>
+            <w:tcW w:type="dxa" w:w="4706"/>
+          </w:tcPr>
+          <w:p>
+            <w:r>
+              <w:rPr>
+                <w:b w:val="0"/>
+                <w:i w:val="0"/>
+                <w:sz w:val="17"/>
+              </w:rPr>
+              <w:t>Attention ! La dépense du répas pris à l'extérieur de MAGUETTE FALL (16100 Fcfa) au cours de 7 derniers jours est relativement élevé.</w:t>
+            </w:r>
+          </w:p>
+        </w:tc>
+      </w:tr>
+      <w:tr>
+        <w:tc>
+          <w:tcPr>
+            <w:tcW w:type="dxa" w:w="964"/>
+          </w:tcPr>
+          <w:p>
+            <w:r>
+              <w:rPr>
+                <w:b/>
+                <w:i w:val="0"/>
+                <w:color w:val="EA580C"/>
+                <w:sz w:val="16"/>
+              </w:rPr>
+              <w:t>Moyenne</w:t>
+            </w:r>
+          </w:p>
+        </w:tc>
+        <w:tc>
+          <w:tcPr>
+            <w:tcW w:type="dxa" w:w="1247"/>
+          </w:tcPr>
+          <w:p>
+            <w:r>
+              <w:rPr>
+                <w:b/>
+                <w:i w:val="0"/>
+                <w:sz w:val="16"/>
+              </w:rPr>
+              <w:t>S07</w:t>
+              <w:br/>
+            </w:r>
+            <w:r>
+              <w:rPr>
+                <w:b w:val="0"/>
+                <w:i w:val="0"/>
+                <w:color w:val="64748B"/>
+                <w:sz w:val="14"/>
+              </w:rPr>
+              <w:t>Consommation alimentaire</w:t>
+            </w:r>
+          </w:p>
+        </w:tc>
+        <w:tc>
+          <w:tcPr>
+            <w:tcW w:type="dxa" w:w="1531"/>
+          </w:tcPr>
+          <w:p>
+            <w:r>
+              <w:rPr>
+                <w:b/>
+                <w:i w:val="0"/>
+                <w:color w:val="16A34A"/>
+                <w:sz w:val="16"/>
+              </w:rPr>
+              <w:t>—</w:t>
+            </w:r>
+          </w:p>
+        </w:tc>
+        <w:tc>
+          <w:tcPr>
+            <w:tcW w:type="dxa" w:w="1191"/>
+          </w:tcPr>
+          <w:p>
+            <w:r>
+              <w:rPr>
+                <w:b w:val="0"/>
+                <w:i w:val="0"/>
+                <w:color w:val="64748B"/>
+                <w:sz w:val="16"/>
+              </w:rPr>
+              <w:t>GT-CQ</w:t>
+            </w:r>
+          </w:p>
+        </w:tc>
+        <w:tc>
+          <w:tcPr>
+            <w:tcW w:type="dxa" w:w="4706"/>
+          </w:tcPr>
+          <w:p>
+            <w:r>
+              <w:rPr>
+                <w:b w:val="0"/>
+                <w:i w:val="0"/>
+                <w:sz w:val="17"/>
+              </w:rPr>
+              <w:t>Attention ! La dépense du répas pris à l'extérieur de MAME DIARRA DIAGNE (1350 Fcfa) au cours de 7 derniers jours est relativement élevé.</w:t>
+            </w:r>
+          </w:p>
+        </w:tc>
+      </w:tr>
+      <w:tr>
+        <w:tc>
+          <w:tcPr>
+            <w:tcW w:type="dxa" w:w="964"/>
+          </w:tcPr>
+          <w:p>
+            <w:r>
+              <w:rPr>
+                <w:b/>
+                <w:i w:val="0"/>
+                <w:color w:val="EA580C"/>
+                <w:sz w:val="16"/>
+              </w:rPr>
+              <w:t>Moyenne</w:t>
+            </w:r>
+          </w:p>
+        </w:tc>
+        <w:tc>
+          <w:tcPr>
+            <w:tcW w:type="dxa" w:w="1247"/>
+          </w:tcPr>
+          <w:p>
+            <w:r>
+              <w:rPr>
+                <w:b/>
+                <w:i w:val="0"/>
+                <w:sz w:val="16"/>
+              </w:rPr>
+              <w:t>S07</w:t>
+              <w:br/>
+            </w:r>
+            <w:r>
+              <w:rPr>
+                <w:b w:val="0"/>
+                <w:i w:val="0"/>
+                <w:color w:val="64748B"/>
+                <w:sz w:val="14"/>
+              </w:rPr>
+              <w:t>Consommation alimentaire</w:t>
+            </w:r>
+          </w:p>
+        </w:tc>
+        <w:tc>
+          <w:tcPr>
+            <w:tcW w:type="dxa" w:w="1531"/>
+          </w:tcPr>
+          <w:p>
+            <w:r>
+              <w:rPr>
+                <w:b/>
+                <w:i w:val="0"/>
+                <w:color w:val="16A34A"/>
+                <w:sz w:val="16"/>
+              </w:rPr>
+              <w:t>—</w:t>
+            </w:r>
+          </w:p>
+        </w:tc>
+        <w:tc>
+          <w:tcPr>
+            <w:tcW w:type="dxa" w:w="1191"/>
+          </w:tcPr>
+          <w:p>
+            <w:r>
+              <w:rPr>
+                <w:b w:val="0"/>
+                <w:i w:val="0"/>
+                <w:color w:val="64748B"/>
+                <w:sz w:val="16"/>
+              </w:rPr>
+              <w:t>GT-CQ</w:t>
+            </w:r>
+          </w:p>
+        </w:tc>
+        <w:tc>
+          <w:tcPr>
+            <w:tcW w:type="dxa" w:w="4706"/>
+          </w:tcPr>
+          <w:p>
+            <w:r>
+              <w:rPr>
+                <w:b w:val="0"/>
+                <w:i w:val="0"/>
+                <w:sz w:val="17"/>
+              </w:rPr>
+              <w:t>prière de corriger ou de confirmer avec le QG.</w:t>
+            </w:r>
+          </w:p>
+        </w:tc>
+      </w:tr>
+      <w:tr>
+        <w:tc>
+          <w:tcPr>
+            <w:tcW w:type="dxa" w:w="964"/>
+          </w:tcPr>
+          <w:p>
+            <w:r>
+              <w:rPr>
+                <w:b/>
+                <w:i w:val="0"/>
+                <w:color w:val="EA580C"/>
+                <w:sz w:val="16"/>
+              </w:rPr>
+              <w:t>Moyenne</w:t>
+            </w:r>
+          </w:p>
+        </w:tc>
+        <w:tc>
+          <w:tcPr>
+            <w:tcW w:type="dxa" w:w="1247"/>
+          </w:tcPr>
+          <w:p>
+            <w:r>
+              <w:rPr>
+                <w:b/>
+                <w:i w:val="0"/>
+                <w:sz w:val="16"/>
+              </w:rPr>
+              <w:t>S07</w:t>
+              <w:br/>
+            </w:r>
+            <w:r>
+              <w:rPr>
+                <w:b w:val="0"/>
+                <w:i w:val="0"/>
+                <w:color w:val="64748B"/>
+                <w:sz w:val="14"/>
+              </w:rPr>
+              <w:t>Consommation alimentaire</w:t>
+            </w:r>
+          </w:p>
+        </w:tc>
+        <w:tc>
+          <w:tcPr>
+            <w:tcW w:type="dxa" w:w="1531"/>
+          </w:tcPr>
+          <w:p>
+            <w:r>
+              <w:rPr>
+                <w:b/>
+                <w:i w:val="0"/>
+                <w:color w:val="16A34A"/>
+                <w:sz w:val="16"/>
+              </w:rPr>
+              <w:t>—</w:t>
+            </w:r>
+          </w:p>
+        </w:tc>
+        <w:tc>
+          <w:tcPr>
+            <w:tcW w:type="dxa" w:w="1191"/>
+          </w:tcPr>
+          <w:p>
+            <w:r>
+              <w:rPr>
+                <w:b w:val="0"/>
+                <w:i w:val="0"/>
+                <w:color w:val="64748B"/>
+                <w:sz w:val="16"/>
+              </w:rPr>
+              <w:t>GT-CQ</w:t>
+            </w:r>
+          </w:p>
+        </w:tc>
+        <w:tc>
+          <w:tcPr>
+            <w:tcW w:type="dxa" w:w="4706"/>
+          </w:tcPr>
+          <w:p>
+            <w:r>
+              <w:rPr>
+                <w:b w:val="0"/>
+                <w:i w:val="0"/>
+                <w:sz w:val="17"/>
+              </w:rPr>
+              <w:t>Attention ! Soupçons de quantité anormale! Le ménage de MALICK DIAGNE avec une taille de 10 personnes a consommé .12 Kg en taille unique de Farine de blé locale ou importée qui est relativement élevé comme consommation par rapport à la condition de vie des autres ménages de même taille dans cette zone.</w:t>
+            </w:r>
+          </w:p>
+        </w:tc>
+      </w:tr>
+      <w:tr>
+        <w:tc>
+          <w:tcPr>
+            <w:tcW w:type="dxa" w:w="964"/>
+          </w:tcPr>
+          <w:p>
+            <w:r>
+              <w:rPr>
+                <w:b/>
+                <w:i w:val="0"/>
+                <w:color w:val="EA580C"/>
+                <w:sz w:val="16"/>
+              </w:rPr>
+              <w:t>Moyenne</w:t>
+            </w:r>
+          </w:p>
+        </w:tc>
+        <w:tc>
+          <w:tcPr>
+            <w:tcW w:type="dxa" w:w="1247"/>
+          </w:tcPr>
+          <w:p>
+            <w:r>
+              <w:rPr>
+                <w:b/>
+                <w:i w:val="0"/>
+                <w:sz w:val="16"/>
+              </w:rPr>
+              <w:t>S07</w:t>
+              <w:br/>
+            </w:r>
+            <w:r>
+              <w:rPr>
+                <w:b w:val="0"/>
+                <w:i w:val="0"/>
+                <w:color w:val="64748B"/>
+                <w:sz w:val="14"/>
+              </w:rPr>
+              <w:t>Consommation alimentaire</w:t>
+            </w:r>
+          </w:p>
+        </w:tc>
+        <w:tc>
+          <w:tcPr>
+            <w:tcW w:type="dxa" w:w="1531"/>
+          </w:tcPr>
+          <w:p>
+            <w:r>
+              <w:rPr>
+                <w:b/>
+                <w:i w:val="0"/>
+                <w:color w:val="16A34A"/>
+                <w:sz w:val="16"/>
+              </w:rPr>
+              <w:t>—</w:t>
+            </w:r>
+          </w:p>
+        </w:tc>
+        <w:tc>
+          <w:tcPr>
+            <w:tcW w:type="dxa" w:w="1191"/>
+          </w:tcPr>
+          <w:p>
+            <w:r>
+              <w:rPr>
+                <w:b w:val="0"/>
+                <w:i w:val="0"/>
+                <w:color w:val="64748B"/>
+                <w:sz w:val="16"/>
+              </w:rPr>
+              <w:t>GT-CQ</w:t>
+            </w:r>
+          </w:p>
+        </w:tc>
+        <w:tc>
+          <w:tcPr>
+            <w:tcW w:type="dxa" w:w="4706"/>
+          </w:tcPr>
+          <w:p>
+            <w:r>
+              <w:rPr>
+                <w:b w:val="0"/>
+                <w:i w:val="0"/>
+                <w:sz w:val="17"/>
+              </w:rPr>
+              <w:t>Prière de corriger ou de confirmer avec le QG.</w:t>
+            </w:r>
+          </w:p>
+        </w:tc>
+      </w:tr>
+      <w:tr>
+        <w:tc>
+          <w:tcPr>
+            <w:tcW w:type="dxa" w:w="964"/>
+          </w:tcPr>
+          <w:p>
+            <w:r>
+              <w:rPr>
+                <w:b/>
+                <w:i w:val="0"/>
+                <w:color w:val="EA580C"/>
+                <w:sz w:val="16"/>
+              </w:rPr>
+              <w:t>Moyenne</w:t>
+            </w:r>
+          </w:p>
+        </w:tc>
+        <w:tc>
+          <w:tcPr>
+            <w:tcW w:type="dxa" w:w="1247"/>
+          </w:tcPr>
+          <w:p>
+            <w:r>
+              <w:rPr>
+                <w:b/>
+                <w:i w:val="0"/>
+                <w:sz w:val="16"/>
+              </w:rPr>
+              <w:t>S09</w:t>
+              <w:br/>
+            </w:r>
+            <w:r>
+              <w:rPr>
+                <w:b w:val="0"/>
+                <w:i w:val="0"/>
+                <w:color w:val="64748B"/>
+                <w:sz w:val="14"/>
+              </w:rPr>
+              <w:t>Dépenses non alimentaires</w:t>
+            </w:r>
+          </w:p>
+        </w:tc>
+        <w:tc>
+          <w:tcPr>
+            <w:tcW w:type="dxa" w:w="1531"/>
+          </w:tcPr>
+          <w:p>
+            <w:r>
+              <w:rPr>
+                <w:b/>
+                <w:i w:val="0"/>
+                <w:color w:val="16A34A"/>
+                <w:sz w:val="16"/>
+              </w:rPr>
+              <w:t>—</w:t>
+            </w:r>
+          </w:p>
+        </w:tc>
+        <w:tc>
+          <w:tcPr>
+            <w:tcW w:type="dxa" w:w="1191"/>
+          </w:tcPr>
+          <w:p>
+            <w:r>
+              <w:rPr>
+                <w:b w:val="0"/>
+                <w:i w:val="0"/>
+                <w:color w:val="64748B"/>
+                <w:sz w:val="16"/>
+              </w:rPr>
+              <w:t>GT-CQ</w:t>
+            </w:r>
+          </w:p>
+        </w:tc>
+        <w:tc>
+          <w:tcPr>
+            <w:tcW w:type="dxa" w:w="4706"/>
+          </w:tcPr>
+          <w:p>
+            <w:r>
+              <w:rPr>
+                <w:b w:val="0"/>
+                <w:i w:val="0"/>
+                <w:sz w:val="17"/>
+              </w:rPr>
+              <w:t>Attention ! La dépense du ménage de MALICK DIAGNE (2800 Fcfa) au cours de 30 derniers jours de Bois de chauffe acheté est relativement élevé.</w:t>
+            </w:r>
+          </w:p>
+        </w:tc>
+      </w:tr>
+      <w:tr>
+        <w:tc>
+          <w:tcPr>
+            <w:tcW w:type="dxa" w:w="964"/>
+          </w:tcPr>
+          <w:p>
+            <w:r>
+              <w:rPr>
+                <w:b/>
+                <w:i w:val="0"/>
+                <w:color w:val="EA580C"/>
+                <w:sz w:val="16"/>
+              </w:rPr>
+              <w:t>Moyenne</w:t>
+            </w:r>
+          </w:p>
+        </w:tc>
+        <w:tc>
+          <w:tcPr>
+            <w:tcW w:type="dxa" w:w="1247"/>
+          </w:tcPr>
+          <w:p>
+            <w:r>
+              <w:rPr>
+                <w:b/>
+                <w:i w:val="0"/>
+                <w:sz w:val="16"/>
+              </w:rPr>
+              <w:t>S09</w:t>
+              <w:br/>
+            </w:r>
+            <w:r>
+              <w:rPr>
+                <w:b w:val="0"/>
+                <w:i w:val="0"/>
+                <w:color w:val="64748B"/>
+                <w:sz w:val="14"/>
+              </w:rPr>
+              <w:t>Dépenses non alimentaires</w:t>
+            </w:r>
+          </w:p>
+        </w:tc>
+        <w:tc>
+          <w:tcPr>
+            <w:tcW w:type="dxa" w:w="1531"/>
+          </w:tcPr>
+          <w:p>
+            <w:r>
+              <w:rPr>
+                <w:b/>
+                <w:i w:val="0"/>
+                <w:color w:val="16A34A"/>
+                <w:sz w:val="16"/>
+              </w:rPr>
+              <w:t>—</w:t>
+            </w:r>
+          </w:p>
+        </w:tc>
+        <w:tc>
+          <w:tcPr>
+            <w:tcW w:type="dxa" w:w="1191"/>
+          </w:tcPr>
+          <w:p>
+            <w:r>
+              <w:rPr>
+                <w:b w:val="0"/>
+                <w:i w:val="0"/>
+                <w:color w:val="64748B"/>
+                <w:sz w:val="16"/>
+              </w:rPr>
+              <w:t>GT-CQ</w:t>
+            </w:r>
+          </w:p>
+        </w:tc>
+        <w:tc>
+          <w:tcPr>
+            <w:tcW w:type="dxa" w:w="4706"/>
+          </w:tcPr>
+          <w:p>
+            <w:r>
+              <w:rPr>
+                <w:b w:val="0"/>
+                <w:i w:val="0"/>
+                <w:sz w:val="17"/>
+              </w:rPr>
+              <w:t>Prière de corriger ou de confirmer avec le QG.</w:t>
+            </w:r>
+          </w:p>
+        </w:tc>
+      </w:tr>
+      <w:tr>
+        <w:tc>
+          <w:tcPr>
+            <w:tcW w:type="dxa" w:w="964"/>
+          </w:tcPr>
+          <w:p>
+            <w:r>
+              <w:rPr>
+                <w:b/>
+                <w:i w:val="0"/>
+                <w:color w:val="EA580C"/>
+                <w:sz w:val="16"/>
+              </w:rPr>
+              <w:t>Moyenne</w:t>
+            </w:r>
+          </w:p>
+        </w:tc>
+        <w:tc>
+          <w:tcPr>
+            <w:tcW w:type="dxa" w:w="1247"/>
+          </w:tcPr>
+          <w:p>
+            <w:r>
+              <w:rPr>
+                <w:b/>
+                <w:i w:val="0"/>
+                <w:sz w:val="16"/>
+              </w:rPr>
+              <w:t>S09</w:t>
+              <w:br/>
+            </w:r>
+            <w:r>
+              <w:rPr>
+                <w:b w:val="0"/>
+                <w:i w:val="0"/>
+                <w:color w:val="64748B"/>
+                <w:sz w:val="14"/>
+              </w:rPr>
+              <w:t>Dépenses non alimentaires</w:t>
+            </w:r>
+          </w:p>
+        </w:tc>
+        <w:tc>
+          <w:tcPr>
+            <w:tcW w:type="dxa" w:w="1531"/>
+          </w:tcPr>
+          <w:p>
+            <w:r>
+              <w:rPr>
+                <w:b/>
+                <w:i w:val="0"/>
+                <w:color w:val="16A34A"/>
+                <w:sz w:val="16"/>
+              </w:rPr>
+              <w:t>—</w:t>
+            </w:r>
+          </w:p>
+        </w:tc>
+        <w:tc>
+          <w:tcPr>
+            <w:tcW w:type="dxa" w:w="1191"/>
+          </w:tcPr>
+          <w:p>
+            <w:r>
+              <w:rPr>
+                <w:b w:val="0"/>
+                <w:i w:val="0"/>
+                <w:color w:val="64748B"/>
+                <w:sz w:val="16"/>
+              </w:rPr>
+              <w:t>GT-CQ</w:t>
+            </w:r>
+          </w:p>
+        </w:tc>
+        <w:tc>
+          <w:tcPr>
+            <w:tcW w:type="dxa" w:w="4706"/>
+          </w:tcPr>
+          <w:p>
+            <w:r>
+              <w:rPr>
+                <w:b w:val="0"/>
+                <w:i w:val="0"/>
+                <w:sz w:val="17"/>
+              </w:rPr>
+              <w:t>Attention ! La dépense du ménage de MALICK DIAGNE (6000 Fcfa) au cours de 30 derniers jours de Insecticide, tortillon anti-moustique est relativement élevé.</w:t>
+            </w:r>
+          </w:p>
+        </w:tc>
+      </w:tr>
+      <w:tr>
+        <w:tc>
+          <w:tcPr>
+            <w:tcW w:type="dxa" w:w="964"/>
+          </w:tcPr>
+          <w:p>
+            <w:r>
+              <w:rPr>
+                <w:b/>
+                <w:i w:val="0"/>
+                <w:color w:val="EA580C"/>
+                <w:sz w:val="16"/>
+              </w:rPr>
+              <w:t>Moyenne</w:t>
+            </w:r>
+          </w:p>
+        </w:tc>
+        <w:tc>
+          <w:tcPr>
+            <w:tcW w:type="dxa" w:w="1247"/>
+          </w:tcPr>
+          <w:p>
+            <w:r>
+              <w:rPr>
+                <w:b/>
+                <w:i w:val="0"/>
+                <w:sz w:val="16"/>
+              </w:rPr>
+              <w:t>S09</w:t>
+              <w:br/>
+            </w:r>
+            <w:r>
+              <w:rPr>
+                <w:b w:val="0"/>
+                <w:i w:val="0"/>
+                <w:color w:val="64748B"/>
+                <w:sz w:val="14"/>
+              </w:rPr>
+              <w:t>Dépenses non alimentaires</w:t>
+            </w:r>
+          </w:p>
+        </w:tc>
+        <w:tc>
+          <w:tcPr>
+            <w:tcW w:type="dxa" w:w="1531"/>
+          </w:tcPr>
+          <w:p>
+            <w:r>
+              <w:rPr>
+                <w:b/>
+                <w:i w:val="0"/>
+                <w:color w:val="16A34A"/>
+                <w:sz w:val="16"/>
+              </w:rPr>
+              <w:t>—</w:t>
+            </w:r>
+          </w:p>
+        </w:tc>
+        <w:tc>
+          <w:tcPr>
+            <w:tcW w:type="dxa" w:w="1191"/>
+          </w:tcPr>
+          <w:p>
+            <w:r>
+              <w:rPr>
+                <w:b w:val="0"/>
+                <w:i w:val="0"/>
+                <w:color w:val="64748B"/>
+                <w:sz w:val="16"/>
+              </w:rPr>
+              <w:t>GT-CQ</w:t>
+            </w:r>
+          </w:p>
+        </w:tc>
+        <w:tc>
+          <w:tcPr>
+            <w:tcW w:type="dxa" w:w="4706"/>
+          </w:tcPr>
+          <w:p>
+            <w:r>
+              <w:rPr>
+                <w:b w:val="0"/>
+                <w:i w:val="0"/>
+                <w:sz w:val="17"/>
+              </w:rPr>
+              <w:t>Peu plausible! le montant de la dépense (50 Fcfa) pour Frais de photocopies de document  semble trop faible .</w:t>
+            </w:r>
+          </w:p>
+        </w:tc>
+      </w:tr>
+      <w:tr>
+        <w:tc>
+          <w:tcPr>
+            <w:tcW w:type="dxa" w:w="964"/>
+          </w:tcPr>
+          <w:p>
+            <w:r>
+              <w:rPr>
+                <w:b/>
+                <w:i w:val="0"/>
+                <w:color w:val="EA580C"/>
+                <w:sz w:val="16"/>
+              </w:rPr>
+              <w:t>Moyenne</w:t>
+            </w:r>
+          </w:p>
+        </w:tc>
+        <w:tc>
+          <w:tcPr>
+            <w:tcW w:type="dxa" w:w="1247"/>
+          </w:tcPr>
+          <w:p>
+            <w:r>
+              <w:rPr>
+                <w:b/>
+                <w:i w:val="0"/>
+                <w:sz w:val="16"/>
+              </w:rPr>
+              <w:t>S09</w:t>
+              <w:br/>
+            </w:r>
+            <w:r>
+              <w:rPr>
+                <w:b w:val="0"/>
+                <w:i w:val="0"/>
+                <w:color w:val="64748B"/>
+                <w:sz w:val="14"/>
+              </w:rPr>
+              <w:t>Dépenses non alimentaires</w:t>
+            </w:r>
+          </w:p>
+        </w:tc>
+        <w:tc>
+          <w:tcPr>
+            <w:tcW w:type="dxa" w:w="1531"/>
+          </w:tcPr>
+          <w:p>
+            <w:r>
+              <w:rPr>
+                <w:b/>
+                <w:i w:val="0"/>
+                <w:color w:val="16A34A"/>
+                <w:sz w:val="16"/>
+              </w:rPr>
+              <w:t>—</w:t>
+            </w:r>
+          </w:p>
+        </w:tc>
+        <w:tc>
+          <w:tcPr>
+            <w:tcW w:type="dxa" w:w="1191"/>
+          </w:tcPr>
+          <w:p>
+            <w:r>
+              <w:rPr>
+                <w:b w:val="0"/>
+                <w:i w:val="0"/>
+                <w:color w:val="64748B"/>
+                <w:sz w:val="16"/>
+              </w:rPr>
+              <w:t>GT-CQ</w:t>
+            </w:r>
+          </w:p>
+        </w:tc>
+        <w:tc>
+          <w:tcPr>
+            <w:tcW w:type="dxa" w:w="4706"/>
+          </w:tcPr>
+          <w:p>
+            <w:r>
+              <w:rPr>
+                <w:b w:val="0"/>
+                <w:i w:val="0"/>
+                <w:sz w:val="17"/>
+              </w:rPr>
+              <w:t>Veuillez, s'il vous plaît, confirmer cette information avec le QG ou la corriger.</w:t>
+            </w:r>
+          </w:p>
+        </w:tc>
+      </w:tr>
+      <w:tr>
+        <w:tc>
+          <w:tcPr>
+            <w:tcW w:type="dxa" w:w="964"/>
+          </w:tcPr>
+          <w:p>
+            <w:r>
+              <w:rPr>
+                <w:b/>
+                <w:i w:val="0"/>
+                <w:color w:val="EA580C"/>
+                <w:sz w:val="16"/>
+              </w:rPr>
+              <w:t>Moyenne</w:t>
+            </w:r>
+          </w:p>
+        </w:tc>
+        <w:tc>
+          <w:tcPr>
+            <w:tcW w:type="dxa" w:w="1247"/>
+          </w:tcPr>
+          <w:p>
+            <w:r>
+              <w:rPr>
+                <w:b/>
+                <w:i w:val="0"/>
+                <w:sz w:val="16"/>
+              </w:rPr>
+              <w:t>S09</w:t>
+              <w:br/>
+            </w:r>
+            <w:r>
+              <w:rPr>
+                <w:b w:val="0"/>
+                <w:i w:val="0"/>
+                <w:color w:val="64748B"/>
+                <w:sz w:val="14"/>
+              </w:rPr>
+              <w:t>Dépenses non alimentaires</w:t>
+            </w:r>
+          </w:p>
+        </w:tc>
+        <w:tc>
+          <w:tcPr>
+            <w:tcW w:type="dxa" w:w="1531"/>
+          </w:tcPr>
+          <w:p>
+            <w:r>
+              <w:rPr>
+                <w:b/>
+                <w:i w:val="0"/>
+                <w:color w:val="16A34A"/>
+                <w:sz w:val="16"/>
+              </w:rPr>
+              <w:t>—</w:t>
+            </w:r>
+          </w:p>
+        </w:tc>
+        <w:tc>
+          <w:tcPr>
+            <w:tcW w:type="dxa" w:w="1191"/>
+          </w:tcPr>
+          <w:p>
+            <w:r>
+              <w:rPr>
+                <w:b w:val="0"/>
+                <w:i w:val="0"/>
+                <w:color w:val="64748B"/>
+                <w:sz w:val="16"/>
+              </w:rPr>
+              <w:t>GT-CQ</w:t>
+            </w:r>
+          </w:p>
+        </w:tc>
+        <w:tc>
+          <w:tcPr>
+            <w:tcW w:type="dxa" w:w="4706"/>
+          </w:tcPr>
+          <w:p>
+            <w:r>
+              <w:rPr>
+                <w:b w:val="0"/>
+                <w:i w:val="0"/>
+                <w:sz w:val="17"/>
+              </w:rPr>
+              <w:t>Attention ! La dépense du ménage de MALICK DIAGNE (50 Fcfa) au cours de 3 derniers mois de Frais de photocopies de document est relativement élevé.</w:t>
+            </w:r>
+          </w:p>
+        </w:tc>
+      </w:tr>
+      <w:tr>
+        <w:tc>
+          <w:tcPr>
+            <w:tcW w:type="dxa" w:w="964"/>
+          </w:tcPr>
+          <w:p>
+            <w:r>
+              <w:rPr>
+                <w:b/>
+                <w:i w:val="0"/>
+                <w:color w:val="EA580C"/>
+                <w:sz w:val="16"/>
+              </w:rPr>
+              <w:t>Moyenne</w:t>
+            </w:r>
+          </w:p>
+        </w:tc>
+        <w:tc>
+          <w:tcPr>
+            <w:tcW w:type="dxa" w:w="1247"/>
+          </w:tcPr>
+          <w:p>
+            <w:r>
+              <w:rPr>
+                <w:b/>
+                <w:i w:val="0"/>
+                <w:sz w:val="16"/>
+              </w:rPr>
+              <w:t>S09</w:t>
+              <w:br/>
+            </w:r>
+            <w:r>
+              <w:rPr>
+                <w:b w:val="0"/>
+                <w:i w:val="0"/>
+                <w:color w:val="64748B"/>
+                <w:sz w:val="14"/>
+              </w:rPr>
+              <w:t>Dépenses non alimentaires</w:t>
+            </w:r>
+          </w:p>
+        </w:tc>
+        <w:tc>
+          <w:tcPr>
+            <w:tcW w:type="dxa" w:w="1531"/>
+          </w:tcPr>
+          <w:p>
+            <w:r>
+              <w:rPr>
+                <w:b/>
+                <w:i w:val="0"/>
+                <w:color w:val="16A34A"/>
+                <w:sz w:val="16"/>
+              </w:rPr>
+              <w:t>—</w:t>
+            </w:r>
+          </w:p>
+        </w:tc>
+        <w:tc>
+          <w:tcPr>
+            <w:tcW w:type="dxa" w:w="1191"/>
+          </w:tcPr>
+          <w:p>
+            <w:r>
+              <w:rPr>
+                <w:b w:val="0"/>
+                <w:i w:val="0"/>
+                <w:color w:val="64748B"/>
+                <w:sz w:val="16"/>
+              </w:rPr>
+              <w:t>GT-CQ</w:t>
+            </w:r>
+          </w:p>
+        </w:tc>
+        <w:tc>
+          <w:tcPr>
+            <w:tcW w:type="dxa" w:w="4706"/>
+          </w:tcPr>
+          <w:p>
+            <w:r>
+              <w:rPr>
+                <w:b w:val="0"/>
+                <w:i w:val="0"/>
+                <w:sz w:val="17"/>
+              </w:rPr>
+              <w:t>Prière de corriger ou de confirmer avec le QG.</w:t>
+            </w:r>
+          </w:p>
+        </w:tc>
+      </w:tr>
+      <w:tr>
+        <w:tc>
+          <w:tcPr>
+            <w:tcW w:type="dxa" w:w="964"/>
+          </w:tcPr>
+          <w:p>
+            <w:r>
+              <w:rPr>
+                <w:b/>
+                <w:i w:val="0"/>
+                <w:color w:val="EA580C"/>
+                <w:sz w:val="16"/>
+              </w:rPr>
+              <w:t>Moyenne</w:t>
+            </w:r>
+          </w:p>
+        </w:tc>
+        <w:tc>
+          <w:tcPr>
+            <w:tcW w:type="dxa" w:w="1247"/>
+          </w:tcPr>
+          <w:p>
+            <w:r>
+              <w:rPr>
+                <w:b/>
+                <w:i w:val="0"/>
+                <w:sz w:val="16"/>
+              </w:rPr>
+              <w:t>S09</w:t>
+              <w:br/>
+            </w:r>
+            <w:r>
+              <w:rPr>
+                <w:b w:val="0"/>
+                <w:i w:val="0"/>
+                <w:color w:val="64748B"/>
+                <w:sz w:val="14"/>
+              </w:rPr>
+              <w:t>Dépenses non alimentaires</w:t>
+            </w:r>
+          </w:p>
+        </w:tc>
+        <w:tc>
+          <w:tcPr>
+            <w:tcW w:type="dxa" w:w="1531"/>
+          </w:tcPr>
+          <w:p>
+            <w:r>
+              <w:rPr>
+                <w:b/>
+                <w:i w:val="0"/>
+                <w:color w:val="16A34A"/>
+                <w:sz w:val="16"/>
+              </w:rPr>
+              <w:t>—</w:t>
+            </w:r>
+          </w:p>
+        </w:tc>
+        <w:tc>
+          <w:tcPr>
+            <w:tcW w:type="dxa" w:w="1191"/>
+          </w:tcPr>
+          <w:p>
+            <w:r>
+              <w:rPr>
+                <w:b w:val="0"/>
+                <w:i w:val="0"/>
+                <w:color w:val="64748B"/>
+                <w:sz w:val="16"/>
+              </w:rPr>
+              <w:t>GT-CQ</w:t>
+            </w:r>
+          </w:p>
+        </w:tc>
+        <w:tc>
+          <w:tcPr>
+            <w:tcW w:type="dxa" w:w="4706"/>
+          </w:tcPr>
+          <w:p>
+            <w:r>
+              <w:rPr>
+                <w:b w:val="0"/>
+                <w:i w:val="0"/>
+                <w:sz w:val="17"/>
+              </w:rPr>
+              <w:t>Attention ! La dépense du ménage de MALICK DIAGNE (2800 Fcfa) au cours de 6 derniers mois de Frais de confection et de réparation de vêtements enfants est relativement élevé.</w:t>
+            </w:r>
+          </w:p>
+        </w:tc>
+      </w:tr>
+      <w:tr>
+        <w:tc>
+          <w:tcPr>
+            <w:tcW w:type="dxa" w:w="964"/>
+          </w:tcPr>
+          <w:p>
+            <w:r>
+              <w:rPr>
+                <w:b/>
+                <w:i w:val="0"/>
+                <w:color w:val="EA580C"/>
+                <w:sz w:val="16"/>
+              </w:rPr>
+              <w:t>Moyenne</w:t>
+            </w:r>
+          </w:p>
+        </w:tc>
+        <w:tc>
+          <w:tcPr>
+            <w:tcW w:type="dxa" w:w="1247"/>
+          </w:tcPr>
+          <w:p>
+            <w:r>
+              <w:rPr>
+                <w:b/>
+                <w:i w:val="0"/>
+                <w:sz w:val="16"/>
+              </w:rPr>
+              <w:t>S09</w:t>
+              <w:br/>
+            </w:r>
+            <w:r>
+              <w:rPr>
+                <w:b w:val="0"/>
+                <w:i w:val="0"/>
+                <w:color w:val="64748B"/>
+                <w:sz w:val="14"/>
+              </w:rPr>
+              <w:t>Dépenses non alimentaires</w:t>
+            </w:r>
+          </w:p>
+        </w:tc>
+        <w:tc>
+          <w:tcPr>
+            <w:tcW w:type="dxa" w:w="1531"/>
+          </w:tcPr>
+          <w:p>
+            <w:r>
+              <w:rPr>
+                <w:b/>
+                <w:i w:val="0"/>
+                <w:color w:val="16A34A"/>
+                <w:sz w:val="16"/>
+              </w:rPr>
+              <w:t>—</w:t>
+            </w:r>
+          </w:p>
+        </w:tc>
+        <w:tc>
+          <w:tcPr>
+            <w:tcW w:type="dxa" w:w="1191"/>
+          </w:tcPr>
+          <w:p>
+            <w:r>
+              <w:rPr>
+                <w:b w:val="0"/>
+                <w:i w:val="0"/>
+                <w:color w:val="64748B"/>
+                <w:sz w:val="16"/>
+              </w:rPr>
+              <w:t>GT-CQ</w:t>
+            </w:r>
+          </w:p>
+        </w:tc>
+        <w:tc>
+          <w:tcPr>
+            <w:tcW w:type="dxa" w:w="4706"/>
+          </w:tcPr>
+          <w:p>
+            <w:r>
+              <w:rPr>
+                <w:b w:val="0"/>
+                <w:i w:val="0"/>
+                <w:sz w:val="17"/>
+              </w:rPr>
+              <w:t>Prière de corriger ou de confirmer avec le QG.</w:t>
+            </w:r>
+          </w:p>
+        </w:tc>
+      </w:tr>
+      <w:tr>
+        <w:tc>
+          <w:tcPr>
+            <w:tcW w:type="dxa" w:w="964"/>
+          </w:tcPr>
+          <w:p>
+            <w:r>
+              <w:rPr>
+                <w:b/>
+                <w:i w:val="0"/>
+                <w:color w:val="EA580C"/>
+                <w:sz w:val="16"/>
+              </w:rPr>
+              <w:t>Moyenne</w:t>
+            </w:r>
+          </w:p>
+        </w:tc>
+        <w:tc>
+          <w:tcPr>
+            <w:tcW w:type="dxa" w:w="1247"/>
+          </w:tcPr>
+          <w:p>
+            <w:r>
+              <w:rPr>
+                <w:b/>
+                <w:i w:val="0"/>
+                <w:sz w:val="16"/>
+              </w:rPr>
+              <w:t>S09</w:t>
+              <w:br/>
+            </w:r>
+            <w:r>
+              <w:rPr>
+                <w:b w:val="0"/>
+                <w:i w:val="0"/>
+                <w:color w:val="64748B"/>
+                <w:sz w:val="14"/>
+              </w:rPr>
+              <w:t>Dépenses non alimentaires</w:t>
+            </w:r>
+          </w:p>
+        </w:tc>
+        <w:tc>
+          <w:tcPr>
+            <w:tcW w:type="dxa" w:w="1531"/>
+          </w:tcPr>
+          <w:p>
+            <w:r>
+              <w:rPr>
+                <w:b/>
+                <w:i w:val="0"/>
+                <w:color w:val="16A34A"/>
+                <w:sz w:val="16"/>
+              </w:rPr>
+              <w:t>—</w:t>
+            </w:r>
+          </w:p>
+        </w:tc>
+        <w:tc>
+          <w:tcPr>
+            <w:tcW w:type="dxa" w:w="1191"/>
+          </w:tcPr>
+          <w:p>
+            <w:r>
+              <w:rPr>
+                <w:b w:val="0"/>
+                <w:i w:val="0"/>
+                <w:color w:val="64748B"/>
+                <w:sz w:val="16"/>
+              </w:rPr>
+              <w:t>GT-CQ</w:t>
+            </w:r>
+          </w:p>
+        </w:tc>
+        <w:tc>
+          <w:tcPr>
+            <w:tcW w:type="dxa" w:w="4706"/>
+          </w:tcPr>
+          <w:p>
+            <w:r>
+              <w:rPr>
+                <w:b w:val="0"/>
+                <w:i w:val="0"/>
+                <w:sz w:val="17"/>
+              </w:rPr>
+              <w:t>Attention ! La dépense du ménage de MALICK DIAGNE (9000 Fcfa) au cours de 6 derniers mois de Frais de confection et de réparation de vêtements femme: robe, pantalon, jupe, ensemble, réparation, location, etc.</w:t>
+            </w:r>
+          </w:p>
+        </w:tc>
+      </w:tr>
+      <w:tr>
+        <w:tc>
+          <w:tcPr>
+            <w:tcW w:type="dxa" w:w="964"/>
+          </w:tcPr>
+          <w:p>
+            <w:r>
+              <w:rPr>
+                <w:b/>
+                <w:i w:val="0"/>
+                <w:color w:val="EA580C"/>
+                <w:sz w:val="16"/>
+              </w:rPr>
+              <w:t>Moyenne</w:t>
+            </w:r>
+          </w:p>
+        </w:tc>
+        <w:tc>
+          <w:tcPr>
+            <w:tcW w:type="dxa" w:w="1247"/>
+          </w:tcPr>
+          <w:p>
+            <w:r>
+              <w:rPr>
+                <w:b/>
+                <w:i w:val="0"/>
+                <w:sz w:val="16"/>
+              </w:rPr>
+              <w:t>S09</w:t>
+              <w:br/>
+            </w:r>
+            <w:r>
+              <w:rPr>
+                <w:b w:val="0"/>
+                <w:i w:val="0"/>
+                <w:color w:val="64748B"/>
+                <w:sz w:val="14"/>
+              </w:rPr>
+              <w:t>Dépenses non alimentaires</w:t>
+            </w:r>
+          </w:p>
+        </w:tc>
+        <w:tc>
+          <w:tcPr>
+            <w:tcW w:type="dxa" w:w="1531"/>
+          </w:tcPr>
+          <w:p>
+            <w:r>
+              <w:rPr>
+                <w:b/>
+                <w:i w:val="0"/>
+                <w:color w:val="16A34A"/>
+                <w:sz w:val="16"/>
+              </w:rPr>
+              <w:t>—</w:t>
+            </w:r>
+          </w:p>
+        </w:tc>
+        <w:tc>
+          <w:tcPr>
+            <w:tcW w:type="dxa" w:w="1191"/>
+          </w:tcPr>
+          <w:p>
+            <w:r>
+              <w:rPr>
+                <w:b w:val="0"/>
+                <w:i w:val="0"/>
+                <w:color w:val="64748B"/>
+                <w:sz w:val="16"/>
+              </w:rPr>
+              <w:t>GT-CQ</w:t>
+            </w:r>
+          </w:p>
+        </w:tc>
+        <w:tc>
+          <w:tcPr>
+            <w:tcW w:type="dxa" w:w="4706"/>
+          </w:tcPr>
+          <w:p>
+            <w:r>
+              <w:rPr>
+                <w:b w:val="0"/>
+                <w:i w:val="0"/>
+                <w:sz w:val="17"/>
+              </w:rPr>
+              <w:t>est relativement élevé.</w:t>
+            </w:r>
+          </w:p>
+        </w:tc>
+      </w:tr>
+      <w:tr>
+        <w:tc>
+          <w:tcPr>
+            <w:tcW w:type="dxa" w:w="964"/>
+          </w:tcPr>
+          <w:p>
+            <w:r>
+              <w:rPr>
+                <w:b/>
+                <w:i w:val="0"/>
+                <w:color w:val="EA580C"/>
+                <w:sz w:val="16"/>
+              </w:rPr>
+              <w:t>Moyenne</w:t>
+            </w:r>
+          </w:p>
+        </w:tc>
+        <w:tc>
+          <w:tcPr>
+            <w:tcW w:type="dxa" w:w="1247"/>
+          </w:tcPr>
+          <w:p>
+            <w:r>
+              <w:rPr>
+                <w:b/>
+                <w:i w:val="0"/>
+                <w:sz w:val="16"/>
+              </w:rPr>
+              <w:t>S09</w:t>
+              <w:br/>
+            </w:r>
+            <w:r>
+              <w:rPr>
+                <w:b w:val="0"/>
+                <w:i w:val="0"/>
+                <w:color w:val="64748B"/>
+                <w:sz w:val="14"/>
+              </w:rPr>
+              <w:t>Dépenses non alimentaires</w:t>
+            </w:r>
+          </w:p>
+        </w:tc>
+        <w:tc>
+          <w:tcPr>
+            <w:tcW w:type="dxa" w:w="1531"/>
+          </w:tcPr>
+          <w:p>
+            <w:r>
+              <w:rPr>
+                <w:b/>
+                <w:i w:val="0"/>
+                <w:color w:val="16A34A"/>
+                <w:sz w:val="16"/>
+              </w:rPr>
+              <w:t>—</w:t>
+            </w:r>
+          </w:p>
+        </w:tc>
+        <w:tc>
+          <w:tcPr>
+            <w:tcW w:type="dxa" w:w="1191"/>
+          </w:tcPr>
+          <w:p>
+            <w:r>
+              <w:rPr>
+                <w:b w:val="0"/>
+                <w:i w:val="0"/>
+                <w:color w:val="64748B"/>
+                <w:sz w:val="16"/>
+              </w:rPr>
+              <w:t>GT-CQ</w:t>
+            </w:r>
+          </w:p>
+        </w:tc>
+        <w:tc>
+          <w:tcPr>
+            <w:tcW w:type="dxa" w:w="4706"/>
+          </w:tcPr>
+          <w:p>
+            <w:r>
+              <w:rPr>
+                <w:b w:val="0"/>
+                <w:i w:val="0"/>
+                <w:sz w:val="17"/>
+              </w:rPr>
+              <w:t>Attention ! La dépense du ménage de MALICK DIAGNE (2500 Fcfa) au cours de 12 derniers mois de Autres ustensiles de ménage: seau, bouilloire, biberon, poubelle, tasses, cafétière non électrique, théière, calebasse, louche, jarre, canari, mortier, pilon, etc est relativement élevé.</w:t>
+            </w:r>
+          </w:p>
+        </w:tc>
+      </w:tr>
+      <w:tr>
+        <w:tc>
+          <w:tcPr>
+            <w:tcW w:type="dxa" w:w="964"/>
+          </w:tcPr>
+          <w:p>
+            <w:r>
+              <w:rPr>
+                <w:b/>
+                <w:i w:val="0"/>
+                <w:color w:val="EA580C"/>
+                <w:sz w:val="16"/>
+              </w:rPr>
+              <w:t>Moyenne</w:t>
+            </w:r>
+          </w:p>
+        </w:tc>
+        <w:tc>
+          <w:tcPr>
+            <w:tcW w:type="dxa" w:w="1247"/>
+          </w:tcPr>
+          <w:p>
+            <w:r>
+              <w:rPr>
+                <w:b/>
+                <w:i w:val="0"/>
+                <w:sz w:val="16"/>
+              </w:rPr>
+              <w:t>S09</w:t>
+              <w:br/>
+            </w:r>
+            <w:r>
+              <w:rPr>
+                <w:b w:val="0"/>
+                <w:i w:val="0"/>
+                <w:color w:val="64748B"/>
+                <w:sz w:val="14"/>
+              </w:rPr>
+              <w:t>Dépenses non alimentaires</w:t>
+            </w:r>
+          </w:p>
+        </w:tc>
+        <w:tc>
+          <w:tcPr>
+            <w:tcW w:type="dxa" w:w="1531"/>
+          </w:tcPr>
+          <w:p>
+            <w:r>
+              <w:rPr>
+                <w:b/>
+                <w:i w:val="0"/>
+                <w:color w:val="16A34A"/>
+                <w:sz w:val="16"/>
+              </w:rPr>
+              <w:t>—</w:t>
+            </w:r>
+          </w:p>
+        </w:tc>
+        <w:tc>
+          <w:tcPr>
+            <w:tcW w:type="dxa" w:w="1191"/>
+          </w:tcPr>
+          <w:p>
+            <w:r>
+              <w:rPr>
+                <w:b w:val="0"/>
+                <w:i w:val="0"/>
+                <w:color w:val="64748B"/>
+                <w:sz w:val="16"/>
+              </w:rPr>
+              <w:t>GT-CQ</w:t>
+            </w:r>
+          </w:p>
+        </w:tc>
+        <w:tc>
+          <w:tcPr>
+            <w:tcW w:type="dxa" w:w="4706"/>
+          </w:tcPr>
+          <w:p>
+            <w:r>
+              <w:rPr>
+                <w:b w:val="0"/>
+                <w:i w:val="0"/>
+                <w:sz w:val="17"/>
+              </w:rPr>
+              <w:t>Prière de corriger ou de confirmer avec le QG.</w:t>
+            </w:r>
+          </w:p>
+        </w:tc>
+      </w:tr>
+      <w:tr>
+        <w:tc>
+          <w:tcPr>
+            <w:tcW w:type="dxa" w:w="964"/>
+          </w:tcPr>
+          <w:p>
+            <w:r>
+              <w:rPr>
+                <w:b/>
+                <w:i w:val="0"/>
+                <w:color w:val="EA580C"/>
+                <w:sz w:val="16"/>
+              </w:rPr>
+              <w:t>Moyenne</w:t>
             </w:r>
           </w:p>
         </w:tc>
@@ -1174,7 +5134,7 @@
                 <w:color w:val="16A34A"/>
                 <w:sz w:val="16"/>
               </w:rPr>
-              <w:t>s01q07, s01q08, s02q20, s02q22, s03q07, s02q29, s04q19, s13q02</w:t>
+              <w:t>s00q11, s01q03b, s01q04b, s02q01__1, s02q02__1, s02q03__1, s02q04, s02q15</w:t>
             </w:r>
           </w:p>
         </w:tc>
@@ -1205,7 +5165,7 @@
                 <w:i w:val="0"/>
                 <w:sz w:val="17"/>
               </w:rPr>
-              <w:t>Avertissement!! Le montant supporté (50000 FCFA) par le ménage pour cette source d’énergie (Bois de chauffe) à DIOURBEL Rural au cours des 30 derniers jours semble incoherent, prière de confirmer ou corriger.</w:t>
+              <w:t>Le montant (200000 FCFA) du loyer mensuel payé pour un logement comme le votre (Case) dans ce village/quartier est trop élevé, Veuillez s'il vous plaît corriger cette information.</w:t>
             </w:r>
           </w:p>
         </w:tc>
@@ -1220,10 +5180,10 @@
               <w:rPr>
                 <w:b/>
                 <w:i w:val="0"/>
-                <w:color w:val="DC2626"/>
-                <w:sz w:val="16"/>
-              </w:rPr>
-              <w:t>Haute</w:t>
+                <w:color w:val="EA580C"/>
+                <w:sz w:val="16"/>
+              </w:rPr>
+              <w:t>Moyenne</w:t>
             </w:r>
           </w:p>
         </w:tc>
@@ -1238,7 +5198,7 @@
                 <w:i w:val="0"/>
                 <w:sz w:val="16"/>
               </w:rPr>
-              <w:t>S11</w:t>
+              <w:t>S12</w:t>
               <w:br/>
             </w:r>
             <w:r>
@@ -1248,7 +5208,7 @@
                 <w:color w:val="64748B"/>
                 <w:sz w:val="14"/>
               </w:rPr>
-              <w:t>Logement / cadre de vie</w:t>
+              <w:t>Avoirs / biens durables</w:t>
             </w:r>
           </w:p>
         </w:tc>
@@ -1295,5047 +5255,7 @@
                 <w:i w:val="0"/>
                 <w:sz w:val="17"/>
               </w:rPr>
-              <w:t>Incoherence!! Le ménage a depensé .</w:t>
-            </w:r>
-          </w:p>
-        </w:tc>
-      </w:tr>
-      <w:tr>
-        <w:tc>
-          <w:tcPr>
-            <w:tcW w:type="dxa" w:w="964"/>
-          </w:tcPr>
-          <w:p>
-            <w:r>
-              <w:rPr>
-                <w:b/>
-                <w:i w:val="0"/>
-                <w:color w:val="DC2626"/>
-                <w:sz w:val="16"/>
-              </w:rPr>
-              <w:t>Haute</w:t>
-            </w:r>
-          </w:p>
-        </w:tc>
-        <w:tc>
-          <w:tcPr>
-            <w:tcW w:type="dxa" w:w="1247"/>
-          </w:tcPr>
-          <w:p>
-            <w:r>
-              <w:rPr>
-                <w:b/>
-                <w:i w:val="0"/>
-                <w:sz w:val="16"/>
-              </w:rPr>
-              <w:t>S11</w:t>
-              <w:br/>
-            </w:r>
-            <w:r>
-              <w:rPr>
-                <w:b w:val="0"/>
-                <w:i w:val="0"/>
-                <w:color w:val="64748B"/>
-                <w:sz w:val="14"/>
-              </w:rPr>
-              <w:t>Logement / cadre de vie</w:t>
-            </w:r>
-          </w:p>
-        </w:tc>
-        <w:tc>
-          <w:tcPr>
-            <w:tcW w:type="dxa" w:w="1531"/>
-          </w:tcPr>
-          <w:p>
-            <w:r>
-              <w:rPr>
-                <w:b/>
-                <w:i w:val="0"/>
-                <w:color w:val="16A34A"/>
-                <w:sz w:val="16"/>
-              </w:rPr>
-              <w:t>s01q29, s01q31, s04q24, s00q04, s11q21, s09fq03, s09fq011</w:t>
-            </w:r>
-          </w:p>
-        </w:tc>
-        <w:tc>
-          <w:tcPr>
-            <w:tcW w:type="dxa" w:w="1191"/>
-          </w:tcPr>
-          <w:p>
-            <w:r>
-              <w:rPr>
-                <w:b w:val="0"/>
-                <w:i w:val="0"/>
-                <w:color w:val="64748B"/>
-                <w:sz w:val="16"/>
-              </w:rPr>
-              <w:t>GT-CQ</w:t>
-            </w:r>
-          </w:p>
-        </w:tc>
-        <w:tc>
-          <w:tcPr>
-            <w:tcW w:type="dxa" w:w="4706"/>
-          </w:tcPr>
-          <w:p>
-            <w:r>
-              <w:rPr>
-                <w:b w:val="0"/>
-                <w:i w:val="0"/>
-                <w:sz w:val="17"/>
-              </w:rPr>
-              <w:t>FCFA dans Frais de connexion au réseau de distribution d'eau mais dit ne pas être connecté à un réseau d'eau courante, prière de corriger cette incoherence</w:t>
-            </w:r>
-          </w:p>
-        </w:tc>
-      </w:tr>
-      <w:tr>
-        <w:tc>
-          <w:tcPr>
-            <w:tcW w:type="dxa" w:w="964"/>
-          </w:tcPr>
-          <w:p>
-            <w:r>
-              <w:rPr>
-                <w:b/>
-                <w:i w:val="0"/>
-                <w:color w:val="DC2626"/>
-                <w:sz w:val="16"/>
-              </w:rPr>
-              <w:t>Haute</w:t>
-            </w:r>
-          </w:p>
-        </w:tc>
-        <w:tc>
-          <w:tcPr>
-            <w:tcW w:type="dxa" w:w="1247"/>
-          </w:tcPr>
-          <w:p>
-            <w:r>
-              <w:rPr>
-                <w:b/>
-                <w:i w:val="0"/>
-                <w:sz w:val="16"/>
-              </w:rPr>
-              <w:t>S16</w:t>
-              <w:br/>
-            </w:r>
-            <w:r>
-              <w:rPr>
-                <w:b w:val="0"/>
-                <w:i w:val="0"/>
-                <w:color w:val="64748B"/>
-                <w:sz w:val="14"/>
-              </w:rPr>
-              <w:t>Agriculture</w:t>
-            </w:r>
-          </w:p>
-        </w:tc>
-        <w:tc>
-          <w:tcPr>
-            <w:tcW w:type="dxa" w:w="1531"/>
-          </w:tcPr>
-          <w:p>
-            <w:r>
-              <w:rPr>
-                <w:b/>
-                <w:i w:val="0"/>
-                <w:color w:val="16A34A"/>
-                <w:sz w:val="16"/>
-              </w:rPr>
-              <w:t>s16dq05a, s16dq05c</w:t>
-            </w:r>
-          </w:p>
-        </w:tc>
-        <w:tc>
-          <w:tcPr>
-            <w:tcW w:type="dxa" w:w="1191"/>
-          </w:tcPr>
-          <w:p>
-            <w:r>
-              <w:rPr>
-                <w:b w:val="0"/>
-                <w:i w:val="0"/>
-                <w:color w:val="64748B"/>
-                <w:sz w:val="16"/>
-              </w:rPr>
-              <w:t>GT-CQ</w:t>
-            </w:r>
-          </w:p>
-        </w:tc>
-        <w:tc>
-          <w:tcPr>
-            <w:tcW w:type="dxa" w:w="4706"/>
-          </w:tcPr>
-          <w:p>
-            <w:r>
-              <w:rPr>
-                <w:b w:val="0"/>
-                <w:i w:val="0"/>
-                <w:sz w:val="17"/>
-              </w:rPr>
-              <w:t>La quantité de s16dq05a estimée en Kg est incohérente avec la prise dans la question s16dq05c, prière de bien estimer et mettre la valeur exacte.</w:t>
-            </w:r>
-          </w:p>
-        </w:tc>
-      </w:tr>
-      <w:tr>
-        <w:tc>
-          <w:tcPr>
-            <w:tcW w:type="dxa" w:w="964"/>
-          </w:tcPr>
-          <w:p>
-            <w:r>
-              <w:rPr>
-                <w:b/>
-                <w:i w:val="0"/>
-                <w:color w:val="DC2626"/>
-                <w:sz w:val="16"/>
-              </w:rPr>
-              <w:t>Haute</w:t>
-            </w:r>
-          </w:p>
-        </w:tc>
-        <w:tc>
-          <w:tcPr>
-            <w:tcW w:type="dxa" w:w="1247"/>
-          </w:tcPr>
-          <w:p>
-            <w:r>
-              <w:rPr>
-                <w:b/>
-                <w:i w:val="0"/>
-                <w:sz w:val="16"/>
-              </w:rPr>
-              <w:t>S16</w:t>
-              <w:br/>
-            </w:r>
-            <w:r>
-              <w:rPr>
-                <w:b w:val="0"/>
-                <w:i w:val="0"/>
-                <w:color w:val="64748B"/>
-                <w:sz w:val="14"/>
-              </w:rPr>
-              <w:t>Agriculture</w:t>
-            </w:r>
-          </w:p>
-        </w:tc>
-        <w:tc>
-          <w:tcPr>
-            <w:tcW w:type="dxa" w:w="1531"/>
-          </w:tcPr>
-          <w:p>
-            <w:r>
-              <w:rPr>
-                <w:b/>
-                <w:i w:val="0"/>
-                <w:color w:val="16A34A"/>
-                <w:sz w:val="16"/>
-              </w:rPr>
-              <w:t>s00q07a, s00q08, s00q10, s00q13_0, s00q15_0, s00q17_0, s00q23a, s00q23b</w:t>
-            </w:r>
-          </w:p>
-        </w:tc>
-        <w:tc>
-          <w:tcPr>
-            <w:tcW w:type="dxa" w:w="1191"/>
-          </w:tcPr>
-          <w:p>
-            <w:r>
-              <w:rPr>
-                <w:b w:val="0"/>
-                <w:i w:val="0"/>
-                <w:color w:val="64748B"/>
-                <w:sz w:val="16"/>
-              </w:rPr>
-              <w:t>GT-CQ</w:t>
-            </w:r>
-          </w:p>
-        </w:tc>
-        <w:tc>
-          <w:tcPr>
-            <w:tcW w:type="dxa" w:w="4706"/>
-          </w:tcPr>
-          <w:p>
-            <w:r>
-              <w:rPr>
-                <w:b w:val="0"/>
-                <w:i w:val="0"/>
-                <w:sz w:val="17"/>
-              </w:rPr>
-              <w:t>La somme des quantités consommées (0 kg), des quantités offertes (0 kg),  des quantités vendus (2 kg) et des quantités en stock (100 kg) depasse la quantité totale (2 kg) que le ménage a eu après la recolte de Oseille , prière de corriger cette incoherence.</w:t>
-            </w:r>
-          </w:p>
-        </w:tc>
-      </w:tr>
-      <w:tr>
-        <w:tc>
-          <w:tcPr>
-            <w:tcW w:type="dxa" w:w="964"/>
-          </w:tcPr>
-          <w:p>
-            <w:r>
-              <w:rPr>
-                <w:b/>
-                <w:i w:val="0"/>
-                <w:color w:val="EA580C"/>
-                <w:sz w:val="16"/>
-              </w:rPr>
-              <w:t>Moyenne</w:t>
-            </w:r>
-          </w:p>
-        </w:tc>
-        <w:tc>
-          <w:tcPr>
-            <w:tcW w:type="dxa" w:w="1247"/>
-          </w:tcPr>
-          <w:p>
-            <w:r>
-              <w:rPr>
-                <w:b/>
-                <w:i w:val="0"/>
-                <w:sz w:val="16"/>
-              </w:rPr>
-              <w:t>S00</w:t>
-              <w:br/>
-            </w:r>
-            <w:r>
-              <w:rPr>
-                <w:b w:val="0"/>
-                <w:i w:val="0"/>
-                <w:color w:val="64748B"/>
-                <w:sz w:val="14"/>
-              </w:rPr>
-              <w:t>Identification</w:t>
-            </w:r>
-          </w:p>
-        </w:tc>
-        <w:tc>
-          <w:tcPr>
-            <w:tcW w:type="dxa" w:w="1531"/>
-          </w:tcPr>
-          <w:p>
-            <w:r>
-              <w:rPr>
-                <w:b/>
-                <w:i w:val="0"/>
-                <w:color w:val="16A34A"/>
-                <w:sz w:val="16"/>
-              </w:rPr>
-              <w:t>s00q07a, s00q08, s00q10, s00q13_0, s00q15_0, s00q17_0, s00q23a, s00q23b</w:t>
-            </w:r>
-          </w:p>
-        </w:tc>
-        <w:tc>
-          <w:tcPr>
-            <w:tcW w:type="dxa" w:w="1191"/>
-          </w:tcPr>
-          <w:p>
-            <w:r>
-              <w:rPr>
-                <w:b w:val="0"/>
-                <w:i w:val="0"/>
-                <w:color w:val="64748B"/>
-                <w:sz w:val="16"/>
-              </w:rPr>
-              <w:t>GT-CQ</w:t>
-            </w:r>
-          </w:p>
-        </w:tc>
-        <w:tc>
-          <w:tcPr>
-            <w:tcW w:type="dxa" w:w="4706"/>
-          </w:tcPr>
-          <w:p>
-            <w:r>
-              <w:rPr>
-                <w:b w:val="0"/>
-                <w:i w:val="0"/>
-                <w:sz w:val="17"/>
-              </w:rPr>
-              <w:t>Prière de renseigner toutes les informations du ménage dans la section 0 avant d'entamer les autres informations.</w:t>
-            </w:r>
-          </w:p>
-        </w:tc>
-      </w:tr>
-      <w:tr>
-        <w:tc>
-          <w:tcPr>
-            <w:tcW w:type="dxa" w:w="964"/>
-          </w:tcPr>
-          <w:p>
-            <w:r>
-              <w:rPr>
-                <w:b/>
-                <w:i w:val="0"/>
-                <w:color w:val="EA580C"/>
-                <w:sz w:val="16"/>
-              </w:rPr>
-              <w:t>Moyenne</w:t>
-            </w:r>
-          </w:p>
-        </w:tc>
-        <w:tc>
-          <w:tcPr>
-            <w:tcW w:type="dxa" w:w="1247"/>
-          </w:tcPr>
-          <w:p>
-            <w:r>
-              <w:rPr>
-                <w:b/>
-                <w:i w:val="0"/>
-                <w:sz w:val="16"/>
-              </w:rPr>
-              <w:t>S00</w:t>
-              <w:br/>
-            </w:r>
-            <w:r>
-              <w:rPr>
-                <w:b w:val="0"/>
-                <w:i w:val="0"/>
-                <w:color w:val="64748B"/>
-                <w:sz w:val="14"/>
-              </w:rPr>
-              <w:t>Identification</w:t>
-            </w:r>
-          </w:p>
-        </w:tc>
-        <w:tc>
-          <w:tcPr>
-            <w:tcW w:type="dxa" w:w="1531"/>
-          </w:tcPr>
-          <w:p>
-            <w:r>
-              <w:rPr>
-                <w:b/>
-                <w:i w:val="0"/>
-                <w:color w:val="16A34A"/>
-                <w:sz w:val="16"/>
-              </w:rPr>
-              <w:t>—</w:t>
-            </w:r>
-          </w:p>
-        </w:tc>
-        <w:tc>
-          <w:tcPr>
-            <w:tcW w:type="dxa" w:w="1191"/>
-          </w:tcPr>
-          <w:p>
-            <w:r>
-              <w:rPr>
-                <w:b w:val="0"/>
-                <w:i w:val="0"/>
-                <w:color w:val="64748B"/>
-                <w:sz w:val="16"/>
-              </w:rPr>
-              <w:t>GT-CQ</w:t>
-            </w:r>
-          </w:p>
-        </w:tc>
-        <w:tc>
-          <w:tcPr>
-            <w:tcW w:type="dxa" w:w="4706"/>
-          </w:tcPr>
-          <w:p>
-            <w:r>
-              <w:rPr>
-                <w:b w:val="0"/>
-                <w:i w:val="0"/>
-                <w:sz w:val="17"/>
-              </w:rPr>
-              <w:t>Il est obligatoire de prendre les coordonnées Gps avant d'administrer le questionnaire.</w:t>
-            </w:r>
-          </w:p>
-        </w:tc>
-      </w:tr>
-      <w:tr>
-        <w:tc>
-          <w:tcPr>
-            <w:tcW w:type="dxa" w:w="964"/>
-          </w:tcPr>
-          <w:p>
-            <w:r>
-              <w:rPr>
-                <w:b/>
-                <w:i w:val="0"/>
-                <w:color w:val="EA580C"/>
-                <w:sz w:val="16"/>
-              </w:rPr>
-              <w:t>Moyenne</w:t>
-            </w:r>
-          </w:p>
-        </w:tc>
-        <w:tc>
-          <w:tcPr>
-            <w:tcW w:type="dxa" w:w="1247"/>
-          </w:tcPr>
-          <w:p>
-            <w:r>
-              <w:rPr>
-                <w:b/>
-                <w:i w:val="0"/>
-                <w:sz w:val="16"/>
-              </w:rPr>
-              <w:t>S00</w:t>
-              <w:br/>
-            </w:r>
-            <w:r>
-              <w:rPr>
-                <w:b w:val="0"/>
-                <w:i w:val="0"/>
-                <w:color w:val="64748B"/>
-                <w:sz w:val="14"/>
-              </w:rPr>
-              <w:t>Identification</w:t>
-            </w:r>
-          </w:p>
-        </w:tc>
-        <w:tc>
-          <w:tcPr>
-            <w:tcW w:type="dxa" w:w="1531"/>
-          </w:tcPr>
-          <w:p>
-            <w:r>
-              <w:rPr>
-                <w:b/>
-                <w:i w:val="0"/>
-                <w:color w:val="16A34A"/>
-                <w:sz w:val="16"/>
-              </w:rPr>
-              <w:t>—</w:t>
-            </w:r>
-          </w:p>
-        </w:tc>
-        <w:tc>
-          <w:tcPr>
-            <w:tcW w:type="dxa" w:w="1191"/>
-          </w:tcPr>
-          <w:p>
-            <w:r>
-              <w:rPr>
-                <w:b w:val="0"/>
-                <w:i w:val="0"/>
-                <w:color w:val="64748B"/>
-                <w:sz w:val="16"/>
-              </w:rPr>
-              <w:t>GT-CQ</w:t>
-            </w:r>
-          </w:p>
-        </w:tc>
-        <w:tc>
-          <w:tcPr>
-            <w:tcW w:type="dxa" w:w="4706"/>
-          </w:tcPr>
-          <w:p>
-            <w:r>
-              <w:rPr>
-                <w:b w:val="0"/>
-                <w:i w:val="0"/>
-                <w:sz w:val="17"/>
-              </w:rPr>
-              <w:t>Prière de prendre les coordonnées GPS.</w:t>
-            </w:r>
-          </w:p>
-        </w:tc>
-      </w:tr>
-      <w:tr>
-        <w:tc>
-          <w:tcPr>
-            <w:tcW w:type="dxa" w:w="964"/>
-          </w:tcPr>
-          <w:p>
-            <w:r>
-              <w:rPr>
-                <w:b/>
-                <w:i w:val="0"/>
-                <w:color w:val="EA580C"/>
-                <w:sz w:val="16"/>
-              </w:rPr>
-              <w:t>Moyenne</w:t>
-            </w:r>
-          </w:p>
-        </w:tc>
-        <w:tc>
-          <w:tcPr>
-            <w:tcW w:type="dxa" w:w="1247"/>
-          </w:tcPr>
-          <w:p>
-            <w:r>
-              <w:rPr>
-                <w:b/>
-                <w:i w:val="0"/>
-                <w:sz w:val="16"/>
-              </w:rPr>
-              <w:t>S00</w:t>
-              <w:br/>
-            </w:r>
-            <w:r>
-              <w:rPr>
-                <w:b w:val="0"/>
-                <w:i w:val="0"/>
-                <w:color w:val="64748B"/>
-                <w:sz w:val="14"/>
-              </w:rPr>
-              <w:t>Identification</w:t>
-            </w:r>
-          </w:p>
-        </w:tc>
-        <w:tc>
-          <w:tcPr>
-            <w:tcW w:type="dxa" w:w="1531"/>
-          </w:tcPr>
-          <w:p>
-            <w:r>
-              <w:rPr>
-                <w:b/>
-                <w:i w:val="0"/>
-                <w:color w:val="16A34A"/>
-                <w:sz w:val="16"/>
-              </w:rPr>
-              <w:t>—</w:t>
-            </w:r>
-          </w:p>
-        </w:tc>
-        <w:tc>
-          <w:tcPr>
-            <w:tcW w:type="dxa" w:w="1191"/>
-          </w:tcPr>
-          <w:p>
-            <w:r>
-              <w:rPr>
-                <w:b w:val="0"/>
-                <w:i w:val="0"/>
-                <w:color w:val="64748B"/>
-                <w:sz w:val="16"/>
-              </w:rPr>
-              <w:t>GT-CQ</w:t>
-            </w:r>
-          </w:p>
-        </w:tc>
-        <w:tc>
-          <w:tcPr>
-            <w:tcW w:type="dxa" w:w="4706"/>
-          </w:tcPr>
-          <w:p>
-            <w:r>
-              <w:rPr>
-                <w:b w:val="0"/>
-                <w:i w:val="0"/>
-                <w:sz w:val="17"/>
-              </w:rPr>
-              <w:t>L'adresse ou la localisation du ménage doit être bien renseignée, ne doit pas contenir des numéros de téléphone et elle semble courte pour être une adresse.</w:t>
-            </w:r>
-          </w:p>
-        </w:tc>
-      </w:tr>
-      <w:tr>
-        <w:tc>
-          <w:tcPr>
-            <w:tcW w:type="dxa" w:w="964"/>
-          </w:tcPr>
-          <w:p>
-            <w:r>
-              <w:rPr>
-                <w:b/>
-                <w:i w:val="0"/>
-                <w:color w:val="EA580C"/>
-                <w:sz w:val="16"/>
-              </w:rPr>
-              <w:t>Moyenne</w:t>
-            </w:r>
-          </w:p>
-        </w:tc>
-        <w:tc>
-          <w:tcPr>
-            <w:tcW w:type="dxa" w:w="1247"/>
-          </w:tcPr>
-          <w:p>
-            <w:r>
-              <w:rPr>
-                <w:b/>
-                <w:i w:val="0"/>
-                <w:sz w:val="16"/>
-              </w:rPr>
-              <w:t>S00</w:t>
-              <w:br/>
-            </w:r>
-            <w:r>
-              <w:rPr>
-                <w:b w:val="0"/>
-                <w:i w:val="0"/>
-                <w:color w:val="64748B"/>
-                <w:sz w:val="14"/>
-              </w:rPr>
-              <w:t>Identification</w:t>
-            </w:r>
-          </w:p>
-        </w:tc>
-        <w:tc>
-          <w:tcPr>
-            <w:tcW w:type="dxa" w:w="1531"/>
-          </w:tcPr>
-          <w:p>
-            <w:r>
-              <w:rPr>
-                <w:b/>
-                <w:i w:val="0"/>
-                <w:color w:val="16A34A"/>
-                <w:sz w:val="16"/>
-              </w:rPr>
-              <w:t>s00q08, s00q10</w:t>
-            </w:r>
-          </w:p>
-        </w:tc>
-        <w:tc>
-          <w:tcPr>
-            <w:tcW w:type="dxa" w:w="1191"/>
-          </w:tcPr>
-          <w:p>
-            <w:r>
-              <w:rPr>
-                <w:b w:val="0"/>
-                <w:i w:val="0"/>
-                <w:color w:val="64748B"/>
-                <w:sz w:val="16"/>
-              </w:rPr>
-              <w:t>GT-CQ</w:t>
-            </w:r>
-          </w:p>
-        </w:tc>
-        <w:tc>
-          <w:tcPr>
-            <w:tcW w:type="dxa" w:w="4706"/>
-          </w:tcPr>
-          <w:p>
-            <w:r>
-              <w:rPr>
-                <w:b w:val="0"/>
-                <w:i w:val="0"/>
-                <w:sz w:val="17"/>
-              </w:rPr>
-              <w:t>Prière de renseigner la bonne adresse.Le ménage de MALICK DIAGNE n'est pas un ménage sélectionné mais soit plutot un ménage de remplacement s'il a été réellement enquêté sinon remettez-le au ménage non rempli.</w:t>
-            </w:r>
-          </w:p>
-        </w:tc>
-      </w:tr>
-      <w:tr>
-        <w:tc>
-          <w:tcPr>
-            <w:tcW w:type="dxa" w:w="964"/>
-          </w:tcPr>
-          <w:p>
-            <w:r>
-              <w:rPr>
-                <w:b/>
-                <w:i w:val="0"/>
-                <w:color w:val="EA580C"/>
-                <w:sz w:val="16"/>
-              </w:rPr>
-              <w:t>Moyenne</w:t>
-            </w:r>
-          </w:p>
-        </w:tc>
-        <w:tc>
-          <w:tcPr>
-            <w:tcW w:type="dxa" w:w="1247"/>
-          </w:tcPr>
-          <w:p>
-            <w:r>
-              <w:rPr>
-                <w:b/>
-                <w:i w:val="0"/>
-                <w:sz w:val="16"/>
-              </w:rPr>
-              <w:t>S00</w:t>
-              <w:br/>
-            </w:r>
-            <w:r>
-              <w:rPr>
-                <w:b w:val="0"/>
-                <w:i w:val="0"/>
-                <w:color w:val="64748B"/>
-                <w:sz w:val="14"/>
-              </w:rPr>
-              <w:t>Identification</w:t>
-            </w:r>
-          </w:p>
-        </w:tc>
-        <w:tc>
-          <w:tcPr>
-            <w:tcW w:type="dxa" w:w="1531"/>
-          </w:tcPr>
-          <w:p>
-            <w:r>
-              <w:rPr>
-                <w:b/>
-                <w:i w:val="0"/>
-                <w:color w:val="16A34A"/>
-                <w:sz w:val="16"/>
-              </w:rPr>
-              <w:t>—</w:t>
-            </w:r>
-          </w:p>
-        </w:tc>
-        <w:tc>
-          <w:tcPr>
-            <w:tcW w:type="dxa" w:w="1191"/>
-          </w:tcPr>
-          <w:p>
-            <w:r>
-              <w:rPr>
-                <w:b w:val="0"/>
-                <w:i w:val="0"/>
-                <w:color w:val="64748B"/>
-                <w:sz w:val="16"/>
-              </w:rPr>
-              <w:t>GT-CQ</w:t>
-            </w:r>
-          </w:p>
-        </w:tc>
-        <w:tc>
-          <w:tcPr>
-            <w:tcW w:type="dxa" w:w="4706"/>
-          </w:tcPr>
-          <w:p>
-            <w:r>
-              <w:rPr>
-                <w:b w:val="0"/>
-                <w:i w:val="0"/>
-                <w:sz w:val="17"/>
-              </w:rPr>
-              <w:t>Attention! Il manque des informations non renseignées dans la section 0, prière de regarder toutes les autres informations dans l'identification du ménage (IDENTIFICATION ET RENSEIGNEMENTS DE CONTROLE) ou dans OBSERVATIONS pour pouvoir renseigné toutes les questions liées au ménage.</w:t>
-            </w:r>
-          </w:p>
-        </w:tc>
-      </w:tr>
-      <w:tr>
-        <w:tc>
-          <w:tcPr>
-            <w:tcW w:type="dxa" w:w="964"/>
-          </w:tcPr>
-          <w:p>
-            <w:r>
-              <w:rPr>
-                <w:b/>
-                <w:i w:val="0"/>
-                <w:color w:val="EA580C"/>
-                <w:sz w:val="16"/>
-              </w:rPr>
-              <w:t>Moyenne</w:t>
-            </w:r>
-          </w:p>
-        </w:tc>
-        <w:tc>
-          <w:tcPr>
-            <w:tcW w:type="dxa" w:w="1247"/>
-          </w:tcPr>
-          <w:p>
-            <w:r>
-              <w:rPr>
-                <w:b/>
-                <w:i w:val="0"/>
-                <w:sz w:val="16"/>
-              </w:rPr>
-              <w:t>S01</w:t>
-              <w:br/>
-            </w:r>
-            <w:r>
-              <w:rPr>
-                <w:b w:val="0"/>
-                <w:i w:val="0"/>
-                <w:color w:val="64748B"/>
-                <w:sz w:val="14"/>
-              </w:rPr>
-              <w:t>Démographie</w:t>
-            </w:r>
-          </w:p>
-        </w:tc>
-        <w:tc>
-          <w:tcPr>
-            <w:tcW w:type="dxa" w:w="1531"/>
-          </w:tcPr>
-          <w:p>
-            <w:r>
-              <w:rPr>
-                <w:b/>
-                <w:i w:val="0"/>
-                <w:color w:val="16A34A"/>
-                <w:sz w:val="16"/>
-              </w:rPr>
-              <w:t>s00q27, s01q03a, s01q03b, s01q03c, s01q00b</w:t>
-            </w:r>
-          </w:p>
-        </w:tc>
-        <w:tc>
-          <w:tcPr>
-            <w:tcW w:type="dxa" w:w="1191"/>
-          </w:tcPr>
-          <w:p>
-            <w:r>
-              <w:rPr>
-                <w:b w:val="0"/>
-                <w:i w:val="0"/>
-                <w:color w:val="64748B"/>
-                <w:sz w:val="16"/>
-              </w:rPr>
-              <w:t>GT-CQ</w:t>
-            </w:r>
-          </w:p>
-        </w:tc>
-        <w:tc>
-          <w:tcPr>
-            <w:tcW w:type="dxa" w:w="4706"/>
-          </w:tcPr>
-          <w:p>
-            <w:r>
-              <w:rPr>
-                <w:b w:val="0"/>
-                <w:i w:val="0"/>
-                <w:sz w:val="17"/>
-              </w:rPr>
-              <w:t>Les informations sur l'acte de naissance (ni Jours, ni mois et ni années) de  COUMBA DIOP  manquent, s'il vous plait pouvez-vous fournir d'effort pour avoir ces informations.</w:t>
-            </w:r>
-          </w:p>
-        </w:tc>
-      </w:tr>
-      <w:tr>
-        <w:tc>
-          <w:tcPr>
-            <w:tcW w:type="dxa" w:w="964"/>
-          </w:tcPr>
-          <w:p>
-            <w:r>
-              <w:rPr>
-                <w:b/>
-                <w:i w:val="0"/>
-                <w:color w:val="EA580C"/>
-                <w:sz w:val="16"/>
-              </w:rPr>
-              <w:t>Moyenne</w:t>
-            </w:r>
-          </w:p>
-        </w:tc>
-        <w:tc>
-          <w:tcPr>
-            <w:tcW w:type="dxa" w:w="1247"/>
-          </w:tcPr>
-          <w:p>
-            <w:r>
-              <w:rPr>
-                <w:b/>
-                <w:i w:val="0"/>
-                <w:sz w:val="16"/>
-              </w:rPr>
-              <w:t>S01</w:t>
-              <w:br/>
-            </w:r>
-            <w:r>
-              <w:rPr>
-                <w:b w:val="0"/>
-                <w:i w:val="0"/>
-                <w:color w:val="64748B"/>
-                <w:sz w:val="14"/>
-              </w:rPr>
-              <w:t>Démographie</w:t>
-            </w:r>
-          </w:p>
-        </w:tc>
-        <w:tc>
-          <w:tcPr>
-            <w:tcW w:type="dxa" w:w="1531"/>
-          </w:tcPr>
-          <w:p>
-            <w:r>
-              <w:rPr>
-                <w:b/>
-                <w:i w:val="0"/>
-                <w:color w:val="16A34A"/>
-                <w:sz w:val="16"/>
-              </w:rPr>
-              <w:t>s00q27, s01q03a, s01q03b, s01q03c, s01q00b</w:t>
-            </w:r>
-          </w:p>
-        </w:tc>
-        <w:tc>
-          <w:tcPr>
-            <w:tcW w:type="dxa" w:w="1191"/>
-          </w:tcPr>
-          <w:p>
-            <w:r>
-              <w:rPr>
-                <w:b w:val="0"/>
-                <w:i w:val="0"/>
-                <w:color w:val="64748B"/>
-                <w:sz w:val="16"/>
-              </w:rPr>
-              <w:t>GT-CQ</w:t>
-            </w:r>
-          </w:p>
-        </w:tc>
-        <w:tc>
-          <w:tcPr>
-            <w:tcW w:type="dxa" w:w="4706"/>
-          </w:tcPr>
-          <w:p>
-            <w:r>
-              <w:rPr>
-                <w:b w:val="0"/>
-                <w:i w:val="0"/>
-                <w:sz w:val="17"/>
-              </w:rPr>
-              <w:t>Les informations sur l'acte de naissance (ni Jours, ni mois et ni années) de  DABA DIAGNE  manquent, s'il vous plait pouvez-vous fournir d'effort pour avoir ces informations.</w:t>
-            </w:r>
-          </w:p>
-        </w:tc>
-      </w:tr>
-      <w:tr>
-        <w:tc>
-          <w:tcPr>
-            <w:tcW w:type="dxa" w:w="964"/>
-          </w:tcPr>
-          <w:p>
-            <w:r>
-              <w:rPr>
-                <w:b/>
-                <w:i w:val="0"/>
-                <w:color w:val="EA580C"/>
-                <w:sz w:val="16"/>
-              </w:rPr>
-              <w:t>Moyenne</w:t>
-            </w:r>
-          </w:p>
-        </w:tc>
-        <w:tc>
-          <w:tcPr>
-            <w:tcW w:type="dxa" w:w="1247"/>
-          </w:tcPr>
-          <w:p>
-            <w:r>
-              <w:rPr>
-                <w:b/>
-                <w:i w:val="0"/>
-                <w:sz w:val="16"/>
-              </w:rPr>
-              <w:t>S01</w:t>
-              <w:br/>
-            </w:r>
-            <w:r>
-              <w:rPr>
-                <w:b w:val="0"/>
-                <w:i w:val="0"/>
-                <w:color w:val="64748B"/>
-                <w:sz w:val="14"/>
-              </w:rPr>
-              <w:t>Démographie</w:t>
-            </w:r>
-          </w:p>
-        </w:tc>
-        <w:tc>
-          <w:tcPr>
-            <w:tcW w:type="dxa" w:w="1531"/>
-          </w:tcPr>
-          <w:p>
-            <w:r>
-              <w:rPr>
-                <w:b/>
-                <w:i w:val="0"/>
-                <w:color w:val="16A34A"/>
-                <w:sz w:val="16"/>
-              </w:rPr>
-              <w:t>s00q27, s01q03a, s01q03b, s01q03c, s01q00b</w:t>
-            </w:r>
-          </w:p>
-        </w:tc>
-        <w:tc>
-          <w:tcPr>
-            <w:tcW w:type="dxa" w:w="1191"/>
-          </w:tcPr>
-          <w:p>
-            <w:r>
-              <w:rPr>
-                <w:b w:val="0"/>
-                <w:i w:val="0"/>
-                <w:color w:val="64748B"/>
-                <w:sz w:val="16"/>
-              </w:rPr>
-              <w:t>GT-CQ</w:t>
-            </w:r>
-          </w:p>
-        </w:tc>
-        <w:tc>
-          <w:tcPr>
-            <w:tcW w:type="dxa" w:w="4706"/>
-          </w:tcPr>
-          <w:p>
-            <w:r>
-              <w:rPr>
-                <w:b w:val="0"/>
-                <w:i w:val="0"/>
-                <w:sz w:val="17"/>
-              </w:rPr>
-              <w:t>Les informations sur l'acte de naissance (ni Jours, ni mois et ni années) de  DIOUMA DIAGNE  manquent, s'il vous plait pouvez-vous fournir d'effort pour avoir ces informations.</w:t>
-            </w:r>
-          </w:p>
-        </w:tc>
-      </w:tr>
-      <w:tr>
-        <w:tc>
-          <w:tcPr>
-            <w:tcW w:type="dxa" w:w="964"/>
-          </w:tcPr>
-          <w:p>
-            <w:r>
-              <w:rPr>
-                <w:b/>
-                <w:i w:val="0"/>
-                <w:color w:val="EA580C"/>
-                <w:sz w:val="16"/>
-              </w:rPr>
-              <w:t>Moyenne</w:t>
-            </w:r>
-          </w:p>
-        </w:tc>
-        <w:tc>
-          <w:tcPr>
-            <w:tcW w:type="dxa" w:w="1247"/>
-          </w:tcPr>
-          <w:p>
-            <w:r>
-              <w:rPr>
-                <w:b/>
-                <w:i w:val="0"/>
-                <w:sz w:val="16"/>
-              </w:rPr>
-              <w:t>S01</w:t>
-              <w:br/>
-            </w:r>
-            <w:r>
-              <w:rPr>
-                <w:b w:val="0"/>
-                <w:i w:val="0"/>
-                <w:color w:val="64748B"/>
-                <w:sz w:val="14"/>
-              </w:rPr>
-              <w:t>Démographie</w:t>
-            </w:r>
-          </w:p>
-        </w:tc>
-        <w:tc>
-          <w:tcPr>
-            <w:tcW w:type="dxa" w:w="1531"/>
-          </w:tcPr>
-          <w:p>
-            <w:r>
-              <w:rPr>
-                <w:b/>
-                <w:i w:val="0"/>
-                <w:color w:val="16A34A"/>
-                <w:sz w:val="16"/>
-              </w:rPr>
-              <w:t>s00q27, s01q03a, s01q03b, s01q03c, s01q00b</w:t>
-            </w:r>
-          </w:p>
-        </w:tc>
-        <w:tc>
-          <w:tcPr>
-            <w:tcW w:type="dxa" w:w="1191"/>
-          </w:tcPr>
-          <w:p>
-            <w:r>
-              <w:rPr>
-                <w:b w:val="0"/>
-                <w:i w:val="0"/>
-                <w:color w:val="64748B"/>
-                <w:sz w:val="16"/>
-              </w:rPr>
-              <w:t>GT-CQ</w:t>
-            </w:r>
-          </w:p>
-        </w:tc>
-        <w:tc>
-          <w:tcPr>
-            <w:tcW w:type="dxa" w:w="4706"/>
-          </w:tcPr>
-          <w:p>
-            <w:r>
-              <w:rPr>
-                <w:b w:val="0"/>
-                <w:i w:val="0"/>
-                <w:sz w:val="17"/>
-              </w:rPr>
-              <w:t>Les informations sur l'acte de naissance (ni Jours, ni mois et ni années) de  IBRA DIAGNE  manquent, s'il vous plait pouvez-vous fournir d'effort pour avoir ces informations.</w:t>
-            </w:r>
-          </w:p>
-        </w:tc>
-      </w:tr>
-      <w:tr>
-        <w:tc>
-          <w:tcPr>
-            <w:tcW w:type="dxa" w:w="964"/>
-          </w:tcPr>
-          <w:p>
-            <w:r>
-              <w:rPr>
-                <w:b/>
-                <w:i w:val="0"/>
-                <w:color w:val="EA580C"/>
-                <w:sz w:val="16"/>
-              </w:rPr>
-              <w:t>Moyenne</w:t>
-            </w:r>
-          </w:p>
-        </w:tc>
-        <w:tc>
-          <w:tcPr>
-            <w:tcW w:type="dxa" w:w="1247"/>
-          </w:tcPr>
-          <w:p>
-            <w:r>
-              <w:rPr>
-                <w:b/>
-                <w:i w:val="0"/>
-                <w:sz w:val="16"/>
-              </w:rPr>
-              <w:t>S01</w:t>
-              <w:br/>
-            </w:r>
-            <w:r>
-              <w:rPr>
-                <w:b w:val="0"/>
-                <w:i w:val="0"/>
-                <w:color w:val="64748B"/>
-                <w:sz w:val="14"/>
-              </w:rPr>
-              <w:t>Démographie</w:t>
-            </w:r>
-          </w:p>
-        </w:tc>
-        <w:tc>
-          <w:tcPr>
-            <w:tcW w:type="dxa" w:w="1531"/>
-          </w:tcPr>
-          <w:p>
-            <w:r>
-              <w:rPr>
-                <w:b/>
-                <w:i w:val="0"/>
-                <w:color w:val="16A34A"/>
-                <w:sz w:val="16"/>
-              </w:rPr>
-              <w:t>s00q27, s01q03a, s01q03b, s01q03c, s01q00b</w:t>
-            </w:r>
-          </w:p>
-        </w:tc>
-        <w:tc>
-          <w:tcPr>
-            <w:tcW w:type="dxa" w:w="1191"/>
-          </w:tcPr>
-          <w:p>
-            <w:r>
-              <w:rPr>
-                <w:b w:val="0"/>
-                <w:i w:val="0"/>
-                <w:color w:val="64748B"/>
-                <w:sz w:val="16"/>
-              </w:rPr>
-              <w:t>GT-CQ</w:t>
-            </w:r>
-          </w:p>
-        </w:tc>
-        <w:tc>
-          <w:tcPr>
-            <w:tcW w:type="dxa" w:w="4706"/>
-          </w:tcPr>
-          <w:p>
-            <w:r>
-              <w:rPr>
-                <w:b w:val="0"/>
-                <w:i w:val="0"/>
-                <w:sz w:val="17"/>
-              </w:rPr>
-              <w:t>Les informations sur l'acte de naissance (ni Jours, ni mois et ni années) de  MOURTALLA DIAGNE  manquent, s'il vous plait pouvez-vous fournir d'effort pour avoir ces informations.</w:t>
-            </w:r>
-          </w:p>
-        </w:tc>
-      </w:tr>
-      <w:tr>
-        <w:tc>
-          <w:tcPr>
-            <w:tcW w:type="dxa" w:w="964"/>
-          </w:tcPr>
-          <w:p>
-            <w:r>
-              <w:rPr>
-                <w:b/>
-                <w:i w:val="0"/>
-                <w:color w:val="EA580C"/>
-                <w:sz w:val="16"/>
-              </w:rPr>
-              <w:t>Moyenne</w:t>
-            </w:r>
-          </w:p>
-        </w:tc>
-        <w:tc>
-          <w:tcPr>
-            <w:tcW w:type="dxa" w:w="1247"/>
-          </w:tcPr>
-          <w:p>
-            <w:r>
-              <w:rPr>
-                <w:b/>
-                <w:i w:val="0"/>
-                <w:sz w:val="16"/>
-              </w:rPr>
-              <w:t>S01</w:t>
-              <w:br/>
-            </w:r>
-            <w:r>
-              <w:rPr>
-                <w:b w:val="0"/>
-                <w:i w:val="0"/>
-                <w:color w:val="64748B"/>
-                <w:sz w:val="14"/>
-              </w:rPr>
-              <w:t>Démographie</w:t>
-            </w:r>
-          </w:p>
-        </w:tc>
-        <w:tc>
-          <w:tcPr>
-            <w:tcW w:type="dxa" w:w="1531"/>
-          </w:tcPr>
-          <w:p>
-            <w:r>
-              <w:rPr>
-                <w:b/>
-                <w:i w:val="0"/>
-                <w:color w:val="16A34A"/>
-                <w:sz w:val="16"/>
-              </w:rPr>
-              <w:t>s00q27, s01q03a, s01q03b, s01q03c, s01q00b</w:t>
-            </w:r>
-          </w:p>
-        </w:tc>
-        <w:tc>
-          <w:tcPr>
-            <w:tcW w:type="dxa" w:w="1191"/>
-          </w:tcPr>
-          <w:p>
-            <w:r>
-              <w:rPr>
-                <w:b w:val="0"/>
-                <w:i w:val="0"/>
-                <w:color w:val="64748B"/>
-                <w:sz w:val="16"/>
-              </w:rPr>
-              <w:t>GT-CQ</w:t>
-            </w:r>
-          </w:p>
-        </w:tc>
-        <w:tc>
-          <w:tcPr>
-            <w:tcW w:type="dxa" w:w="4706"/>
-          </w:tcPr>
-          <w:p>
-            <w:r>
-              <w:rPr>
-                <w:b w:val="0"/>
-                <w:i w:val="0"/>
-                <w:sz w:val="17"/>
-              </w:rPr>
-              <w:t>Les informations sur l'acte de naissance (ni Jours, ni mois et ni années) de  MOUSSA DIOUF  manquent, s'il vous plait pouvez-vous fournir d'effort pour avoir ces informations.</w:t>
-            </w:r>
-          </w:p>
-        </w:tc>
-      </w:tr>
-      <w:tr>
-        <w:tc>
-          <w:tcPr>
-            <w:tcW w:type="dxa" w:w="964"/>
-          </w:tcPr>
-          <w:p>
-            <w:r>
-              <w:rPr>
-                <w:b/>
-                <w:i w:val="0"/>
-                <w:color w:val="EA580C"/>
-                <w:sz w:val="16"/>
-              </w:rPr>
-              <w:t>Moyenne</w:t>
-            </w:r>
-          </w:p>
-        </w:tc>
-        <w:tc>
-          <w:tcPr>
-            <w:tcW w:type="dxa" w:w="1247"/>
-          </w:tcPr>
-          <w:p>
-            <w:r>
-              <w:rPr>
-                <w:b/>
-                <w:i w:val="0"/>
-                <w:sz w:val="16"/>
-              </w:rPr>
-              <w:t>S02</w:t>
-              <w:br/>
-            </w:r>
-            <w:r>
-              <w:rPr>
-                <w:b w:val="0"/>
-                <w:i w:val="0"/>
-                <w:color w:val="64748B"/>
-                <w:sz w:val="14"/>
-              </w:rPr>
-              <w:t>Éducation</w:t>
-            </w:r>
-          </w:p>
-        </w:tc>
-        <w:tc>
-          <w:tcPr>
-            <w:tcW w:type="dxa" w:w="1531"/>
-          </w:tcPr>
-          <w:p>
-            <w:r>
-              <w:rPr>
-                <w:b/>
-                <w:i w:val="0"/>
-                <w:color w:val="16A34A"/>
-                <w:sz w:val="16"/>
-              </w:rPr>
-              <w:t>—</w:t>
-            </w:r>
-          </w:p>
-        </w:tc>
-        <w:tc>
-          <w:tcPr>
-            <w:tcW w:type="dxa" w:w="1191"/>
-          </w:tcPr>
-          <w:p>
-            <w:r>
-              <w:rPr>
-                <w:b w:val="0"/>
-                <w:i w:val="0"/>
-                <w:color w:val="64748B"/>
-                <w:sz w:val="16"/>
-              </w:rPr>
-              <w:t>GT-CQ</w:t>
-            </w:r>
-          </w:p>
-        </w:tc>
-        <w:tc>
-          <w:tcPr>
-            <w:tcW w:type="dxa" w:w="4706"/>
-          </w:tcPr>
-          <w:p>
-            <w:r>
-              <w:rPr>
-                <w:b w:val="0"/>
-                <w:i w:val="0"/>
-                <w:sz w:val="17"/>
-              </w:rPr>
-              <w:t>veuillez, s'il vous plait, confirmer les frais de scolarité ( 1000 FCFA) payée de IBRAHIMA DIAGNE avec le QG ou apporter les corrections nécessaires.</w:t>
-            </w:r>
-          </w:p>
-        </w:tc>
-      </w:tr>
-      <w:tr>
-        <w:tc>
-          <w:tcPr>
-            <w:tcW w:type="dxa" w:w="964"/>
-          </w:tcPr>
-          <w:p>
-            <w:r>
-              <w:rPr>
-                <w:b/>
-                <w:i w:val="0"/>
-                <w:color w:val="EA580C"/>
-                <w:sz w:val="16"/>
-              </w:rPr>
-              <w:t>Moyenne</w:t>
-            </w:r>
-          </w:p>
-        </w:tc>
-        <w:tc>
-          <w:tcPr>
-            <w:tcW w:type="dxa" w:w="1247"/>
-          </w:tcPr>
-          <w:p>
-            <w:r>
-              <w:rPr>
-                <w:b/>
-                <w:i w:val="0"/>
-                <w:sz w:val="16"/>
-              </w:rPr>
-              <w:t>S02</w:t>
-              <w:br/>
-            </w:r>
-            <w:r>
-              <w:rPr>
-                <w:b w:val="0"/>
-                <w:i w:val="0"/>
-                <w:color w:val="64748B"/>
-                <w:sz w:val="14"/>
-              </w:rPr>
-              <w:t>Éducation</w:t>
-            </w:r>
-          </w:p>
-        </w:tc>
-        <w:tc>
-          <w:tcPr>
-            <w:tcW w:type="dxa" w:w="1531"/>
-          </w:tcPr>
-          <w:p>
-            <w:r>
-              <w:rPr>
-                <w:b/>
-                <w:i w:val="0"/>
-                <w:color w:val="16A34A"/>
-                <w:sz w:val="16"/>
-              </w:rPr>
-              <w:t>—</w:t>
-            </w:r>
-          </w:p>
-        </w:tc>
-        <w:tc>
-          <w:tcPr>
-            <w:tcW w:type="dxa" w:w="1191"/>
-          </w:tcPr>
-          <w:p>
-            <w:r>
-              <w:rPr>
-                <w:b w:val="0"/>
-                <w:i w:val="0"/>
-                <w:color w:val="64748B"/>
-                <w:sz w:val="16"/>
-              </w:rPr>
-              <w:t>GT-CQ</w:t>
-            </w:r>
-          </w:p>
-        </w:tc>
-        <w:tc>
-          <w:tcPr>
-            <w:tcW w:type="dxa" w:w="4706"/>
-          </w:tcPr>
-          <w:p>
-            <w:r>
-              <w:rPr>
-                <w:b w:val="0"/>
-                <w:i w:val="0"/>
-                <w:sz w:val="17"/>
-              </w:rPr>
-              <w:t>veuillez, s'il vous plait, confirmer les frais de scolarité ( 1500 FCFA) payée de DABA DIAGNE avec le QG ou apporter les corrections nécessaires.</w:t>
-            </w:r>
-          </w:p>
-        </w:tc>
-      </w:tr>
-      <w:tr>
-        <w:tc>
-          <w:tcPr>
-            <w:tcW w:type="dxa" w:w="964"/>
-          </w:tcPr>
-          <w:p>
-            <w:r>
-              <w:rPr>
-                <w:b/>
-                <w:i w:val="0"/>
-                <w:color w:val="EA580C"/>
-                <w:sz w:val="16"/>
-              </w:rPr>
-              <w:t>Moyenne</w:t>
-            </w:r>
-          </w:p>
-        </w:tc>
-        <w:tc>
-          <w:tcPr>
-            <w:tcW w:type="dxa" w:w="1247"/>
-          </w:tcPr>
-          <w:p>
-            <w:r>
-              <w:rPr>
-                <w:b/>
-                <w:i w:val="0"/>
-                <w:sz w:val="16"/>
-              </w:rPr>
-              <w:t>S02</w:t>
-              <w:br/>
-            </w:r>
-            <w:r>
-              <w:rPr>
-                <w:b w:val="0"/>
-                <w:i w:val="0"/>
-                <w:color w:val="64748B"/>
-                <w:sz w:val="14"/>
-              </w:rPr>
-              <w:t>Éducation</w:t>
-            </w:r>
-          </w:p>
-        </w:tc>
-        <w:tc>
-          <w:tcPr>
-            <w:tcW w:type="dxa" w:w="1531"/>
-          </w:tcPr>
-          <w:p>
-            <w:r>
-              <w:rPr>
-                <w:b/>
-                <w:i w:val="0"/>
-                <w:color w:val="16A34A"/>
-                <w:sz w:val="16"/>
-              </w:rPr>
-              <w:t>—</w:t>
-            </w:r>
-          </w:p>
-        </w:tc>
-        <w:tc>
-          <w:tcPr>
-            <w:tcW w:type="dxa" w:w="1191"/>
-          </w:tcPr>
-          <w:p>
-            <w:r>
-              <w:rPr>
-                <w:b w:val="0"/>
-                <w:i w:val="0"/>
-                <w:color w:val="64748B"/>
-                <w:sz w:val="16"/>
-              </w:rPr>
-              <w:t>GT-CQ</w:t>
-            </w:r>
-          </w:p>
-        </w:tc>
-        <w:tc>
-          <w:tcPr>
-            <w:tcW w:type="dxa" w:w="4706"/>
-          </w:tcPr>
-          <w:p>
-            <w:r>
-              <w:rPr>
-                <w:b w:val="0"/>
-                <w:i w:val="0"/>
-                <w:sz w:val="17"/>
-              </w:rPr>
-              <w:t>veuillez, s'il vous plait, confirmer les frais de scolarité ( 5000 FCFA) payée de AWA DIAGNE avec le QG ou apporter les corrections nécessaires.</w:t>
-            </w:r>
-          </w:p>
-        </w:tc>
-      </w:tr>
-      <w:tr>
-        <w:tc>
-          <w:tcPr>
-            <w:tcW w:type="dxa" w:w="964"/>
-          </w:tcPr>
-          <w:p>
-            <w:r>
-              <w:rPr>
-                <w:b/>
-                <w:i w:val="0"/>
-                <w:color w:val="EA580C"/>
-                <w:sz w:val="16"/>
-              </w:rPr>
-              <w:t>Moyenne</w:t>
-            </w:r>
-          </w:p>
-        </w:tc>
-        <w:tc>
-          <w:tcPr>
-            <w:tcW w:type="dxa" w:w="1247"/>
-          </w:tcPr>
-          <w:p>
-            <w:r>
-              <w:rPr>
-                <w:b/>
-                <w:i w:val="0"/>
-                <w:sz w:val="16"/>
-              </w:rPr>
-              <w:t>S02</w:t>
-              <w:br/>
-            </w:r>
-            <w:r>
-              <w:rPr>
-                <w:b w:val="0"/>
-                <w:i w:val="0"/>
-                <w:color w:val="64748B"/>
-                <w:sz w:val="14"/>
-              </w:rPr>
-              <w:t>Éducation</w:t>
-            </w:r>
-          </w:p>
-        </w:tc>
-        <w:tc>
-          <w:tcPr>
-            <w:tcW w:type="dxa" w:w="1531"/>
-          </w:tcPr>
-          <w:p>
-            <w:r>
-              <w:rPr>
-                <w:b/>
-                <w:i w:val="0"/>
-                <w:color w:val="16A34A"/>
-                <w:sz w:val="16"/>
-              </w:rPr>
-              <w:t>—</w:t>
-            </w:r>
-          </w:p>
-        </w:tc>
-        <w:tc>
-          <w:tcPr>
-            <w:tcW w:type="dxa" w:w="1191"/>
-          </w:tcPr>
-          <w:p>
-            <w:r>
-              <w:rPr>
-                <w:b w:val="0"/>
-                <w:i w:val="0"/>
-                <w:color w:val="64748B"/>
-                <w:sz w:val="16"/>
-              </w:rPr>
-              <w:t>GT-CQ</w:t>
-            </w:r>
-          </w:p>
-        </w:tc>
-        <w:tc>
-          <w:tcPr>
-            <w:tcW w:type="dxa" w:w="4706"/>
-          </w:tcPr>
-          <w:p>
-            <w:r>
-              <w:rPr>
-                <w:b w:val="0"/>
-                <w:i w:val="0"/>
-                <w:sz w:val="17"/>
-              </w:rPr>
-              <w:t>veuillez, s'il vous plait, confirmer les frais de scolarité ( 5000 FCFA) payée de MAME DIARRA DIAGNE avec le QG ou apporter les corrections nécessaires.</w:t>
-            </w:r>
-          </w:p>
-        </w:tc>
-      </w:tr>
-      <w:tr>
-        <w:tc>
-          <w:tcPr>
-            <w:tcW w:type="dxa" w:w="964"/>
-          </w:tcPr>
-          <w:p>
-            <w:r>
-              <w:rPr>
-                <w:b/>
-                <w:i w:val="0"/>
-                <w:color w:val="EA580C"/>
-                <w:sz w:val="16"/>
-              </w:rPr>
-              <w:t>Moyenne</w:t>
-            </w:r>
-          </w:p>
-        </w:tc>
-        <w:tc>
-          <w:tcPr>
-            <w:tcW w:type="dxa" w:w="1247"/>
-          </w:tcPr>
-          <w:p>
-            <w:r>
-              <w:rPr>
-                <w:b/>
-                <w:i w:val="0"/>
-                <w:sz w:val="16"/>
-              </w:rPr>
-              <w:t>S02</w:t>
-              <w:br/>
-            </w:r>
-            <w:r>
-              <w:rPr>
-                <w:b w:val="0"/>
-                <w:i w:val="0"/>
-                <w:color w:val="64748B"/>
-                <w:sz w:val="14"/>
-              </w:rPr>
-              <w:t>Éducation</w:t>
-            </w:r>
-          </w:p>
-        </w:tc>
-        <w:tc>
-          <w:tcPr>
-            <w:tcW w:type="dxa" w:w="1531"/>
-          </w:tcPr>
-          <w:p>
-            <w:r>
-              <w:rPr>
-                <w:b/>
-                <w:i w:val="0"/>
-                <w:color w:val="16A34A"/>
-                <w:sz w:val="16"/>
-              </w:rPr>
-              <w:t>s01q23, s01q00b, s01q23_autre</w:t>
-            </w:r>
-          </w:p>
-        </w:tc>
-        <w:tc>
-          <w:tcPr>
-            <w:tcW w:type="dxa" w:w="1191"/>
-          </w:tcPr>
-          <w:p>
-            <w:r>
-              <w:rPr>
-                <w:b w:val="0"/>
-                <w:i w:val="0"/>
-                <w:color w:val="64748B"/>
-                <w:sz w:val="16"/>
-              </w:rPr>
-              <w:t>GT-CQ</w:t>
-            </w:r>
-          </w:p>
-        </w:tc>
-        <w:tc>
-          <w:tcPr>
-            <w:tcW w:type="dxa" w:w="4706"/>
-          </w:tcPr>
-          <w:p>
-            <w:r>
-              <w:rPr>
-                <w:b w:val="0"/>
-                <w:i w:val="0"/>
-                <w:sz w:val="17"/>
-              </w:rPr>
-              <w:t>La raison principale que MOURTALLA DIAGNE n'a pas fait des études dans une école formelle est veut terminer l’ecole coranique d’abord et semble exister dans les modalités, prière de prendre attache avec le QG pour plus d'explication afin de la classer bien.</w:t>
-            </w:r>
-          </w:p>
-        </w:tc>
-      </w:tr>
-      <w:tr>
-        <w:tc>
-          <w:tcPr>
-            <w:tcW w:type="dxa" w:w="964"/>
-          </w:tcPr>
-          <w:p>
-            <w:r>
-              <w:rPr>
-                <w:b/>
-                <w:i w:val="0"/>
-                <w:color w:val="EA580C"/>
-                <w:sz w:val="16"/>
-              </w:rPr>
-              <w:t>Moyenne</w:t>
-            </w:r>
-          </w:p>
-        </w:tc>
-        <w:tc>
-          <w:tcPr>
-            <w:tcW w:type="dxa" w:w="1247"/>
-          </w:tcPr>
-          <w:p>
-            <w:r>
-              <w:rPr>
-                <w:b/>
-                <w:i w:val="0"/>
-                <w:sz w:val="16"/>
-              </w:rPr>
-              <w:t>S03</w:t>
-              <w:br/>
-            </w:r>
-            <w:r>
-              <w:rPr>
-                <w:b w:val="0"/>
-                <w:i w:val="0"/>
-                <w:color w:val="64748B"/>
-                <w:sz w:val="14"/>
-              </w:rPr>
-              <w:t>Santé</w:t>
-            </w:r>
-          </w:p>
-        </w:tc>
-        <w:tc>
-          <w:tcPr>
-            <w:tcW w:type="dxa" w:w="1531"/>
-          </w:tcPr>
-          <w:p>
-            <w:r>
-              <w:rPr>
-                <w:b/>
-                <w:i w:val="0"/>
-                <w:color w:val="16A34A"/>
-                <w:sz w:val="16"/>
-              </w:rPr>
-              <w:t>s01q41a, s02q20, s02q22, s03q07, s03q02, s01q00b, s03q02_autre</w:t>
-            </w:r>
-          </w:p>
-        </w:tc>
-        <w:tc>
-          <w:tcPr>
-            <w:tcW w:type="dxa" w:w="1191"/>
-          </w:tcPr>
-          <w:p>
-            <w:r>
-              <w:rPr>
-                <w:b w:val="0"/>
-                <w:i w:val="0"/>
-                <w:color w:val="64748B"/>
-                <w:sz w:val="16"/>
-              </w:rPr>
-              <w:t>GT-CQ</w:t>
-            </w:r>
-          </w:p>
-        </w:tc>
-        <w:tc>
-          <w:tcPr>
-            <w:tcW w:type="dxa" w:w="4706"/>
-          </w:tcPr>
-          <w:p>
-            <w:r>
-              <w:rPr>
-                <w:b w:val="0"/>
-                <w:i w:val="0"/>
-                <w:sz w:val="17"/>
-              </w:rPr>
-              <w:t>Le principal problème de santé que IBRAHIMA DIAGNE a eu est maux de ventre, prière de prendre attache avec le QG pour plus d'explication afin de le classer bien.</w:t>
-            </w:r>
-          </w:p>
-        </w:tc>
-      </w:tr>
-      <w:tr>
-        <w:tc>
-          <w:tcPr>
-            <w:tcW w:type="dxa" w:w="964"/>
-          </w:tcPr>
-          <w:p>
-            <w:r>
-              <w:rPr>
-                <w:b/>
-                <w:i w:val="0"/>
-                <w:color w:val="EA580C"/>
-                <w:sz w:val="16"/>
-              </w:rPr>
-              <w:t>Moyenne</w:t>
-            </w:r>
-          </w:p>
-        </w:tc>
-        <w:tc>
-          <w:tcPr>
-            <w:tcW w:type="dxa" w:w="1247"/>
-          </w:tcPr>
-          <w:p>
-            <w:r>
-              <w:rPr>
-                <w:b/>
-                <w:i w:val="0"/>
-                <w:sz w:val="16"/>
-              </w:rPr>
-              <w:t>S03</w:t>
-              <w:br/>
-            </w:r>
-            <w:r>
-              <w:rPr>
-                <w:b w:val="0"/>
-                <w:i w:val="0"/>
-                <w:color w:val="64748B"/>
-                <w:sz w:val="14"/>
-              </w:rPr>
-              <w:t>Santé</w:t>
-            </w:r>
-          </w:p>
-        </w:tc>
-        <w:tc>
-          <w:tcPr>
-            <w:tcW w:type="dxa" w:w="1531"/>
-          </w:tcPr>
-          <w:p>
-            <w:r>
-              <w:rPr>
-                <w:b/>
-                <w:i w:val="0"/>
-                <w:color w:val="16A34A"/>
-                <w:sz w:val="16"/>
-              </w:rPr>
-              <w:t>—</w:t>
-            </w:r>
-          </w:p>
-        </w:tc>
-        <w:tc>
-          <w:tcPr>
-            <w:tcW w:type="dxa" w:w="1191"/>
-          </w:tcPr>
-          <w:p>
-            <w:r>
-              <w:rPr>
-                <w:b w:val="0"/>
-                <w:i w:val="0"/>
-                <w:color w:val="64748B"/>
-                <w:sz w:val="16"/>
-              </w:rPr>
-              <w:t>GT-CQ</w:t>
-            </w:r>
-          </w:p>
-        </w:tc>
-        <w:tc>
-          <w:tcPr>
-            <w:tcW w:type="dxa" w:w="4706"/>
-          </w:tcPr>
-          <w:p>
-            <w:r>
-              <w:rPr>
-                <w:b w:val="0"/>
-                <w:i w:val="0"/>
-                <w:sz w:val="17"/>
-              </w:rPr>
-              <w:t>Prière de corriger ou de confirmer avec le QG.</w:t>
-            </w:r>
-          </w:p>
-        </w:tc>
-      </w:tr>
-      <w:tr>
-        <w:tc>
-          <w:tcPr>
-            <w:tcW w:type="dxa" w:w="964"/>
-          </w:tcPr>
-          <w:p>
-            <w:r>
-              <w:rPr>
-                <w:b/>
-                <w:i w:val="0"/>
-                <w:color w:val="EA580C"/>
-                <w:sz w:val="16"/>
-              </w:rPr>
-              <w:t>Moyenne</w:t>
-            </w:r>
-          </w:p>
-        </w:tc>
-        <w:tc>
-          <w:tcPr>
-            <w:tcW w:type="dxa" w:w="1247"/>
-          </w:tcPr>
-          <w:p>
-            <w:r>
-              <w:rPr>
-                <w:b/>
-                <w:i w:val="0"/>
-                <w:sz w:val="16"/>
-              </w:rPr>
-              <w:t>S04</w:t>
-              <w:br/>
-            </w:r>
-            <w:r>
-              <w:rPr>
-                <w:b w:val="0"/>
-                <w:i w:val="0"/>
-                <w:color w:val="64748B"/>
-                <w:sz w:val="14"/>
-              </w:rPr>
-              <w:t>Emploi</w:t>
-            </w:r>
-          </w:p>
-        </w:tc>
-        <w:tc>
-          <w:tcPr>
-            <w:tcW w:type="dxa" w:w="1531"/>
-          </w:tcPr>
-          <w:p>
-            <w:r>
-              <w:rPr>
-                <w:b/>
-                <w:i w:val="0"/>
-                <w:color w:val="16A34A"/>
-                <w:sz w:val="16"/>
-              </w:rPr>
-              <w:t>s03q10__10, s04q18, s01q00b, s04q18_autre</w:t>
-            </w:r>
-          </w:p>
-        </w:tc>
-        <w:tc>
-          <w:tcPr>
-            <w:tcW w:type="dxa" w:w="1191"/>
-          </w:tcPr>
-          <w:p>
-            <w:r>
-              <w:rPr>
-                <w:b w:val="0"/>
-                <w:i w:val="0"/>
-                <w:color w:val="64748B"/>
-                <w:sz w:val="16"/>
-              </w:rPr>
-              <w:t>GT-CQ</w:t>
-            </w:r>
-          </w:p>
-        </w:tc>
-        <w:tc>
-          <w:tcPr>
-            <w:tcW w:type="dxa" w:w="4706"/>
-          </w:tcPr>
-          <w:p>
-            <w:r>
-              <w:rPr>
-                <w:b w:val="0"/>
-                <w:i w:val="0"/>
-                <w:sz w:val="17"/>
-              </w:rPr>
-              <w:t>La raison pourquoi MOURTALLA DIAGNE n'a pas travaillé au cours des 7 derniers jours est traveaux saissonnier et semble avoir un emploi ou exister dans les modalités, prière de de bien regarder l'emploi MOURTALLA DIAGNE  ou de prendre attache avec le QG pour plus d'explication afin de la classer bien.</w:t>
-            </w:r>
-          </w:p>
-        </w:tc>
-      </w:tr>
-      <w:tr>
-        <w:tc>
-          <w:tcPr>
-            <w:tcW w:type="dxa" w:w="964"/>
-          </w:tcPr>
-          <w:p>
-            <w:r>
-              <w:rPr>
-                <w:b/>
-                <w:i w:val="0"/>
-                <w:color w:val="EA580C"/>
-                <w:sz w:val="16"/>
-              </w:rPr>
-              <w:t>Moyenne</w:t>
-            </w:r>
-          </w:p>
-        </w:tc>
-        <w:tc>
-          <w:tcPr>
-            <w:tcW w:type="dxa" w:w="1247"/>
-          </w:tcPr>
-          <w:p>
-            <w:r>
-              <w:rPr>
-                <w:b/>
-                <w:i w:val="0"/>
-                <w:sz w:val="16"/>
-              </w:rPr>
-              <w:t>S04</w:t>
-              <w:br/>
-            </w:r>
-            <w:r>
-              <w:rPr>
-                <w:b w:val="0"/>
-                <w:i w:val="0"/>
-                <w:color w:val="64748B"/>
-                <w:sz w:val="14"/>
-              </w:rPr>
-              <w:t>Emploi</w:t>
-            </w:r>
-          </w:p>
-        </w:tc>
-        <w:tc>
-          <w:tcPr>
-            <w:tcW w:type="dxa" w:w="1531"/>
-          </w:tcPr>
-          <w:p>
-            <w:r>
-              <w:rPr>
-                <w:b/>
-                <w:i w:val="0"/>
-                <w:color w:val="16A34A"/>
-                <w:sz w:val="16"/>
-              </w:rPr>
-              <w:t>s03q10__10, s04q18, s01q00b, s04q18_autre</w:t>
-            </w:r>
-          </w:p>
-        </w:tc>
-        <w:tc>
-          <w:tcPr>
-            <w:tcW w:type="dxa" w:w="1191"/>
-          </w:tcPr>
-          <w:p>
-            <w:r>
-              <w:rPr>
-                <w:b w:val="0"/>
-                <w:i w:val="0"/>
-                <w:color w:val="64748B"/>
-                <w:sz w:val="16"/>
-              </w:rPr>
-              <w:t>GT-CQ</w:t>
-            </w:r>
-          </w:p>
-        </w:tc>
-        <w:tc>
-          <w:tcPr>
-            <w:tcW w:type="dxa" w:w="4706"/>
-          </w:tcPr>
-          <w:p>
-            <w:r>
-              <w:rPr>
-                <w:b w:val="0"/>
-                <w:i w:val="0"/>
-                <w:sz w:val="17"/>
-              </w:rPr>
-              <w:t>La raison pourquoi MOUSSA DIOUF n'a pas travaillé au cours des 7 derniers jours est traveaux saissonnier et semble avoir un emploi ou exister dans les modalités, prière de de bien regarder l'emploi MOUSSA DIOUF  ou de prendre attache avec le QG pour plus d'explication afin de la classer bien.</w:t>
-            </w:r>
-          </w:p>
-        </w:tc>
-      </w:tr>
-      <w:tr>
-        <w:tc>
-          <w:tcPr>
-            <w:tcW w:type="dxa" w:w="964"/>
-          </w:tcPr>
-          <w:p>
-            <w:r>
-              <w:rPr>
-                <w:b/>
-                <w:i w:val="0"/>
-                <w:color w:val="EA580C"/>
-                <w:sz w:val="16"/>
-              </w:rPr>
-              <w:t>Moyenne</w:t>
-            </w:r>
-          </w:p>
-        </w:tc>
-        <w:tc>
-          <w:tcPr>
-            <w:tcW w:type="dxa" w:w="1247"/>
-          </w:tcPr>
-          <w:p>
-            <w:r>
-              <w:rPr>
-                <w:b/>
-                <w:i w:val="0"/>
-                <w:sz w:val="16"/>
-              </w:rPr>
-              <w:t>S04</w:t>
-              <w:br/>
-            </w:r>
-            <w:r>
-              <w:rPr>
-                <w:b w:val="0"/>
-                <w:i w:val="0"/>
-                <w:color w:val="64748B"/>
-                <w:sz w:val="14"/>
-              </w:rPr>
-              <w:t>Emploi</w:t>
-            </w:r>
-          </w:p>
-        </w:tc>
-        <w:tc>
-          <w:tcPr>
-            <w:tcW w:type="dxa" w:w="1531"/>
-          </w:tcPr>
-          <w:p>
-            <w:r>
-              <w:rPr>
-                <w:b/>
-                <w:i w:val="0"/>
-                <w:color w:val="16A34A"/>
-                <w:sz w:val="16"/>
-              </w:rPr>
-              <w:t>s03q10__10, s04q18, s01q00b, s04q18_autre</w:t>
-            </w:r>
-          </w:p>
-        </w:tc>
-        <w:tc>
-          <w:tcPr>
-            <w:tcW w:type="dxa" w:w="1191"/>
-          </w:tcPr>
-          <w:p>
-            <w:r>
-              <w:rPr>
-                <w:b w:val="0"/>
-                <w:i w:val="0"/>
-                <w:color w:val="64748B"/>
-                <w:sz w:val="16"/>
-              </w:rPr>
-              <w:t>GT-CQ</w:t>
-            </w:r>
-          </w:p>
-        </w:tc>
-        <w:tc>
-          <w:tcPr>
-            <w:tcW w:type="dxa" w:w="4706"/>
-          </w:tcPr>
-          <w:p>
-            <w:r>
-              <w:rPr>
-                <w:b w:val="0"/>
-                <w:i w:val="0"/>
-                <w:sz w:val="17"/>
-              </w:rPr>
-              <w:t>La raison pourquoi IBRAHIMA DIAGNE n'a pas travaillé au cours des 7 derniers jours est traveaux saissonnier et semble avoir un emploi ou exister dans les modalités, prière de de bien regarder l'emploi IBRAHIMA DIAGNE  ou de prendre attache avec le QG pour plus d'explication afin de la classer bien.</w:t>
-            </w:r>
-          </w:p>
-        </w:tc>
-      </w:tr>
-      <w:tr>
-        <w:tc>
-          <w:tcPr>
-            <w:tcW w:type="dxa" w:w="964"/>
-          </w:tcPr>
-          <w:p>
-            <w:r>
-              <w:rPr>
-                <w:b/>
-                <w:i w:val="0"/>
-                <w:color w:val="EA580C"/>
-                <w:sz w:val="16"/>
-              </w:rPr>
-              <w:t>Moyenne</w:t>
-            </w:r>
-          </w:p>
-        </w:tc>
-        <w:tc>
-          <w:tcPr>
-            <w:tcW w:type="dxa" w:w="1247"/>
-          </w:tcPr>
-          <w:p>
-            <w:r>
-              <w:rPr>
-                <w:b/>
-                <w:i w:val="0"/>
-                <w:sz w:val="16"/>
-              </w:rPr>
-              <w:t>S04</w:t>
-              <w:br/>
-            </w:r>
-            <w:r>
-              <w:rPr>
-                <w:b w:val="0"/>
-                <w:i w:val="0"/>
-                <w:color w:val="64748B"/>
-                <w:sz w:val="14"/>
-              </w:rPr>
-              <w:t>Emploi</w:t>
-            </w:r>
-          </w:p>
-        </w:tc>
-        <w:tc>
-          <w:tcPr>
-            <w:tcW w:type="dxa" w:w="1531"/>
-          </w:tcPr>
-          <w:p>
-            <w:r>
-              <w:rPr>
-                <w:b/>
-                <w:i w:val="0"/>
-                <w:color w:val="16A34A"/>
-                <w:sz w:val="16"/>
-              </w:rPr>
-              <w:t>—</w:t>
-            </w:r>
-          </w:p>
-        </w:tc>
-        <w:tc>
-          <w:tcPr>
-            <w:tcW w:type="dxa" w:w="1191"/>
-          </w:tcPr>
-          <w:p>
-            <w:r>
-              <w:rPr>
-                <w:b w:val="0"/>
-                <w:i w:val="0"/>
-                <w:color w:val="64748B"/>
-                <w:sz w:val="16"/>
-              </w:rPr>
-              <w:t>GT-CQ</w:t>
-            </w:r>
-          </w:p>
-        </w:tc>
-        <w:tc>
-          <w:tcPr>
-            <w:tcW w:type="dxa" w:w="4706"/>
-          </w:tcPr>
-          <w:p>
-            <w:r>
-              <w:rPr>
-                <w:b w:val="0"/>
-                <w:i w:val="0"/>
-                <w:sz w:val="17"/>
-              </w:rPr>
-              <w:t>Attention ! Le nombre de jours (10 jours) que MAGUETTE FALL a travaillés par mois semble être inférieur à 15.</w:t>
-            </w:r>
-          </w:p>
-        </w:tc>
-      </w:tr>
-      <w:tr>
-        <w:tc>
-          <w:tcPr>
-            <w:tcW w:type="dxa" w:w="964"/>
-          </w:tcPr>
-          <w:p>
-            <w:r>
-              <w:rPr>
-                <w:b/>
-                <w:i w:val="0"/>
-                <w:color w:val="EA580C"/>
-                <w:sz w:val="16"/>
-              </w:rPr>
-              <w:t>Moyenne</w:t>
-            </w:r>
-          </w:p>
-        </w:tc>
-        <w:tc>
-          <w:tcPr>
-            <w:tcW w:type="dxa" w:w="1247"/>
-          </w:tcPr>
-          <w:p>
-            <w:r>
-              <w:rPr>
-                <w:b/>
-                <w:i w:val="0"/>
-                <w:sz w:val="16"/>
-              </w:rPr>
-              <w:t>S04</w:t>
-              <w:br/>
-            </w:r>
-            <w:r>
-              <w:rPr>
-                <w:b w:val="0"/>
-                <w:i w:val="0"/>
-                <w:color w:val="64748B"/>
-                <w:sz w:val="14"/>
-              </w:rPr>
-              <w:t>Emploi</w:t>
-            </w:r>
-          </w:p>
-        </w:tc>
-        <w:tc>
-          <w:tcPr>
-            <w:tcW w:type="dxa" w:w="1531"/>
-          </w:tcPr>
-          <w:p>
-            <w:r>
-              <w:rPr>
-                <w:b/>
-                <w:i w:val="0"/>
-                <w:color w:val="16A34A"/>
-                <w:sz w:val="16"/>
-              </w:rPr>
-              <w:t>—</w:t>
-            </w:r>
-          </w:p>
-        </w:tc>
-        <w:tc>
-          <w:tcPr>
-            <w:tcW w:type="dxa" w:w="1191"/>
-          </w:tcPr>
-          <w:p>
-            <w:r>
-              <w:rPr>
-                <w:b w:val="0"/>
-                <w:i w:val="0"/>
-                <w:color w:val="64748B"/>
-                <w:sz w:val="16"/>
-              </w:rPr>
-              <w:t>GT-CQ</w:t>
-            </w:r>
-          </w:p>
-        </w:tc>
-        <w:tc>
-          <w:tcPr>
-            <w:tcW w:type="dxa" w:w="4706"/>
-          </w:tcPr>
-          <w:p>
-            <w:r>
-              <w:rPr>
-                <w:b w:val="0"/>
-                <w:i w:val="0"/>
-                <w:sz w:val="17"/>
-              </w:rPr>
-              <w:t>Veuillez, s'il vous plaît, confirmer cette information.</w:t>
-            </w:r>
-          </w:p>
-        </w:tc>
-      </w:tr>
-      <w:tr>
-        <w:tc>
-          <w:tcPr>
-            <w:tcW w:type="dxa" w:w="964"/>
-          </w:tcPr>
-          <w:p>
-            <w:r>
-              <w:rPr>
-                <w:b/>
-                <w:i w:val="0"/>
-                <w:color w:val="EA580C"/>
-                <w:sz w:val="16"/>
-              </w:rPr>
-              <w:t>Moyenne</w:t>
-            </w:r>
-          </w:p>
-        </w:tc>
-        <w:tc>
-          <w:tcPr>
-            <w:tcW w:type="dxa" w:w="1247"/>
-          </w:tcPr>
-          <w:p>
-            <w:r>
-              <w:rPr>
-                <w:b/>
-                <w:i w:val="0"/>
-                <w:sz w:val="16"/>
-              </w:rPr>
-              <w:t>S04</w:t>
-              <w:br/>
-            </w:r>
-            <w:r>
-              <w:rPr>
-                <w:b w:val="0"/>
-                <w:i w:val="0"/>
-                <w:color w:val="64748B"/>
-                <w:sz w:val="14"/>
-              </w:rPr>
-              <w:t>Emploi</w:t>
-            </w:r>
-          </w:p>
-        </w:tc>
-        <w:tc>
-          <w:tcPr>
-            <w:tcW w:type="dxa" w:w="1531"/>
-          </w:tcPr>
-          <w:p>
-            <w:r>
-              <w:rPr>
-                <w:b/>
-                <w:i w:val="0"/>
-                <w:color w:val="16A34A"/>
-                <w:sz w:val="16"/>
-              </w:rPr>
-              <w:t>—</w:t>
-            </w:r>
-          </w:p>
-        </w:tc>
-        <w:tc>
-          <w:tcPr>
-            <w:tcW w:type="dxa" w:w="1191"/>
-          </w:tcPr>
-          <w:p>
-            <w:r>
-              <w:rPr>
-                <w:b w:val="0"/>
-                <w:i w:val="0"/>
-                <w:color w:val="64748B"/>
-                <w:sz w:val="16"/>
-              </w:rPr>
-              <w:t>GT-CQ</w:t>
-            </w:r>
-          </w:p>
-        </w:tc>
-        <w:tc>
-          <w:tcPr>
-            <w:tcW w:type="dxa" w:w="4706"/>
-          </w:tcPr>
-          <w:p>
-            <w:r>
-              <w:rPr>
-                <w:b w:val="0"/>
-                <w:i w:val="0"/>
-                <w:sz w:val="17"/>
-              </w:rPr>
-              <w:t>Attention ! Le nombre de jours (13 jours) que COUMBA DIOP a travaillés par mois semble être inférieur à 15.</w:t>
-            </w:r>
-          </w:p>
-        </w:tc>
-      </w:tr>
-      <w:tr>
-        <w:tc>
-          <w:tcPr>
-            <w:tcW w:type="dxa" w:w="964"/>
-          </w:tcPr>
-          <w:p>
-            <w:r>
-              <w:rPr>
-                <w:b/>
-                <w:i w:val="0"/>
-                <w:color w:val="EA580C"/>
-                <w:sz w:val="16"/>
-              </w:rPr>
-              <w:t>Moyenne</w:t>
-            </w:r>
-          </w:p>
-        </w:tc>
-        <w:tc>
-          <w:tcPr>
-            <w:tcW w:type="dxa" w:w="1247"/>
-          </w:tcPr>
-          <w:p>
-            <w:r>
-              <w:rPr>
-                <w:b/>
-                <w:i w:val="0"/>
-                <w:sz w:val="16"/>
-              </w:rPr>
-              <w:t>S04</w:t>
-              <w:br/>
-            </w:r>
-            <w:r>
-              <w:rPr>
-                <w:b w:val="0"/>
-                <w:i w:val="0"/>
-                <w:color w:val="64748B"/>
-                <w:sz w:val="14"/>
-              </w:rPr>
-              <w:t>Emploi</w:t>
-            </w:r>
-          </w:p>
-        </w:tc>
-        <w:tc>
-          <w:tcPr>
-            <w:tcW w:type="dxa" w:w="1531"/>
-          </w:tcPr>
-          <w:p>
-            <w:r>
-              <w:rPr>
-                <w:b/>
-                <w:i w:val="0"/>
-                <w:color w:val="16A34A"/>
-                <w:sz w:val="16"/>
-              </w:rPr>
-              <w:t>s00q04, s01q41, s02q14, s01q00b</w:t>
-            </w:r>
-          </w:p>
-        </w:tc>
-        <w:tc>
-          <w:tcPr>
-            <w:tcW w:type="dxa" w:w="1191"/>
-          </w:tcPr>
-          <w:p>
-            <w:r>
-              <w:rPr>
-                <w:b w:val="0"/>
-                <w:i w:val="0"/>
-                <w:color w:val="64748B"/>
-                <w:sz w:val="16"/>
-              </w:rPr>
-              <w:t>GT-CQ</w:t>
-            </w:r>
-          </w:p>
-        </w:tc>
-        <w:tc>
-          <w:tcPr>
-            <w:tcW w:type="dxa" w:w="4706"/>
-          </w:tcPr>
-          <w:p>
-            <w:r>
-              <w:rPr>
-                <w:b w:val="0"/>
-                <w:i w:val="0"/>
-                <w:sz w:val="17"/>
-              </w:rPr>
-              <w:t>Il manque des informations non renseignées de ( MOURTALLA DIAGNE ), prière de renseignés toutes les questions liées à ( MOURTALLA DIAGNE ).</w:t>
-            </w:r>
-          </w:p>
-        </w:tc>
-      </w:tr>
-      <w:tr>
-        <w:tc>
-          <w:tcPr>
-            <w:tcW w:type="dxa" w:w="964"/>
-          </w:tcPr>
-          <w:p>
-            <w:r>
-              <w:rPr>
-                <w:b/>
-                <w:i w:val="0"/>
-                <w:color w:val="EA580C"/>
-                <w:sz w:val="16"/>
-              </w:rPr>
-              <w:t>Moyenne</w:t>
-            </w:r>
-          </w:p>
-        </w:tc>
-        <w:tc>
-          <w:tcPr>
-            <w:tcW w:type="dxa" w:w="1247"/>
-          </w:tcPr>
-          <w:p>
-            <w:r>
-              <w:rPr>
-                <w:b/>
-                <w:i w:val="0"/>
-                <w:sz w:val="16"/>
-              </w:rPr>
-              <w:t>S04</w:t>
-              <w:br/>
-            </w:r>
-            <w:r>
-              <w:rPr>
-                <w:b w:val="0"/>
-                <w:i w:val="0"/>
-                <w:color w:val="64748B"/>
-                <w:sz w:val="14"/>
-              </w:rPr>
-              <w:t>Emploi</w:t>
-            </w:r>
-          </w:p>
-        </w:tc>
-        <w:tc>
-          <w:tcPr>
-            <w:tcW w:type="dxa" w:w="1531"/>
-          </w:tcPr>
-          <w:p>
-            <w:r>
-              <w:rPr>
-                <w:b/>
-                <w:i w:val="0"/>
-                <w:color w:val="16A34A"/>
-                <w:sz w:val="16"/>
-              </w:rPr>
-              <w:t>s01q35, s01q36, s01q37, s02q04, s02q15, s03q13, s03q14, s03q15</w:t>
-            </w:r>
-          </w:p>
-        </w:tc>
-        <w:tc>
-          <w:tcPr>
-            <w:tcW w:type="dxa" w:w="1191"/>
-          </w:tcPr>
-          <w:p>
-            <w:r>
-              <w:rPr>
-                <w:b w:val="0"/>
-                <w:i w:val="0"/>
-                <w:color w:val="64748B"/>
-                <w:sz w:val="16"/>
-              </w:rPr>
-              <w:t>GT-CQ</w:t>
-            </w:r>
-          </w:p>
-        </w:tc>
-        <w:tc>
-          <w:tcPr>
-            <w:tcW w:type="dxa" w:w="4706"/>
-          </w:tcPr>
-          <w:p>
-            <w:r>
-              <w:rPr>
-                <w:b w:val="0"/>
-                <w:i w:val="0"/>
-                <w:sz w:val="17"/>
-              </w:rPr>
-              <w:t>Nombre de mois exercé  (2 mois) par MOUSSA DIOUF dans l'emploi au cours des 12 derniers mois semble faible, veuillez corriger s'il vous plait ou comfirmer avec le QG.</w:t>
-            </w:r>
-          </w:p>
-        </w:tc>
-      </w:tr>
-      <w:tr>
-        <w:tc>
-          <w:tcPr>
-            <w:tcW w:type="dxa" w:w="964"/>
-          </w:tcPr>
-          <w:p>
-            <w:r>
-              <w:rPr>
-                <w:b/>
-                <w:i w:val="0"/>
-                <w:color w:val="EA580C"/>
-                <w:sz w:val="16"/>
-              </w:rPr>
-              <w:t>Moyenne</w:t>
-            </w:r>
-          </w:p>
-        </w:tc>
-        <w:tc>
-          <w:tcPr>
-            <w:tcW w:type="dxa" w:w="1247"/>
-          </w:tcPr>
-          <w:p>
-            <w:r>
-              <w:rPr>
-                <w:b/>
-                <w:i w:val="0"/>
-                <w:sz w:val="16"/>
-              </w:rPr>
-              <w:t>S04</w:t>
-              <w:br/>
-            </w:r>
-            <w:r>
-              <w:rPr>
-                <w:b w:val="0"/>
-                <w:i w:val="0"/>
-                <w:color w:val="64748B"/>
-                <w:sz w:val="14"/>
-              </w:rPr>
-              <w:t>Emploi</w:t>
-            </w:r>
-          </w:p>
-        </w:tc>
-        <w:tc>
-          <w:tcPr>
-            <w:tcW w:type="dxa" w:w="1531"/>
-          </w:tcPr>
-          <w:p>
-            <w:r>
-              <w:rPr>
-                <w:b/>
-                <w:i w:val="0"/>
-                <w:color w:val="16A34A"/>
-                <w:sz w:val="16"/>
-              </w:rPr>
-              <w:t>—</w:t>
-            </w:r>
-          </w:p>
-        </w:tc>
-        <w:tc>
-          <w:tcPr>
-            <w:tcW w:type="dxa" w:w="1191"/>
-          </w:tcPr>
-          <w:p>
-            <w:r>
-              <w:rPr>
-                <w:b w:val="0"/>
-                <w:i w:val="0"/>
-                <w:color w:val="64748B"/>
-                <w:sz w:val="16"/>
-              </w:rPr>
-              <w:t>GT-CQ</w:t>
-            </w:r>
-          </w:p>
-        </w:tc>
-        <w:tc>
-          <w:tcPr>
-            <w:tcW w:type="dxa" w:w="4706"/>
-          </w:tcPr>
-          <w:p>
-            <w:r>
-              <w:rPr>
-                <w:b w:val="0"/>
-                <w:i w:val="0"/>
-                <w:sz w:val="17"/>
-              </w:rPr>
-              <w:t>Veuillez, s'il vous plaît, confirmer cette information avec le QG ou la corriger.</w:t>
-            </w:r>
-          </w:p>
-        </w:tc>
-      </w:tr>
-      <w:tr>
-        <w:tc>
-          <w:tcPr>
-            <w:tcW w:type="dxa" w:w="964"/>
-          </w:tcPr>
-          <w:p>
-            <w:r>
-              <w:rPr>
-                <w:b/>
-                <w:i w:val="0"/>
-                <w:color w:val="EA580C"/>
-                <w:sz w:val="16"/>
-              </w:rPr>
-              <w:t>Moyenne</w:t>
-            </w:r>
-          </w:p>
-        </w:tc>
-        <w:tc>
-          <w:tcPr>
-            <w:tcW w:type="dxa" w:w="1247"/>
-          </w:tcPr>
-          <w:p>
-            <w:r>
-              <w:rPr>
-                <w:b/>
-                <w:i w:val="0"/>
-                <w:sz w:val="16"/>
-              </w:rPr>
-              <w:t>S04</w:t>
-              <w:br/>
-            </w:r>
-            <w:r>
-              <w:rPr>
-                <w:b w:val="0"/>
-                <w:i w:val="0"/>
-                <w:color w:val="64748B"/>
-                <w:sz w:val="14"/>
-              </w:rPr>
-              <w:t>Emploi</w:t>
-            </w:r>
-          </w:p>
-        </w:tc>
-        <w:tc>
-          <w:tcPr>
-            <w:tcW w:type="dxa" w:w="1531"/>
-          </w:tcPr>
-          <w:p>
-            <w:r>
-              <w:rPr>
-                <w:b/>
-                <w:i w:val="0"/>
-                <w:color w:val="16A34A"/>
-                <w:sz w:val="16"/>
-              </w:rPr>
-              <w:t>s04q46</w:t>
-            </w:r>
-          </w:p>
-        </w:tc>
-        <w:tc>
-          <w:tcPr>
-            <w:tcW w:type="dxa" w:w="1191"/>
-          </w:tcPr>
-          <w:p>
-            <w:r>
-              <w:rPr>
-                <w:b w:val="0"/>
-                <w:i w:val="0"/>
-                <w:color w:val="64748B"/>
-                <w:sz w:val="16"/>
-              </w:rPr>
-              <w:t>Natif SuSo</w:t>
-            </w:r>
-          </w:p>
-        </w:tc>
-        <w:tc>
-          <w:tcPr>
-            <w:tcW w:type="dxa" w:w="4706"/>
-          </w:tcPr>
-          <w:p>
-            <w:r>
-              <w:rPr>
-                <w:b w:val="0"/>
-                <w:i w:val="0"/>
-                <w:sz w:val="17"/>
-              </w:rPr>
-              <w:t>ERREUR: La catégorie socio-professionnelle--%s04q46%--n'est pas en phase avec les réponses aux questions 4.09, 4.10, 4.11, 4.12, 4.13, et 4.14. Veuillez confirmer les réponses à ces questions et à la présente question, et le cas échéant corriger.</w:t>
-            </w:r>
-          </w:p>
-        </w:tc>
-      </w:tr>
-      <w:tr>
-        <w:tc>
-          <w:tcPr>
-            <w:tcW w:type="dxa" w:w="964"/>
-          </w:tcPr>
-          <w:p>
-            <w:r>
-              <w:rPr>
-                <w:b/>
-                <w:i w:val="0"/>
-                <w:color w:val="EA580C"/>
-                <w:sz w:val="16"/>
-              </w:rPr>
-              <w:t>Moyenne</w:t>
-            </w:r>
-          </w:p>
-        </w:tc>
-        <w:tc>
-          <w:tcPr>
-            <w:tcW w:type="dxa" w:w="1247"/>
-          </w:tcPr>
-          <w:p>
-            <w:r>
-              <w:rPr>
-                <w:b/>
-                <w:i w:val="0"/>
-                <w:sz w:val="16"/>
-              </w:rPr>
-              <w:t>S07</w:t>
-              <w:br/>
-            </w:r>
-            <w:r>
-              <w:rPr>
-                <w:b w:val="0"/>
-                <w:i w:val="0"/>
-                <w:color w:val="64748B"/>
-                <w:sz w:val="14"/>
-              </w:rPr>
-              <w:t>Consommation alimentaire</w:t>
-            </w:r>
-          </w:p>
-        </w:tc>
-        <w:tc>
-          <w:tcPr>
-            <w:tcW w:type="dxa" w:w="1531"/>
-          </w:tcPr>
-          <w:p>
-            <w:r>
-              <w:rPr>
-                <w:b/>
-                <w:i w:val="0"/>
-                <w:color w:val="16A34A"/>
-                <w:sz w:val="16"/>
-              </w:rPr>
-              <w:t>—</w:t>
-            </w:r>
-          </w:p>
-        </w:tc>
-        <w:tc>
-          <w:tcPr>
-            <w:tcW w:type="dxa" w:w="1191"/>
-          </w:tcPr>
-          <w:p>
-            <w:r>
-              <w:rPr>
-                <w:b w:val="0"/>
-                <w:i w:val="0"/>
-                <w:color w:val="64748B"/>
-                <w:sz w:val="16"/>
-              </w:rPr>
-              <w:t>GT-CQ</w:t>
-            </w:r>
-          </w:p>
-        </w:tc>
-        <w:tc>
-          <w:tcPr>
-            <w:tcW w:type="dxa" w:w="4706"/>
-          </w:tcPr>
-          <w:p>
-            <w:r>
-              <w:rPr>
-                <w:b w:val="0"/>
-                <w:i w:val="0"/>
-                <w:sz w:val="17"/>
-              </w:rPr>
-              <w:t>Attention ! La dépense du répas pris à l'extérieur de AWA DIAGNE (1350 Fcfa) au cours de 7 derniers jours est relativement élevé.</w:t>
-            </w:r>
-          </w:p>
-        </w:tc>
-      </w:tr>
-      <w:tr>
-        <w:tc>
-          <w:tcPr>
-            <w:tcW w:type="dxa" w:w="964"/>
-          </w:tcPr>
-          <w:p>
-            <w:r>
-              <w:rPr>
-                <w:b/>
-                <w:i w:val="0"/>
-                <w:color w:val="EA580C"/>
-                <w:sz w:val="16"/>
-              </w:rPr>
-              <w:t>Moyenne</w:t>
-            </w:r>
-          </w:p>
-        </w:tc>
-        <w:tc>
-          <w:tcPr>
-            <w:tcW w:type="dxa" w:w="1247"/>
-          </w:tcPr>
-          <w:p>
-            <w:r>
-              <w:rPr>
-                <w:b/>
-                <w:i w:val="0"/>
-                <w:sz w:val="16"/>
-              </w:rPr>
-              <w:t>S07</w:t>
-              <w:br/>
-            </w:r>
-            <w:r>
-              <w:rPr>
-                <w:b w:val="0"/>
-                <w:i w:val="0"/>
-                <w:color w:val="64748B"/>
-                <w:sz w:val="14"/>
-              </w:rPr>
-              <w:t>Consommation alimentaire</w:t>
-            </w:r>
-          </w:p>
-        </w:tc>
-        <w:tc>
-          <w:tcPr>
-            <w:tcW w:type="dxa" w:w="1531"/>
-          </w:tcPr>
-          <w:p>
-            <w:r>
-              <w:rPr>
-                <w:b/>
-                <w:i w:val="0"/>
-                <w:color w:val="16A34A"/>
-                <w:sz w:val="16"/>
-              </w:rPr>
-              <w:t>—</w:t>
-            </w:r>
-          </w:p>
-        </w:tc>
-        <w:tc>
-          <w:tcPr>
-            <w:tcW w:type="dxa" w:w="1191"/>
-          </w:tcPr>
-          <w:p>
-            <w:r>
-              <w:rPr>
-                <w:b w:val="0"/>
-                <w:i w:val="0"/>
-                <w:color w:val="64748B"/>
-                <w:sz w:val="16"/>
-              </w:rPr>
-              <w:t>GT-CQ</w:t>
-            </w:r>
-          </w:p>
-        </w:tc>
-        <w:tc>
-          <w:tcPr>
-            <w:tcW w:type="dxa" w:w="4706"/>
-          </w:tcPr>
-          <w:p>
-            <w:r>
-              <w:rPr>
-                <w:b w:val="0"/>
-                <w:i w:val="0"/>
-                <w:sz w:val="17"/>
-              </w:rPr>
-              <w:t>Prière de corriger ou de confirmer avec le QG.</w:t>
-            </w:r>
-          </w:p>
-        </w:tc>
-      </w:tr>
-      <w:tr>
-        <w:tc>
-          <w:tcPr>
-            <w:tcW w:type="dxa" w:w="964"/>
-          </w:tcPr>
-          <w:p>
-            <w:r>
-              <w:rPr>
-                <w:b/>
-                <w:i w:val="0"/>
-                <w:color w:val="EA580C"/>
-                <w:sz w:val="16"/>
-              </w:rPr>
-              <w:t>Moyenne</w:t>
-            </w:r>
-          </w:p>
-        </w:tc>
-        <w:tc>
-          <w:tcPr>
-            <w:tcW w:type="dxa" w:w="1247"/>
-          </w:tcPr>
-          <w:p>
-            <w:r>
-              <w:rPr>
-                <w:b/>
-                <w:i w:val="0"/>
-                <w:sz w:val="16"/>
-              </w:rPr>
-              <w:t>S07</w:t>
-              <w:br/>
-            </w:r>
-            <w:r>
-              <w:rPr>
-                <w:b w:val="0"/>
-                <w:i w:val="0"/>
-                <w:color w:val="64748B"/>
-                <w:sz w:val="14"/>
-              </w:rPr>
-              <w:t>Consommation alimentaire</w:t>
-            </w:r>
-          </w:p>
-        </w:tc>
-        <w:tc>
-          <w:tcPr>
-            <w:tcW w:type="dxa" w:w="1531"/>
-          </w:tcPr>
-          <w:p>
-            <w:r>
-              <w:rPr>
-                <w:b/>
-                <w:i w:val="0"/>
-                <w:color w:val="16A34A"/>
-                <w:sz w:val="16"/>
-              </w:rPr>
-              <w:t>—</w:t>
-            </w:r>
-          </w:p>
-        </w:tc>
-        <w:tc>
-          <w:tcPr>
-            <w:tcW w:type="dxa" w:w="1191"/>
-          </w:tcPr>
-          <w:p>
-            <w:r>
-              <w:rPr>
-                <w:b w:val="0"/>
-                <w:i w:val="0"/>
-                <w:color w:val="64748B"/>
-                <w:sz w:val="16"/>
-              </w:rPr>
-              <w:t>GT-CQ</w:t>
-            </w:r>
-          </w:p>
-        </w:tc>
-        <w:tc>
-          <w:tcPr>
-            <w:tcW w:type="dxa" w:w="4706"/>
-          </w:tcPr>
-          <w:p>
-            <w:r>
-              <w:rPr>
-                <w:b w:val="0"/>
-                <w:i w:val="0"/>
-                <w:sz w:val="17"/>
-              </w:rPr>
-              <w:t>Attention ! La dépense du répas pris à l'extérieur de COUMBA DIOP (4700 Fcfa) au cours de 7 derniers jours est relativement élevé.</w:t>
-            </w:r>
-          </w:p>
-        </w:tc>
-      </w:tr>
-      <w:tr>
-        <w:tc>
-          <w:tcPr>
-            <w:tcW w:type="dxa" w:w="964"/>
-          </w:tcPr>
-          <w:p>
-            <w:r>
-              <w:rPr>
-                <w:b/>
-                <w:i w:val="0"/>
-                <w:color w:val="EA580C"/>
-                <w:sz w:val="16"/>
-              </w:rPr>
-              <w:t>Moyenne</w:t>
-            </w:r>
-          </w:p>
-        </w:tc>
-        <w:tc>
-          <w:tcPr>
-            <w:tcW w:type="dxa" w:w="1247"/>
-          </w:tcPr>
-          <w:p>
-            <w:r>
-              <w:rPr>
-                <w:b/>
-                <w:i w:val="0"/>
-                <w:sz w:val="16"/>
-              </w:rPr>
-              <w:t>S07</w:t>
-              <w:br/>
-            </w:r>
-            <w:r>
-              <w:rPr>
-                <w:b w:val="0"/>
-                <w:i w:val="0"/>
-                <w:color w:val="64748B"/>
-                <w:sz w:val="14"/>
-              </w:rPr>
-              <w:t>Consommation alimentaire</w:t>
-            </w:r>
-          </w:p>
-        </w:tc>
-        <w:tc>
-          <w:tcPr>
-            <w:tcW w:type="dxa" w:w="1531"/>
-          </w:tcPr>
-          <w:p>
-            <w:r>
-              <w:rPr>
-                <w:b/>
-                <w:i w:val="0"/>
-                <w:color w:val="16A34A"/>
-                <w:sz w:val="16"/>
-              </w:rPr>
-              <w:t>—</w:t>
-            </w:r>
-          </w:p>
-        </w:tc>
-        <w:tc>
-          <w:tcPr>
-            <w:tcW w:type="dxa" w:w="1191"/>
-          </w:tcPr>
-          <w:p>
-            <w:r>
-              <w:rPr>
-                <w:b w:val="0"/>
-                <w:i w:val="0"/>
-                <w:color w:val="64748B"/>
-                <w:sz w:val="16"/>
-              </w:rPr>
-              <w:t>GT-CQ</w:t>
-            </w:r>
-          </w:p>
-        </w:tc>
-        <w:tc>
-          <w:tcPr>
-            <w:tcW w:type="dxa" w:w="4706"/>
-          </w:tcPr>
-          <w:p>
-            <w:r>
-              <w:rPr>
-                <w:b w:val="0"/>
-                <w:i w:val="0"/>
-                <w:sz w:val="17"/>
-              </w:rPr>
-              <w:t>Attention ! La dépense du répas pris à l'extérieur de MAGUETTE FALL (16100 Fcfa) au cours de 7 derniers jours est relativement élevé.</w:t>
-            </w:r>
-          </w:p>
-        </w:tc>
-      </w:tr>
-      <w:tr>
-        <w:tc>
-          <w:tcPr>
-            <w:tcW w:type="dxa" w:w="964"/>
-          </w:tcPr>
-          <w:p>
-            <w:r>
-              <w:rPr>
-                <w:b/>
-                <w:i w:val="0"/>
-                <w:color w:val="EA580C"/>
-                <w:sz w:val="16"/>
-              </w:rPr>
-              <w:t>Moyenne</w:t>
-            </w:r>
-          </w:p>
-        </w:tc>
-        <w:tc>
-          <w:tcPr>
-            <w:tcW w:type="dxa" w:w="1247"/>
-          </w:tcPr>
-          <w:p>
-            <w:r>
-              <w:rPr>
-                <w:b/>
-                <w:i w:val="0"/>
-                <w:sz w:val="16"/>
-              </w:rPr>
-              <w:t>S07</w:t>
-              <w:br/>
-            </w:r>
-            <w:r>
-              <w:rPr>
-                <w:b w:val="0"/>
-                <w:i w:val="0"/>
-                <w:color w:val="64748B"/>
-                <w:sz w:val="14"/>
-              </w:rPr>
-              <w:t>Consommation alimentaire</w:t>
-            </w:r>
-          </w:p>
-        </w:tc>
-        <w:tc>
-          <w:tcPr>
-            <w:tcW w:type="dxa" w:w="1531"/>
-          </w:tcPr>
-          <w:p>
-            <w:r>
-              <w:rPr>
-                <w:b/>
-                <w:i w:val="0"/>
-                <w:color w:val="16A34A"/>
-                <w:sz w:val="16"/>
-              </w:rPr>
-              <w:t>—</w:t>
-            </w:r>
-          </w:p>
-        </w:tc>
-        <w:tc>
-          <w:tcPr>
-            <w:tcW w:type="dxa" w:w="1191"/>
-          </w:tcPr>
-          <w:p>
-            <w:r>
-              <w:rPr>
-                <w:b w:val="0"/>
-                <w:i w:val="0"/>
-                <w:color w:val="64748B"/>
-                <w:sz w:val="16"/>
-              </w:rPr>
-              <w:t>GT-CQ</w:t>
-            </w:r>
-          </w:p>
-        </w:tc>
-        <w:tc>
-          <w:tcPr>
-            <w:tcW w:type="dxa" w:w="4706"/>
-          </w:tcPr>
-          <w:p>
-            <w:r>
-              <w:rPr>
-                <w:b w:val="0"/>
-                <w:i w:val="0"/>
-                <w:sz w:val="17"/>
-              </w:rPr>
-              <w:t>Attention ! La dépense du répas pris à l'extérieur de MAME DIARRA DIAGNE (1350 Fcfa) au cours de 7 derniers jours est relativement élevé.</w:t>
-            </w:r>
-          </w:p>
-        </w:tc>
-      </w:tr>
-      <w:tr>
-        <w:tc>
-          <w:tcPr>
-            <w:tcW w:type="dxa" w:w="964"/>
-          </w:tcPr>
-          <w:p>
-            <w:r>
-              <w:rPr>
-                <w:b/>
-                <w:i w:val="0"/>
-                <w:color w:val="EA580C"/>
-                <w:sz w:val="16"/>
-              </w:rPr>
-              <w:t>Moyenne</w:t>
-            </w:r>
-          </w:p>
-        </w:tc>
-        <w:tc>
-          <w:tcPr>
-            <w:tcW w:type="dxa" w:w="1247"/>
-          </w:tcPr>
-          <w:p>
-            <w:r>
-              <w:rPr>
-                <w:b/>
-                <w:i w:val="0"/>
-                <w:sz w:val="16"/>
-              </w:rPr>
-              <w:t>S07</w:t>
-              <w:br/>
-            </w:r>
-            <w:r>
-              <w:rPr>
-                <w:b w:val="0"/>
-                <w:i w:val="0"/>
-                <w:color w:val="64748B"/>
-                <w:sz w:val="14"/>
-              </w:rPr>
-              <w:t>Consommation alimentaire</w:t>
-            </w:r>
-          </w:p>
-        </w:tc>
-        <w:tc>
-          <w:tcPr>
-            <w:tcW w:type="dxa" w:w="1531"/>
-          </w:tcPr>
-          <w:p>
-            <w:r>
-              <w:rPr>
-                <w:b/>
-                <w:i w:val="0"/>
-                <w:color w:val="16A34A"/>
-                <w:sz w:val="16"/>
-              </w:rPr>
-              <w:t>—</w:t>
-            </w:r>
-          </w:p>
-        </w:tc>
-        <w:tc>
-          <w:tcPr>
-            <w:tcW w:type="dxa" w:w="1191"/>
-          </w:tcPr>
-          <w:p>
-            <w:r>
-              <w:rPr>
-                <w:b w:val="0"/>
-                <w:i w:val="0"/>
-                <w:color w:val="64748B"/>
-                <w:sz w:val="16"/>
-              </w:rPr>
-              <w:t>GT-CQ</w:t>
-            </w:r>
-          </w:p>
-        </w:tc>
-        <w:tc>
-          <w:tcPr>
-            <w:tcW w:type="dxa" w:w="4706"/>
-          </w:tcPr>
-          <w:p>
-            <w:r>
-              <w:rPr>
-                <w:b w:val="0"/>
-                <w:i w:val="0"/>
-                <w:sz w:val="17"/>
-              </w:rPr>
-              <w:t>prière de corriger ou de confirmer avec le QG.</w:t>
-            </w:r>
-          </w:p>
-        </w:tc>
-      </w:tr>
-      <w:tr>
-        <w:tc>
-          <w:tcPr>
-            <w:tcW w:type="dxa" w:w="964"/>
-          </w:tcPr>
-          <w:p>
-            <w:r>
-              <w:rPr>
-                <w:b/>
-                <w:i w:val="0"/>
-                <w:color w:val="EA580C"/>
-                <w:sz w:val="16"/>
-              </w:rPr>
-              <w:t>Moyenne</w:t>
-            </w:r>
-          </w:p>
-        </w:tc>
-        <w:tc>
-          <w:tcPr>
-            <w:tcW w:type="dxa" w:w="1247"/>
-          </w:tcPr>
-          <w:p>
-            <w:r>
-              <w:rPr>
-                <w:b/>
-                <w:i w:val="0"/>
-                <w:sz w:val="16"/>
-              </w:rPr>
-              <w:t>S07</w:t>
-              <w:br/>
-            </w:r>
-            <w:r>
-              <w:rPr>
-                <w:b w:val="0"/>
-                <w:i w:val="0"/>
-                <w:color w:val="64748B"/>
-                <w:sz w:val="14"/>
-              </w:rPr>
-              <w:t>Consommation alimentaire</w:t>
-            </w:r>
-          </w:p>
-        </w:tc>
-        <w:tc>
-          <w:tcPr>
-            <w:tcW w:type="dxa" w:w="1531"/>
-          </w:tcPr>
-          <w:p>
-            <w:r>
-              <w:rPr>
-                <w:b/>
-                <w:i w:val="0"/>
-                <w:color w:val="16A34A"/>
-                <w:sz w:val="16"/>
-              </w:rPr>
-              <w:t>—</w:t>
-            </w:r>
-          </w:p>
-        </w:tc>
-        <w:tc>
-          <w:tcPr>
-            <w:tcW w:type="dxa" w:w="1191"/>
-          </w:tcPr>
-          <w:p>
-            <w:r>
-              <w:rPr>
-                <w:b w:val="0"/>
-                <w:i w:val="0"/>
-                <w:color w:val="64748B"/>
-                <w:sz w:val="16"/>
-              </w:rPr>
-              <w:t>GT-CQ</w:t>
-            </w:r>
-          </w:p>
-        </w:tc>
-        <w:tc>
-          <w:tcPr>
-            <w:tcW w:type="dxa" w:w="4706"/>
-          </w:tcPr>
-          <w:p>
-            <w:r>
-              <w:rPr>
-                <w:b w:val="0"/>
-                <w:i w:val="0"/>
-                <w:sz w:val="17"/>
-              </w:rPr>
-              <w:t>Attention ! Soupçons de quantité anormale! Le ménage de MALICK DIAGNE avec une taille de 10 personnes a consommé .12 Kg en taille unique de Farine de blé locale ou importée qui est relativement élevé comme consommation par rapport à la condition de vie des autres ménages de même taille dans cette zone.</w:t>
-            </w:r>
-          </w:p>
-        </w:tc>
-      </w:tr>
-      <w:tr>
-        <w:tc>
-          <w:tcPr>
-            <w:tcW w:type="dxa" w:w="964"/>
-          </w:tcPr>
-          <w:p>
-            <w:r>
-              <w:rPr>
-                <w:b/>
-                <w:i w:val="0"/>
-                <w:color w:val="EA580C"/>
-                <w:sz w:val="16"/>
-              </w:rPr>
-              <w:t>Moyenne</w:t>
-            </w:r>
-          </w:p>
-        </w:tc>
-        <w:tc>
-          <w:tcPr>
-            <w:tcW w:type="dxa" w:w="1247"/>
-          </w:tcPr>
-          <w:p>
-            <w:r>
-              <w:rPr>
-                <w:b/>
-                <w:i w:val="0"/>
-                <w:sz w:val="16"/>
-              </w:rPr>
-              <w:t>S07</w:t>
-              <w:br/>
-            </w:r>
-            <w:r>
-              <w:rPr>
-                <w:b w:val="0"/>
-                <w:i w:val="0"/>
-                <w:color w:val="64748B"/>
-                <w:sz w:val="14"/>
-              </w:rPr>
-              <w:t>Consommation alimentaire</w:t>
-            </w:r>
-          </w:p>
-        </w:tc>
-        <w:tc>
-          <w:tcPr>
-            <w:tcW w:type="dxa" w:w="1531"/>
-          </w:tcPr>
-          <w:p>
-            <w:r>
-              <w:rPr>
-                <w:b/>
-                <w:i w:val="0"/>
-                <w:color w:val="16A34A"/>
-                <w:sz w:val="16"/>
-              </w:rPr>
-              <w:t>—</w:t>
-            </w:r>
-          </w:p>
-        </w:tc>
-        <w:tc>
-          <w:tcPr>
-            <w:tcW w:type="dxa" w:w="1191"/>
-          </w:tcPr>
-          <w:p>
-            <w:r>
-              <w:rPr>
-                <w:b w:val="0"/>
-                <w:i w:val="0"/>
-                <w:color w:val="64748B"/>
-                <w:sz w:val="16"/>
-              </w:rPr>
-              <w:t>GT-CQ</w:t>
-            </w:r>
-          </w:p>
-        </w:tc>
-        <w:tc>
-          <w:tcPr>
-            <w:tcW w:type="dxa" w:w="4706"/>
-          </w:tcPr>
-          <w:p>
-            <w:r>
-              <w:rPr>
-                <w:b w:val="0"/>
-                <w:i w:val="0"/>
-                <w:sz w:val="17"/>
-              </w:rPr>
-              <w:t>Prière de corriger ou de confirmer avec le QG.</w:t>
-            </w:r>
-          </w:p>
-        </w:tc>
-      </w:tr>
-      <w:tr>
-        <w:tc>
-          <w:tcPr>
-            <w:tcW w:type="dxa" w:w="964"/>
-          </w:tcPr>
-          <w:p>
-            <w:r>
-              <w:rPr>
-                <w:b/>
-                <w:i w:val="0"/>
-                <w:color w:val="EA580C"/>
-                <w:sz w:val="16"/>
-              </w:rPr>
-              <w:t>Moyenne</w:t>
-            </w:r>
-          </w:p>
-        </w:tc>
-        <w:tc>
-          <w:tcPr>
-            <w:tcW w:type="dxa" w:w="1247"/>
-          </w:tcPr>
-          <w:p>
-            <w:r>
-              <w:rPr>
-                <w:b/>
-                <w:i w:val="0"/>
-                <w:sz w:val="16"/>
-              </w:rPr>
-              <w:t>S09</w:t>
-              <w:br/>
-            </w:r>
-            <w:r>
-              <w:rPr>
-                <w:b w:val="0"/>
-                <w:i w:val="0"/>
-                <w:color w:val="64748B"/>
-                <w:sz w:val="14"/>
-              </w:rPr>
-              <w:t>Dépenses non alimentaires</w:t>
-            </w:r>
-          </w:p>
-        </w:tc>
-        <w:tc>
-          <w:tcPr>
-            <w:tcW w:type="dxa" w:w="1531"/>
-          </w:tcPr>
-          <w:p>
-            <w:r>
-              <w:rPr>
-                <w:b/>
-                <w:i w:val="0"/>
-                <w:color w:val="16A34A"/>
-                <w:sz w:val="16"/>
-              </w:rPr>
-              <w:t>—</w:t>
-            </w:r>
-          </w:p>
-        </w:tc>
-        <w:tc>
-          <w:tcPr>
-            <w:tcW w:type="dxa" w:w="1191"/>
-          </w:tcPr>
-          <w:p>
-            <w:r>
-              <w:rPr>
-                <w:b w:val="0"/>
-                <w:i w:val="0"/>
-                <w:color w:val="64748B"/>
-                <w:sz w:val="16"/>
-              </w:rPr>
-              <w:t>GT-CQ</w:t>
-            </w:r>
-          </w:p>
-        </w:tc>
-        <w:tc>
-          <w:tcPr>
-            <w:tcW w:type="dxa" w:w="4706"/>
-          </w:tcPr>
-          <w:p>
-            <w:r>
-              <w:rPr>
-                <w:b w:val="0"/>
-                <w:i w:val="0"/>
-                <w:sz w:val="17"/>
-              </w:rPr>
-              <w:t>Attention ! La dépense du ménage de MALICK DIAGNE (2800 Fcfa) au cours de 30 derniers jours de Bois de chauffe acheté est relativement élevé.</w:t>
-            </w:r>
-          </w:p>
-        </w:tc>
-      </w:tr>
-      <w:tr>
-        <w:tc>
-          <w:tcPr>
-            <w:tcW w:type="dxa" w:w="964"/>
-          </w:tcPr>
-          <w:p>
-            <w:r>
-              <w:rPr>
-                <w:b/>
-                <w:i w:val="0"/>
-                <w:color w:val="EA580C"/>
-                <w:sz w:val="16"/>
-              </w:rPr>
-              <w:t>Moyenne</w:t>
-            </w:r>
-          </w:p>
-        </w:tc>
-        <w:tc>
-          <w:tcPr>
-            <w:tcW w:type="dxa" w:w="1247"/>
-          </w:tcPr>
-          <w:p>
-            <w:r>
-              <w:rPr>
-                <w:b/>
-                <w:i w:val="0"/>
-                <w:sz w:val="16"/>
-              </w:rPr>
-              <w:t>S09</w:t>
-              <w:br/>
-            </w:r>
-            <w:r>
-              <w:rPr>
-                <w:b w:val="0"/>
-                <w:i w:val="0"/>
-                <w:color w:val="64748B"/>
-                <w:sz w:val="14"/>
-              </w:rPr>
-              <w:t>Dépenses non alimentaires</w:t>
-            </w:r>
-          </w:p>
-        </w:tc>
-        <w:tc>
-          <w:tcPr>
-            <w:tcW w:type="dxa" w:w="1531"/>
-          </w:tcPr>
-          <w:p>
-            <w:r>
-              <w:rPr>
-                <w:b/>
-                <w:i w:val="0"/>
-                <w:color w:val="16A34A"/>
-                <w:sz w:val="16"/>
-              </w:rPr>
-              <w:t>—</w:t>
-            </w:r>
-          </w:p>
-        </w:tc>
-        <w:tc>
-          <w:tcPr>
-            <w:tcW w:type="dxa" w:w="1191"/>
-          </w:tcPr>
-          <w:p>
-            <w:r>
-              <w:rPr>
-                <w:b w:val="0"/>
-                <w:i w:val="0"/>
-                <w:color w:val="64748B"/>
-                <w:sz w:val="16"/>
-              </w:rPr>
-              <w:t>GT-CQ</w:t>
-            </w:r>
-          </w:p>
-        </w:tc>
-        <w:tc>
-          <w:tcPr>
-            <w:tcW w:type="dxa" w:w="4706"/>
-          </w:tcPr>
-          <w:p>
-            <w:r>
-              <w:rPr>
-                <w:b w:val="0"/>
-                <w:i w:val="0"/>
-                <w:sz w:val="17"/>
-              </w:rPr>
-              <w:t>Prière de corriger ou de confirmer avec le QG.</w:t>
-            </w:r>
-          </w:p>
-        </w:tc>
-      </w:tr>
-      <w:tr>
-        <w:tc>
-          <w:tcPr>
-            <w:tcW w:type="dxa" w:w="964"/>
-          </w:tcPr>
-          <w:p>
-            <w:r>
-              <w:rPr>
-                <w:b/>
-                <w:i w:val="0"/>
-                <w:color w:val="EA580C"/>
-                <w:sz w:val="16"/>
-              </w:rPr>
-              <w:t>Moyenne</w:t>
-            </w:r>
-          </w:p>
-        </w:tc>
-        <w:tc>
-          <w:tcPr>
-            <w:tcW w:type="dxa" w:w="1247"/>
-          </w:tcPr>
-          <w:p>
-            <w:r>
-              <w:rPr>
-                <w:b/>
-                <w:i w:val="0"/>
-                <w:sz w:val="16"/>
-              </w:rPr>
-              <w:t>S09</w:t>
-              <w:br/>
-            </w:r>
-            <w:r>
-              <w:rPr>
-                <w:b w:val="0"/>
-                <w:i w:val="0"/>
-                <w:color w:val="64748B"/>
-                <w:sz w:val="14"/>
-              </w:rPr>
-              <w:t>Dépenses non alimentaires</w:t>
-            </w:r>
-          </w:p>
-        </w:tc>
-        <w:tc>
-          <w:tcPr>
-            <w:tcW w:type="dxa" w:w="1531"/>
-          </w:tcPr>
-          <w:p>
-            <w:r>
-              <w:rPr>
-                <w:b/>
-                <w:i w:val="0"/>
-                <w:color w:val="16A34A"/>
-                <w:sz w:val="16"/>
-              </w:rPr>
-              <w:t>—</w:t>
-            </w:r>
-          </w:p>
-        </w:tc>
-        <w:tc>
-          <w:tcPr>
-            <w:tcW w:type="dxa" w:w="1191"/>
-          </w:tcPr>
-          <w:p>
-            <w:r>
-              <w:rPr>
-                <w:b w:val="0"/>
-                <w:i w:val="0"/>
-                <w:color w:val="64748B"/>
-                <w:sz w:val="16"/>
-              </w:rPr>
-              <w:t>GT-CQ</w:t>
-            </w:r>
-          </w:p>
-        </w:tc>
-        <w:tc>
-          <w:tcPr>
-            <w:tcW w:type="dxa" w:w="4706"/>
-          </w:tcPr>
-          <w:p>
-            <w:r>
-              <w:rPr>
-                <w:b w:val="0"/>
-                <w:i w:val="0"/>
-                <w:sz w:val="17"/>
-              </w:rPr>
-              <w:t>Attention ! La dépense du ménage de MALICK DIAGNE (6000 Fcfa) au cours de 30 derniers jours de Insecticide, tortillon anti-moustique est relativement élevé.</w:t>
-            </w:r>
-          </w:p>
-        </w:tc>
-      </w:tr>
-      <w:tr>
-        <w:tc>
-          <w:tcPr>
-            <w:tcW w:type="dxa" w:w="964"/>
-          </w:tcPr>
-          <w:p>
-            <w:r>
-              <w:rPr>
-                <w:b/>
-                <w:i w:val="0"/>
-                <w:color w:val="EA580C"/>
-                <w:sz w:val="16"/>
-              </w:rPr>
-              <w:t>Moyenne</w:t>
-            </w:r>
-          </w:p>
-        </w:tc>
-        <w:tc>
-          <w:tcPr>
-            <w:tcW w:type="dxa" w:w="1247"/>
-          </w:tcPr>
-          <w:p>
-            <w:r>
-              <w:rPr>
-                <w:b/>
-                <w:i w:val="0"/>
-                <w:sz w:val="16"/>
-              </w:rPr>
-              <w:t>S09</w:t>
-              <w:br/>
-            </w:r>
-            <w:r>
-              <w:rPr>
-                <w:b w:val="0"/>
-                <w:i w:val="0"/>
-                <w:color w:val="64748B"/>
-                <w:sz w:val="14"/>
-              </w:rPr>
-              <w:t>Dépenses non alimentaires</w:t>
-            </w:r>
-          </w:p>
-        </w:tc>
-        <w:tc>
-          <w:tcPr>
-            <w:tcW w:type="dxa" w:w="1531"/>
-          </w:tcPr>
-          <w:p>
-            <w:r>
-              <w:rPr>
-                <w:b/>
-                <w:i w:val="0"/>
-                <w:color w:val="16A34A"/>
-                <w:sz w:val="16"/>
-              </w:rPr>
-              <w:t>—</w:t>
-            </w:r>
-          </w:p>
-        </w:tc>
-        <w:tc>
-          <w:tcPr>
-            <w:tcW w:type="dxa" w:w="1191"/>
-          </w:tcPr>
-          <w:p>
-            <w:r>
-              <w:rPr>
-                <w:b w:val="0"/>
-                <w:i w:val="0"/>
-                <w:color w:val="64748B"/>
-                <w:sz w:val="16"/>
-              </w:rPr>
-              <w:t>GT-CQ</w:t>
-            </w:r>
-          </w:p>
-        </w:tc>
-        <w:tc>
-          <w:tcPr>
-            <w:tcW w:type="dxa" w:w="4706"/>
-          </w:tcPr>
-          <w:p>
-            <w:r>
-              <w:rPr>
-                <w:b w:val="0"/>
-                <w:i w:val="0"/>
-                <w:sz w:val="17"/>
-              </w:rPr>
-              <w:t>Peu plausible! le montant de la dépense (50 Fcfa) pour Frais de photocopies de document  semble trop faible .</w:t>
-            </w:r>
-          </w:p>
-        </w:tc>
-      </w:tr>
-      <w:tr>
-        <w:tc>
-          <w:tcPr>
-            <w:tcW w:type="dxa" w:w="964"/>
-          </w:tcPr>
-          <w:p>
-            <w:r>
-              <w:rPr>
-                <w:b/>
-                <w:i w:val="0"/>
-                <w:color w:val="EA580C"/>
-                <w:sz w:val="16"/>
-              </w:rPr>
-              <w:t>Moyenne</w:t>
-            </w:r>
-          </w:p>
-        </w:tc>
-        <w:tc>
-          <w:tcPr>
-            <w:tcW w:type="dxa" w:w="1247"/>
-          </w:tcPr>
-          <w:p>
-            <w:r>
-              <w:rPr>
-                <w:b/>
-                <w:i w:val="0"/>
-                <w:sz w:val="16"/>
-              </w:rPr>
-              <w:t>S09</w:t>
-              <w:br/>
-            </w:r>
-            <w:r>
-              <w:rPr>
-                <w:b w:val="0"/>
-                <w:i w:val="0"/>
-                <w:color w:val="64748B"/>
-                <w:sz w:val="14"/>
-              </w:rPr>
-              <w:t>Dépenses non alimentaires</w:t>
-            </w:r>
-          </w:p>
-        </w:tc>
-        <w:tc>
-          <w:tcPr>
-            <w:tcW w:type="dxa" w:w="1531"/>
-          </w:tcPr>
-          <w:p>
-            <w:r>
-              <w:rPr>
-                <w:b/>
-                <w:i w:val="0"/>
-                <w:color w:val="16A34A"/>
-                <w:sz w:val="16"/>
-              </w:rPr>
-              <w:t>—</w:t>
-            </w:r>
-          </w:p>
-        </w:tc>
-        <w:tc>
-          <w:tcPr>
-            <w:tcW w:type="dxa" w:w="1191"/>
-          </w:tcPr>
-          <w:p>
-            <w:r>
-              <w:rPr>
-                <w:b w:val="0"/>
-                <w:i w:val="0"/>
-                <w:color w:val="64748B"/>
-                <w:sz w:val="16"/>
-              </w:rPr>
-              <w:t>GT-CQ</w:t>
-            </w:r>
-          </w:p>
-        </w:tc>
-        <w:tc>
-          <w:tcPr>
-            <w:tcW w:type="dxa" w:w="4706"/>
-          </w:tcPr>
-          <w:p>
-            <w:r>
-              <w:rPr>
-                <w:b w:val="0"/>
-                <w:i w:val="0"/>
-                <w:sz w:val="17"/>
-              </w:rPr>
-              <w:t>Veuillez, s'il vous plaît, confirmer cette information avec le QG ou la corriger.</w:t>
-            </w:r>
-          </w:p>
-        </w:tc>
-      </w:tr>
-      <w:tr>
-        <w:tc>
-          <w:tcPr>
-            <w:tcW w:type="dxa" w:w="964"/>
-          </w:tcPr>
-          <w:p>
-            <w:r>
-              <w:rPr>
-                <w:b/>
-                <w:i w:val="0"/>
-                <w:color w:val="EA580C"/>
-                <w:sz w:val="16"/>
-              </w:rPr>
-              <w:t>Moyenne</w:t>
-            </w:r>
-          </w:p>
-        </w:tc>
-        <w:tc>
-          <w:tcPr>
-            <w:tcW w:type="dxa" w:w="1247"/>
-          </w:tcPr>
-          <w:p>
-            <w:r>
-              <w:rPr>
-                <w:b/>
-                <w:i w:val="0"/>
-                <w:sz w:val="16"/>
-              </w:rPr>
-              <w:t>S09</w:t>
-              <w:br/>
-            </w:r>
-            <w:r>
-              <w:rPr>
-                <w:b w:val="0"/>
-                <w:i w:val="0"/>
-                <w:color w:val="64748B"/>
-                <w:sz w:val="14"/>
-              </w:rPr>
-              <w:t>Dépenses non alimentaires</w:t>
-            </w:r>
-          </w:p>
-        </w:tc>
-        <w:tc>
-          <w:tcPr>
-            <w:tcW w:type="dxa" w:w="1531"/>
-          </w:tcPr>
-          <w:p>
-            <w:r>
-              <w:rPr>
-                <w:b/>
-                <w:i w:val="0"/>
-                <w:color w:val="16A34A"/>
-                <w:sz w:val="16"/>
-              </w:rPr>
-              <w:t>—</w:t>
-            </w:r>
-          </w:p>
-        </w:tc>
-        <w:tc>
-          <w:tcPr>
-            <w:tcW w:type="dxa" w:w="1191"/>
-          </w:tcPr>
-          <w:p>
-            <w:r>
-              <w:rPr>
-                <w:b w:val="0"/>
-                <w:i w:val="0"/>
-                <w:color w:val="64748B"/>
-                <w:sz w:val="16"/>
-              </w:rPr>
-              <w:t>GT-CQ</w:t>
-            </w:r>
-          </w:p>
-        </w:tc>
-        <w:tc>
-          <w:tcPr>
-            <w:tcW w:type="dxa" w:w="4706"/>
-          </w:tcPr>
-          <w:p>
-            <w:r>
-              <w:rPr>
-                <w:b w:val="0"/>
-                <w:i w:val="0"/>
-                <w:sz w:val="17"/>
-              </w:rPr>
-              <w:t>Attention ! La dépense du ménage de MALICK DIAGNE (50 Fcfa) au cours de 3 derniers mois de Frais de photocopies de document est relativement élevé.</w:t>
-            </w:r>
-          </w:p>
-        </w:tc>
-      </w:tr>
-      <w:tr>
-        <w:tc>
-          <w:tcPr>
-            <w:tcW w:type="dxa" w:w="964"/>
-          </w:tcPr>
-          <w:p>
-            <w:r>
-              <w:rPr>
-                <w:b/>
-                <w:i w:val="0"/>
-                <w:color w:val="EA580C"/>
-                <w:sz w:val="16"/>
-              </w:rPr>
-              <w:t>Moyenne</w:t>
-            </w:r>
-          </w:p>
-        </w:tc>
-        <w:tc>
-          <w:tcPr>
-            <w:tcW w:type="dxa" w:w="1247"/>
-          </w:tcPr>
-          <w:p>
-            <w:r>
-              <w:rPr>
-                <w:b/>
-                <w:i w:val="0"/>
-                <w:sz w:val="16"/>
-              </w:rPr>
-              <w:t>S09</w:t>
-              <w:br/>
-            </w:r>
-            <w:r>
-              <w:rPr>
-                <w:b w:val="0"/>
-                <w:i w:val="0"/>
-                <w:color w:val="64748B"/>
-                <w:sz w:val="14"/>
-              </w:rPr>
-              <w:t>Dépenses non alimentaires</w:t>
-            </w:r>
-          </w:p>
-        </w:tc>
-        <w:tc>
-          <w:tcPr>
-            <w:tcW w:type="dxa" w:w="1531"/>
-          </w:tcPr>
-          <w:p>
-            <w:r>
-              <w:rPr>
-                <w:b/>
-                <w:i w:val="0"/>
-                <w:color w:val="16A34A"/>
-                <w:sz w:val="16"/>
-              </w:rPr>
-              <w:t>—</w:t>
-            </w:r>
-          </w:p>
-        </w:tc>
-        <w:tc>
-          <w:tcPr>
-            <w:tcW w:type="dxa" w:w="1191"/>
-          </w:tcPr>
-          <w:p>
-            <w:r>
-              <w:rPr>
-                <w:b w:val="0"/>
-                <w:i w:val="0"/>
-                <w:color w:val="64748B"/>
-                <w:sz w:val="16"/>
-              </w:rPr>
-              <w:t>GT-CQ</w:t>
-            </w:r>
-          </w:p>
-        </w:tc>
-        <w:tc>
-          <w:tcPr>
-            <w:tcW w:type="dxa" w:w="4706"/>
-          </w:tcPr>
-          <w:p>
-            <w:r>
-              <w:rPr>
-                <w:b w:val="0"/>
-                <w:i w:val="0"/>
-                <w:sz w:val="17"/>
-              </w:rPr>
-              <w:t>Prière de corriger ou de confirmer avec le QG.</w:t>
-            </w:r>
-          </w:p>
-        </w:tc>
-      </w:tr>
-      <w:tr>
-        <w:tc>
-          <w:tcPr>
-            <w:tcW w:type="dxa" w:w="964"/>
-          </w:tcPr>
-          <w:p>
-            <w:r>
-              <w:rPr>
-                <w:b/>
-                <w:i w:val="0"/>
-                <w:color w:val="EA580C"/>
-                <w:sz w:val="16"/>
-              </w:rPr>
-              <w:t>Moyenne</w:t>
-            </w:r>
-          </w:p>
-        </w:tc>
-        <w:tc>
-          <w:tcPr>
-            <w:tcW w:type="dxa" w:w="1247"/>
-          </w:tcPr>
-          <w:p>
-            <w:r>
-              <w:rPr>
-                <w:b/>
-                <w:i w:val="0"/>
-                <w:sz w:val="16"/>
-              </w:rPr>
-              <w:t>S09</w:t>
-              <w:br/>
-            </w:r>
-            <w:r>
-              <w:rPr>
-                <w:b w:val="0"/>
-                <w:i w:val="0"/>
-                <w:color w:val="64748B"/>
-                <w:sz w:val="14"/>
-              </w:rPr>
-              <w:t>Dépenses non alimentaires</w:t>
-            </w:r>
-          </w:p>
-        </w:tc>
-        <w:tc>
-          <w:tcPr>
-            <w:tcW w:type="dxa" w:w="1531"/>
-          </w:tcPr>
-          <w:p>
-            <w:r>
-              <w:rPr>
-                <w:b/>
-                <w:i w:val="0"/>
-                <w:color w:val="16A34A"/>
-                <w:sz w:val="16"/>
-              </w:rPr>
-              <w:t>—</w:t>
-            </w:r>
-          </w:p>
-        </w:tc>
-        <w:tc>
-          <w:tcPr>
-            <w:tcW w:type="dxa" w:w="1191"/>
-          </w:tcPr>
-          <w:p>
-            <w:r>
-              <w:rPr>
-                <w:b w:val="0"/>
-                <w:i w:val="0"/>
-                <w:color w:val="64748B"/>
-                <w:sz w:val="16"/>
-              </w:rPr>
-              <w:t>GT-CQ</w:t>
-            </w:r>
-          </w:p>
-        </w:tc>
-        <w:tc>
-          <w:tcPr>
-            <w:tcW w:type="dxa" w:w="4706"/>
-          </w:tcPr>
-          <w:p>
-            <w:r>
-              <w:rPr>
-                <w:b w:val="0"/>
-                <w:i w:val="0"/>
-                <w:sz w:val="17"/>
-              </w:rPr>
-              <w:t>Attention ! La dépense du ménage de MALICK DIAGNE (2800 Fcfa) au cours de 6 derniers mois de Frais de confection et de réparation de vêtements enfants est relativement élevé.</w:t>
-            </w:r>
-          </w:p>
-        </w:tc>
-      </w:tr>
-      <w:tr>
-        <w:tc>
-          <w:tcPr>
-            <w:tcW w:type="dxa" w:w="964"/>
-          </w:tcPr>
-          <w:p>
-            <w:r>
-              <w:rPr>
-                <w:b/>
-                <w:i w:val="0"/>
-                <w:color w:val="EA580C"/>
-                <w:sz w:val="16"/>
-              </w:rPr>
-              <w:t>Moyenne</w:t>
-            </w:r>
-          </w:p>
-        </w:tc>
-        <w:tc>
-          <w:tcPr>
-            <w:tcW w:type="dxa" w:w="1247"/>
-          </w:tcPr>
-          <w:p>
-            <w:r>
-              <w:rPr>
-                <w:b/>
-                <w:i w:val="0"/>
-                <w:sz w:val="16"/>
-              </w:rPr>
-              <w:t>S09</w:t>
-              <w:br/>
-            </w:r>
-            <w:r>
-              <w:rPr>
-                <w:b w:val="0"/>
-                <w:i w:val="0"/>
-                <w:color w:val="64748B"/>
-                <w:sz w:val="14"/>
-              </w:rPr>
-              <w:t>Dépenses non alimentaires</w:t>
-            </w:r>
-          </w:p>
-        </w:tc>
-        <w:tc>
-          <w:tcPr>
-            <w:tcW w:type="dxa" w:w="1531"/>
-          </w:tcPr>
-          <w:p>
-            <w:r>
-              <w:rPr>
-                <w:b/>
-                <w:i w:val="0"/>
-                <w:color w:val="16A34A"/>
-                <w:sz w:val="16"/>
-              </w:rPr>
-              <w:t>—</w:t>
-            </w:r>
-          </w:p>
-        </w:tc>
-        <w:tc>
-          <w:tcPr>
-            <w:tcW w:type="dxa" w:w="1191"/>
-          </w:tcPr>
-          <w:p>
-            <w:r>
-              <w:rPr>
-                <w:b w:val="0"/>
-                <w:i w:val="0"/>
-                <w:color w:val="64748B"/>
-                <w:sz w:val="16"/>
-              </w:rPr>
-              <w:t>GT-CQ</w:t>
-            </w:r>
-          </w:p>
-        </w:tc>
-        <w:tc>
-          <w:tcPr>
-            <w:tcW w:type="dxa" w:w="4706"/>
-          </w:tcPr>
-          <w:p>
-            <w:r>
-              <w:rPr>
-                <w:b w:val="0"/>
-                <w:i w:val="0"/>
-                <w:sz w:val="17"/>
-              </w:rPr>
-              <w:t>Prière de corriger ou de confirmer avec le QG.</w:t>
-            </w:r>
-          </w:p>
-        </w:tc>
-      </w:tr>
-      <w:tr>
-        <w:tc>
-          <w:tcPr>
-            <w:tcW w:type="dxa" w:w="964"/>
-          </w:tcPr>
-          <w:p>
-            <w:r>
-              <w:rPr>
-                <w:b/>
-                <w:i w:val="0"/>
-                <w:color w:val="EA580C"/>
-                <w:sz w:val="16"/>
-              </w:rPr>
-              <w:t>Moyenne</w:t>
-            </w:r>
-          </w:p>
-        </w:tc>
-        <w:tc>
-          <w:tcPr>
-            <w:tcW w:type="dxa" w:w="1247"/>
-          </w:tcPr>
-          <w:p>
-            <w:r>
-              <w:rPr>
-                <w:b/>
-                <w:i w:val="0"/>
-                <w:sz w:val="16"/>
-              </w:rPr>
-              <w:t>S09</w:t>
-              <w:br/>
-            </w:r>
-            <w:r>
-              <w:rPr>
-                <w:b w:val="0"/>
-                <w:i w:val="0"/>
-                <w:color w:val="64748B"/>
-                <w:sz w:val="14"/>
-              </w:rPr>
-              <w:t>Dépenses non alimentaires</w:t>
-            </w:r>
-          </w:p>
-        </w:tc>
-        <w:tc>
-          <w:tcPr>
-            <w:tcW w:type="dxa" w:w="1531"/>
-          </w:tcPr>
-          <w:p>
-            <w:r>
-              <w:rPr>
-                <w:b/>
-                <w:i w:val="0"/>
-                <w:color w:val="16A34A"/>
-                <w:sz w:val="16"/>
-              </w:rPr>
-              <w:t>—</w:t>
-            </w:r>
-          </w:p>
-        </w:tc>
-        <w:tc>
-          <w:tcPr>
-            <w:tcW w:type="dxa" w:w="1191"/>
-          </w:tcPr>
-          <w:p>
-            <w:r>
-              <w:rPr>
-                <w:b w:val="0"/>
-                <w:i w:val="0"/>
-                <w:color w:val="64748B"/>
-                <w:sz w:val="16"/>
-              </w:rPr>
-              <w:t>GT-CQ</w:t>
-            </w:r>
-          </w:p>
-        </w:tc>
-        <w:tc>
-          <w:tcPr>
-            <w:tcW w:type="dxa" w:w="4706"/>
-          </w:tcPr>
-          <w:p>
-            <w:r>
-              <w:rPr>
-                <w:b w:val="0"/>
-                <w:i w:val="0"/>
-                <w:sz w:val="17"/>
-              </w:rPr>
-              <w:t>Attention ! La dépense du ménage de MALICK DIAGNE (9000 Fcfa) au cours de 6 derniers mois de Frais de confection et de réparation de vêtements femme: robe, pantalon, jupe, ensemble, réparation, location, etc.</w:t>
-            </w:r>
-          </w:p>
-        </w:tc>
-      </w:tr>
-      <w:tr>
-        <w:tc>
-          <w:tcPr>
-            <w:tcW w:type="dxa" w:w="964"/>
-          </w:tcPr>
-          <w:p>
-            <w:r>
-              <w:rPr>
-                <w:b/>
-                <w:i w:val="0"/>
-                <w:color w:val="EA580C"/>
-                <w:sz w:val="16"/>
-              </w:rPr>
-              <w:t>Moyenne</w:t>
-            </w:r>
-          </w:p>
-        </w:tc>
-        <w:tc>
-          <w:tcPr>
-            <w:tcW w:type="dxa" w:w="1247"/>
-          </w:tcPr>
-          <w:p>
-            <w:r>
-              <w:rPr>
-                <w:b/>
-                <w:i w:val="0"/>
-                <w:sz w:val="16"/>
-              </w:rPr>
-              <w:t>S09</w:t>
-              <w:br/>
-            </w:r>
-            <w:r>
-              <w:rPr>
-                <w:b w:val="0"/>
-                <w:i w:val="0"/>
-                <w:color w:val="64748B"/>
-                <w:sz w:val="14"/>
-              </w:rPr>
-              <w:t>Dépenses non alimentaires</w:t>
-            </w:r>
-          </w:p>
-        </w:tc>
-        <w:tc>
-          <w:tcPr>
-            <w:tcW w:type="dxa" w:w="1531"/>
-          </w:tcPr>
-          <w:p>
-            <w:r>
-              <w:rPr>
-                <w:b/>
-                <w:i w:val="0"/>
-                <w:color w:val="16A34A"/>
-                <w:sz w:val="16"/>
-              </w:rPr>
-              <w:t>—</w:t>
-            </w:r>
-          </w:p>
-        </w:tc>
-        <w:tc>
-          <w:tcPr>
-            <w:tcW w:type="dxa" w:w="1191"/>
-          </w:tcPr>
-          <w:p>
-            <w:r>
-              <w:rPr>
-                <w:b w:val="0"/>
-                <w:i w:val="0"/>
-                <w:color w:val="64748B"/>
-                <w:sz w:val="16"/>
-              </w:rPr>
-              <w:t>GT-CQ</w:t>
-            </w:r>
-          </w:p>
-        </w:tc>
-        <w:tc>
-          <w:tcPr>
-            <w:tcW w:type="dxa" w:w="4706"/>
-          </w:tcPr>
-          <w:p>
-            <w:r>
-              <w:rPr>
-                <w:b w:val="0"/>
-                <w:i w:val="0"/>
-                <w:sz w:val="17"/>
-              </w:rPr>
-              <w:t>est relativement élevé.</w:t>
-            </w:r>
-          </w:p>
-        </w:tc>
-      </w:tr>
-      <w:tr>
-        <w:tc>
-          <w:tcPr>
-            <w:tcW w:type="dxa" w:w="964"/>
-          </w:tcPr>
-          <w:p>
-            <w:r>
-              <w:rPr>
-                <w:b/>
-                <w:i w:val="0"/>
-                <w:color w:val="EA580C"/>
-                <w:sz w:val="16"/>
-              </w:rPr>
-              <w:t>Moyenne</w:t>
-            </w:r>
-          </w:p>
-        </w:tc>
-        <w:tc>
-          <w:tcPr>
-            <w:tcW w:type="dxa" w:w="1247"/>
-          </w:tcPr>
-          <w:p>
-            <w:r>
-              <w:rPr>
-                <w:b/>
-                <w:i w:val="0"/>
-                <w:sz w:val="16"/>
-              </w:rPr>
-              <w:t>S09</w:t>
-              <w:br/>
-            </w:r>
-            <w:r>
-              <w:rPr>
-                <w:b w:val="0"/>
-                <w:i w:val="0"/>
-                <w:color w:val="64748B"/>
-                <w:sz w:val="14"/>
-              </w:rPr>
-              <w:t>Dépenses non alimentaires</w:t>
-            </w:r>
-          </w:p>
-        </w:tc>
-        <w:tc>
-          <w:tcPr>
-            <w:tcW w:type="dxa" w:w="1531"/>
-          </w:tcPr>
-          <w:p>
-            <w:r>
-              <w:rPr>
-                <w:b/>
-                <w:i w:val="0"/>
-                <w:color w:val="16A34A"/>
-                <w:sz w:val="16"/>
-              </w:rPr>
-              <w:t>—</w:t>
-            </w:r>
-          </w:p>
-        </w:tc>
-        <w:tc>
-          <w:tcPr>
-            <w:tcW w:type="dxa" w:w="1191"/>
-          </w:tcPr>
-          <w:p>
-            <w:r>
-              <w:rPr>
-                <w:b w:val="0"/>
-                <w:i w:val="0"/>
-                <w:color w:val="64748B"/>
-                <w:sz w:val="16"/>
-              </w:rPr>
-              <w:t>GT-CQ</w:t>
-            </w:r>
-          </w:p>
-        </w:tc>
-        <w:tc>
-          <w:tcPr>
-            <w:tcW w:type="dxa" w:w="4706"/>
-          </w:tcPr>
-          <w:p>
-            <w:r>
-              <w:rPr>
-                <w:b w:val="0"/>
-                <w:i w:val="0"/>
-                <w:sz w:val="17"/>
-              </w:rPr>
-              <w:t>Attention ! La dépense du ménage de MALICK DIAGNE (2500 Fcfa) au cours de 12 derniers mois de Autres ustensiles de ménage: seau, bouilloire, biberon, poubelle, tasses, cafétière non électrique, théière, calebasse, louche, jarre, canari, mortier, pilon, etc est relativement élevé.</w:t>
-            </w:r>
-          </w:p>
-        </w:tc>
-      </w:tr>
-      <w:tr>
-        <w:tc>
-          <w:tcPr>
-            <w:tcW w:type="dxa" w:w="964"/>
-          </w:tcPr>
-          <w:p>
-            <w:r>
-              <w:rPr>
-                <w:b/>
-                <w:i w:val="0"/>
-                <w:color w:val="EA580C"/>
-                <w:sz w:val="16"/>
-              </w:rPr>
-              <w:t>Moyenne</w:t>
-            </w:r>
-          </w:p>
-        </w:tc>
-        <w:tc>
-          <w:tcPr>
-            <w:tcW w:type="dxa" w:w="1247"/>
-          </w:tcPr>
-          <w:p>
-            <w:r>
-              <w:rPr>
-                <w:b/>
-                <w:i w:val="0"/>
-                <w:sz w:val="16"/>
-              </w:rPr>
-              <w:t>S09</w:t>
-              <w:br/>
-            </w:r>
-            <w:r>
-              <w:rPr>
-                <w:b w:val="0"/>
-                <w:i w:val="0"/>
-                <w:color w:val="64748B"/>
-                <w:sz w:val="14"/>
-              </w:rPr>
-              <w:t>Dépenses non alimentaires</w:t>
-            </w:r>
-          </w:p>
-        </w:tc>
-        <w:tc>
-          <w:tcPr>
-            <w:tcW w:type="dxa" w:w="1531"/>
-          </w:tcPr>
-          <w:p>
-            <w:r>
-              <w:rPr>
-                <w:b/>
-                <w:i w:val="0"/>
-                <w:color w:val="16A34A"/>
-                <w:sz w:val="16"/>
-              </w:rPr>
-              <w:t>—</w:t>
-            </w:r>
-          </w:p>
-        </w:tc>
-        <w:tc>
-          <w:tcPr>
-            <w:tcW w:type="dxa" w:w="1191"/>
-          </w:tcPr>
-          <w:p>
-            <w:r>
-              <w:rPr>
-                <w:b w:val="0"/>
-                <w:i w:val="0"/>
-                <w:color w:val="64748B"/>
-                <w:sz w:val="16"/>
-              </w:rPr>
-              <w:t>GT-CQ</w:t>
-            </w:r>
-          </w:p>
-        </w:tc>
-        <w:tc>
-          <w:tcPr>
-            <w:tcW w:type="dxa" w:w="4706"/>
-          </w:tcPr>
-          <w:p>
-            <w:r>
-              <w:rPr>
-                <w:b w:val="0"/>
-                <w:i w:val="0"/>
-                <w:sz w:val="17"/>
-              </w:rPr>
-              <w:t>Prière de corriger ou de confirmer avec le QG.</w:t>
-            </w:r>
-          </w:p>
-        </w:tc>
-      </w:tr>
-      <w:tr>
-        <w:tc>
-          <w:tcPr>
-            <w:tcW w:type="dxa" w:w="964"/>
-          </w:tcPr>
-          <w:p>
-            <w:r>
-              <w:rPr>
-                <w:b/>
-                <w:i w:val="0"/>
-                <w:color w:val="EA580C"/>
-                <w:sz w:val="16"/>
-              </w:rPr>
-              <w:t>Moyenne</w:t>
-            </w:r>
-          </w:p>
-        </w:tc>
-        <w:tc>
-          <w:tcPr>
-            <w:tcW w:type="dxa" w:w="1247"/>
-          </w:tcPr>
-          <w:p>
-            <w:r>
-              <w:rPr>
-                <w:b/>
-                <w:i w:val="0"/>
-                <w:sz w:val="16"/>
-              </w:rPr>
-              <w:t>S11</w:t>
-              <w:br/>
-            </w:r>
-            <w:r>
-              <w:rPr>
-                <w:b w:val="0"/>
-                <w:i w:val="0"/>
-                <w:color w:val="64748B"/>
-                <w:sz w:val="14"/>
-              </w:rPr>
-              <w:t>Logement / cadre de vie</w:t>
-            </w:r>
-          </w:p>
-        </w:tc>
-        <w:tc>
-          <w:tcPr>
-            <w:tcW w:type="dxa" w:w="1531"/>
-          </w:tcPr>
-          <w:p>
-            <w:r>
-              <w:rPr>
-                <w:b/>
-                <w:i w:val="0"/>
-                <w:color w:val="16A34A"/>
-                <w:sz w:val="16"/>
-              </w:rPr>
-              <w:t>s00q11, s01q03b, s01q04b, s02q01__1, s02q02__1, s02q03__1, s02q04, s02q15</w:t>
-            </w:r>
-          </w:p>
-        </w:tc>
-        <w:tc>
-          <w:tcPr>
-            <w:tcW w:type="dxa" w:w="1191"/>
-          </w:tcPr>
-          <w:p>
-            <w:r>
-              <w:rPr>
-                <w:b w:val="0"/>
-                <w:i w:val="0"/>
-                <w:color w:val="64748B"/>
-                <w:sz w:val="16"/>
-              </w:rPr>
-              <w:t>GT-CQ</w:t>
-            </w:r>
-          </w:p>
-        </w:tc>
-        <w:tc>
-          <w:tcPr>
-            <w:tcW w:type="dxa" w:w="4706"/>
-          </w:tcPr>
-          <w:p>
-            <w:r>
-              <w:rPr>
-                <w:b w:val="0"/>
-                <w:i w:val="0"/>
-                <w:sz w:val="17"/>
-              </w:rPr>
-              <w:t>Le montant (200000 FCFA) du loyer mensuel payé pour un logement comme le votre (Case) dans ce village/quartier est trop élevé, Veuillez s'il vous plaît corriger cette information.</w:t>
-            </w:r>
-          </w:p>
-        </w:tc>
-      </w:tr>
-      <w:tr>
-        <w:tc>
-          <w:tcPr>
-            <w:tcW w:type="dxa" w:w="964"/>
-          </w:tcPr>
-          <w:p>
-            <w:r>
-              <w:rPr>
-                <w:b/>
-                <w:i w:val="0"/>
-                <w:color w:val="EA580C"/>
-                <w:sz w:val="16"/>
-              </w:rPr>
-              <w:t>Moyenne</w:t>
-            </w:r>
-          </w:p>
-        </w:tc>
-        <w:tc>
-          <w:tcPr>
-            <w:tcW w:type="dxa" w:w="1247"/>
-          </w:tcPr>
-          <w:p>
-            <w:r>
-              <w:rPr>
-                <w:b/>
-                <w:i w:val="0"/>
-                <w:sz w:val="16"/>
-              </w:rPr>
-              <w:t>S12</w:t>
-              <w:br/>
-            </w:r>
-            <w:r>
-              <w:rPr>
-                <w:b w:val="0"/>
-                <w:i w:val="0"/>
-                <w:color w:val="64748B"/>
-                <w:sz w:val="14"/>
-              </w:rPr>
-              <w:t>Avoirs / biens durables</w:t>
-            </w:r>
-          </w:p>
-        </w:tc>
-        <w:tc>
-          <w:tcPr>
-            <w:tcW w:type="dxa" w:w="1531"/>
-          </w:tcPr>
-          <w:p>
-            <w:r>
-              <w:rPr>
-                <w:b/>
-                <w:i w:val="0"/>
-                <w:color w:val="16A34A"/>
-                <w:sz w:val="16"/>
-              </w:rPr>
-              <w:t>—</w:t>
-            </w:r>
-          </w:p>
-        </w:tc>
-        <w:tc>
-          <w:tcPr>
-            <w:tcW w:type="dxa" w:w="1191"/>
-          </w:tcPr>
-          <w:p>
-            <w:r>
-              <w:rPr>
-                <w:b w:val="0"/>
-                <w:i w:val="0"/>
-                <w:color w:val="64748B"/>
-                <w:sz w:val="16"/>
-              </w:rPr>
-              <w:t>GT-CQ</w:t>
-            </w:r>
-          </w:p>
-        </w:tc>
-        <w:tc>
-          <w:tcPr>
-            <w:tcW w:type="dxa" w:w="4706"/>
-          </w:tcPr>
-          <w:p>
-            <w:r>
-              <w:rPr>
-                <w:b w:val="0"/>
-                <w:i w:val="0"/>
-                <w:sz w:val="17"/>
-              </w:rPr>
               <w:t>Prière de vérifier ou confirmer avec l'enquêté et mettre les bonnes valeurs après verification, s'il le faut.</w:t>
-            </w:r>
-          </w:p>
-        </w:tc>
-      </w:tr>
-      <w:tr>
-        <w:tc>
-          <w:tcPr>
-            <w:tcW w:type="dxa" w:w="964"/>
-          </w:tcPr>
-          <w:p>
-            <w:r>
-              <w:rPr>
-                <w:b/>
-                <w:i w:val="0"/>
-                <w:color w:val="EA580C"/>
-                <w:sz w:val="16"/>
-              </w:rPr>
-              <w:t>Moyenne</w:t>
-            </w:r>
-          </w:p>
-        </w:tc>
-        <w:tc>
-          <w:tcPr>
-            <w:tcW w:type="dxa" w:w="1247"/>
-          </w:tcPr>
-          <w:p>
-            <w:r>
-              <w:rPr>
-                <w:b/>
-                <w:i w:val="0"/>
-                <w:sz w:val="16"/>
-              </w:rPr>
-              <w:t>S13</w:t>
-              <w:br/>
-            </w:r>
-            <w:r>
-              <w:rPr>
-                <w:b w:val="0"/>
-                <w:i w:val="0"/>
-                <w:color w:val="64748B"/>
-                <w:sz w:val="14"/>
-              </w:rPr>
-              <w:t>Transferts</w:t>
-            </w:r>
-          </w:p>
-        </w:tc>
-        <w:tc>
-          <w:tcPr>
-            <w:tcW w:type="dxa" w:w="1531"/>
-          </w:tcPr>
-          <w:p>
-            <w:r>
-              <w:rPr>
-                <w:b/>
-                <w:i w:val="0"/>
-                <w:color w:val="16A34A"/>
-                <w:sz w:val="16"/>
-              </w:rPr>
-              <w:t>s00q07a, s00q08, s00q10, s00q13_0, s00q15_0, s00q17_0, s00q23a, s00q23b</w:t>
-            </w:r>
-          </w:p>
-        </w:tc>
-        <w:tc>
-          <w:tcPr>
-            <w:tcW w:type="dxa" w:w="1191"/>
-          </w:tcPr>
-          <w:p>
-            <w:r>
-              <w:rPr>
-                <w:b w:val="0"/>
-                <w:i w:val="0"/>
-                <w:color w:val="64748B"/>
-                <w:sz w:val="16"/>
-              </w:rPr>
-              <w:t>GT-CQ</w:t>
-            </w:r>
-          </w:p>
-        </w:tc>
-        <w:tc>
-          <w:tcPr>
-            <w:tcW w:type="dxa" w:w="4706"/>
-          </w:tcPr>
-          <w:p>
-            <w:r>
-              <w:rPr>
-                <w:b w:val="0"/>
-                <w:i w:val="0"/>
-                <w:sz w:val="17"/>
-              </w:rPr>
-              <w:t>L'enquêteur prière de fournir d'effort pour avoir le niveau d'étude et l'âge de celui qui a envoyé/donné de l'argent dans la section 13a (Transfert reçu).</w:t>
             </w:r>
           </w:p>
         </w:tc>
